--- a/pesaje/analytica/Report/PrintLoteGuiaRecepcion.docx
+++ b/pesaje/analytica/Report/PrintLoteGuiaRecepcion.docx
@@ -310,18 +310,6 @@
                     <w:lang w:val="it-IT"/>
                   </w:rPr>
                   <w:fldChar w:fldCharType="separate"/>
-                </w:r>
-                <w:r>
-                  <w:rPr>
-                    <w:rFonts w:ascii="Arial" w:hAnsi="Arial" w:cs="Arial"/>
-                    <w:b/>
-                    <w:bCs/>
-                    <w:noProof/>
-                    <w:sz w:val="14"/>
-                    <w:szCs w:val="14"/>
-                    <w:lang w:val="it-IT"/>
-                  </w:rPr>
-                  <w:t>«razon_social_empresa»</w:t>
                 </w:r>
                 <w:r>
                   <w:rPr>
@@ -3831,7 +3819,6 @@
     <w:sig w:usb0="00000287" w:usb1="00000000" w:usb2="00000000" w:usb3="00000000" w:csb0="0000009F" w:csb1="00000000"/>
   </w:font>
   <w:font w:name="MS Mincho">
-    <w:altName w:val="ＭＳ 明朝"/>
     <w:panose1 w:val="02020609040205080304"/>
     <w:charset w:val="80"/>
     <w:family w:val="modern"/>
@@ -3893,7 +3880,6 @@
     <w:sig w:usb0="20000287" w:usb1="00000003" w:usb2="00000000" w:usb3="00000000" w:csb0="0000019F" w:csb1="00000000"/>
   </w:font>
   <w:font w:name="DengXian">
-    <w:altName w:val="等线"/>
     <w:panose1 w:val="02010600030101010101"/>
     <w:charset w:val="86"/>
     <w:family w:val="auto"/>
@@ -3951,6 +3937,7 @@
     <w:rsid w:val="002A782B"/>
     <w:rsid w:val="003542C1"/>
     <w:rsid w:val="00366529"/>
+    <w:rsid w:val="003B0DB5"/>
     <w:rsid w:val="003C2481"/>
     <w:rsid w:val="003D1706"/>
     <w:rsid w:val="003F52EF"/>
@@ -3962,6 +3949,7 @@
     <w:rsid w:val="005E2BC5"/>
     <w:rsid w:val="0065207D"/>
     <w:rsid w:val="00652BF8"/>
+    <w:rsid w:val="00656548"/>
     <w:rsid w:val="00684299"/>
     <w:rsid w:val="00694628"/>
     <w:rsid w:val="006B3E0C"/>
@@ -4765,6 +4753,23 @@
 </file>
 
 <file path=customXml/item2.xml><?xml version="1.0" encoding="utf-8"?>
+<?mso-contentType ?>
+<FormTemplates xmlns="http://schemas.microsoft.com/sharepoint/v3/contenttype/forms">
+  <Display>DocumentLibraryForm</Display>
+  <Edit>DocumentLibraryForm</Edit>
+  <New>DocumentLibraryForm</New>
+</FormTemplates>
+</file>
+
+<file path=customXml/item3.xml><?xml version="1.0" encoding="utf-8"?>
+<p:properties xmlns:p="http://schemas.microsoft.com/office/2006/metadata/properties" xmlns:xsi="http://www.w3.org/2001/XMLSchema-instance" xmlns:pc="http://schemas.microsoft.com/office/infopath/2007/PartnerControls">
+  <documentManagement>
+    <MediaServiceKeyPoints xmlns="71af3243-3dd4-4a8d-8c0d-dd76da1f02a5" xsi:nil="true"/>
+  </documentManagement>
+</p:properties>
+</file>
+
+<file path=customXml/item4.xml><?xml version="1.0" encoding="utf-8"?>
 <ct:contentTypeSchema xmlns:ct="http://schemas.microsoft.com/office/2006/metadata/contentType" xmlns:ma="http://schemas.microsoft.com/office/2006/metadata/properties/metaAttributes" ct:_="" ma:_="" ma:contentTypeName="Document" ma:contentTypeID="0x01010079F111ED35F8CC479449609E8A0923A6" ma:contentTypeVersion="11" ma:contentTypeDescription="Create a new document." ma:contentTypeScope="" ma:versionID="1c2eb7a32e66fb6e4260f3771546a5e2">
   <xsd:schema xmlns:xsd="http://www.w3.org/2001/XMLSchema" xmlns:xs="http://www.w3.org/2001/XMLSchema" xmlns:p="http://schemas.microsoft.com/office/2006/metadata/properties" xmlns:ns2="71af3243-3dd4-4a8d-8c0d-dd76da1f02a5" xmlns:ns3="16c05727-aa75-4e4a-9b5f-8a80a1165891" targetNamespace="http://schemas.microsoft.com/office/2006/metadata/properties" ma:root="true" ma:fieldsID="04e1f6479c48b08974ba73b5ca973489" ns2:_="" ns3:_="">
     <xsd:import namespace="71af3243-3dd4-4a8d-8c0d-dd76da1f02a5"/>
@@ -4975,23 +4980,6 @@
 </ct:contentTypeSchema>
 </file>
 
-<file path=customXml/item3.xml><?xml version="1.0" encoding="utf-8"?>
-<p:properties xmlns:p="http://schemas.microsoft.com/office/2006/metadata/properties" xmlns:xsi="http://www.w3.org/2001/XMLSchema-instance" xmlns:pc="http://schemas.microsoft.com/office/infopath/2007/PartnerControls">
-  <documentManagement>
-    <MediaServiceKeyPoints xmlns="71af3243-3dd4-4a8d-8c0d-dd76da1f02a5" xsi:nil="true"/>
-  </documentManagement>
-</p:properties>
-</file>
-
-<file path=customXml/item4.xml><?xml version="1.0" encoding="utf-8"?>
-<?mso-contentType ?>
-<FormTemplates xmlns="http://schemas.microsoft.com/sharepoint/v3/contenttype/forms">
-  <Display>DocumentLibraryForm</Display>
-  <Edit>DocumentLibraryForm</Edit>
-  <New>DocumentLibraryForm</New>
-</FormTemplates>
-</file>
-
 <file path=customXml/itemProps1.xml><?xml version="1.0" encoding="utf-8"?>
 <ds:datastoreItem xmlns:ds="http://schemas.openxmlformats.org/officeDocument/2006/customXml" ds:itemID="{15FB23E4-45D6-411F-89ED-62A8EB1B1927}">
   <ds:schemaRefs>
@@ -5001,6 +4989,24 @@
 </file>
 
 <file path=customXml/itemProps2.xml><?xml version="1.0" encoding="utf-8"?>
+<ds:datastoreItem xmlns:ds="http://schemas.openxmlformats.org/officeDocument/2006/customXml" ds:itemID="{BEA6D05B-AD60-405F-B8DB-FC61ABCDF8E2}">
+  <ds:schemaRefs>
+    <ds:schemaRef ds:uri="http://schemas.microsoft.com/sharepoint/v3/contenttype/forms"/>
+  </ds:schemaRefs>
+</ds:datastoreItem>
+</file>
+
+<file path=customXml/itemProps3.xml><?xml version="1.0" encoding="utf-8"?>
+<ds:datastoreItem xmlns:ds="http://schemas.openxmlformats.org/officeDocument/2006/customXml" ds:itemID="{B550BB7C-2FBC-4612-9ECE-2EA076035D14}">
+  <ds:schemaRefs>
+    <ds:schemaRef ds:uri="http://schemas.microsoft.com/office/2006/metadata/properties"/>
+    <ds:schemaRef ds:uri="http://schemas.microsoft.com/office/infopath/2007/PartnerControls"/>
+    <ds:schemaRef ds:uri="71af3243-3dd4-4a8d-8c0d-dd76da1f02a5"/>
+  </ds:schemaRefs>
+</ds:datastoreItem>
+</file>
+
+<file path=customXml/itemProps4.xml><?xml version="1.0" encoding="utf-8"?>
 <ds:datastoreItem xmlns:ds="http://schemas.openxmlformats.org/officeDocument/2006/customXml" ds:itemID="{23573660-FE3A-4463-827C-CAE2430F8500}">
   <ds:schemaRefs>
     <ds:schemaRef ds:uri="http://schemas.microsoft.com/office/2006/metadata/contentType"/>
@@ -5017,22 +5023,4 @@
     <ds:schemaRef ds:uri="http://schemas.microsoft.com/internal/obd"/>
   </ds:schemaRefs>
 </ds:datastoreItem>
-</file>
-
-<file path=customXml/itemProps3.xml><?xml version="1.0" encoding="utf-8"?>
-<ds:datastoreItem xmlns:ds="http://schemas.openxmlformats.org/officeDocument/2006/customXml" ds:itemID="{B550BB7C-2FBC-4612-9ECE-2EA076035D14}">
-  <ds:schemaRefs>
-    <ds:schemaRef ds:uri="http://schemas.microsoft.com/office/2006/metadata/properties"/>
-    <ds:schemaRef ds:uri="http://schemas.microsoft.com/office/infopath/2007/PartnerControls"/>
-    <ds:schemaRef ds:uri="71af3243-3dd4-4a8d-8c0d-dd76da1f02a5"/>
-  </ds:schemaRefs>
-</ds:datastoreItem>
-</file>
-
-<file path=customXml/itemProps4.xml><?xml version="1.0" encoding="utf-8"?>
-<ds:datastoreItem xmlns:ds="http://schemas.openxmlformats.org/officeDocument/2006/customXml" ds:itemID="{BEA6D05B-AD60-405F-B8DB-FC61ABCDF8E2}">
-  <ds:schemaRefs>
-    <ds:schemaRef ds:uri="http://schemas.microsoft.com/sharepoint/v3/contenttype/forms"/>
-  </ds:schemaRefs>
-</ds:datastoreItem>
 </file>
--- a/pesaje/analytica/Report/PrintLoteGuiaRecepcion.docx
+++ b/pesaje/analytica/Report/PrintLoteGuiaRecepcion.docx
@@ -39,15 +39,15 @@
               <mc:AlternateContent>
                 <mc:Choice Requires="wps">
                   <w:drawing>
-                    <wp:anchor distT="0" distB="0" distL="114300" distR="114300" simplePos="0" relativeHeight="251669504" behindDoc="0" locked="0" layoutInCell="1" allowOverlap="1" wp14:anchorId="522B1D2F" wp14:editId="4DAA7482">
+                    <wp:anchor distT="0" distB="0" distL="114300" distR="114300" simplePos="0" relativeHeight="251669504" behindDoc="0" locked="0" layoutInCell="1" allowOverlap="1" wp14:anchorId="522B1D2F" wp14:editId="49185D33">
                       <wp:simplePos x="0" y="0"/>
                       <wp:positionH relativeFrom="margin">
-                        <wp:posOffset>49624</wp:posOffset>
+                        <wp:posOffset>50800</wp:posOffset>
                       </wp:positionH>
                       <wp:positionV relativeFrom="paragraph">
-                        <wp:posOffset>21788</wp:posOffset>
+                        <wp:posOffset>24765</wp:posOffset>
                       </wp:positionV>
-                      <wp:extent cx="1903521" cy="771910"/>
+                      <wp:extent cx="1903521" cy="906780"/>
                       <wp:effectExtent l="0" t="0" r="0" b="0"/>
                       <wp:wrapNone/>
                       <wp:docPr id="1154350600" name="Rectángulo: esquinas redondeadas 1154350600"/>
@@ -63,7 +63,7 @@
                             <wps:spPr bwMode="auto">
                               <a:xfrm>
                                 <a:off x="0" y="0"/>
-                                <a:ext cx="1903521" cy="771910"/>
+                                <a:ext cx="1903521" cy="906780"/>
                               </a:xfrm>
                               <a:prstGeom prst="roundRect">
                                 <a:avLst>
@@ -145,7 +145,7 @@
                 </mc:Choice>
                 <mc:Fallback>
                   <w:pict>
-                    <v:roundrect w14:anchorId="522B1D2F" id="Rectángulo: esquinas redondeadas 1154350600" o:spid="_x0000_s1026" style="position:absolute;margin-left:3.9pt;margin-top:1.7pt;width:149.9pt;height:60.8pt;z-index:251669504;visibility:visible;mso-wrap-style:square;mso-width-percent:0;mso-height-percent:0;mso-wrap-distance-left:9pt;mso-wrap-distance-top:0;mso-wrap-distance-right:9pt;mso-wrap-distance-bottom:0;mso-position-horizontal:absolute;mso-position-horizontal-relative:margin;mso-position-vertical:absolute;mso-position-vertical-relative:text;mso-width-percent:0;mso-height-percent:0;mso-width-relative:margin;mso-height-relative:margin;v-text-anchor:top" arcsize="10923f" o:gfxdata="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" filled="f" stroked="f">
+                    <v:roundrect w14:anchorId="522B1D2F" id="Rectángulo: esquinas redondeadas 1154350600" o:spid="_x0000_s1026" style="position:absolute;margin-left:4pt;margin-top:1.95pt;width:149.9pt;height:71.4pt;z-index:251669504;visibility:visible;mso-wrap-style:square;mso-width-percent:0;mso-height-percent:0;mso-wrap-distance-left:9pt;mso-wrap-distance-top:0;mso-wrap-distance-right:9pt;mso-wrap-distance-bottom:0;mso-position-horizontal:absolute;mso-position-horizontal-relative:margin;mso-position-vertical:absolute;mso-position-vertical-relative:text;mso-width-percent:0;mso-height-percent:0;mso-width-relative:margin;mso-height-relative:margin;v-text-anchor:top" arcsize="10923f" o:gfxdata="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" filled="f" stroked="f">
                       <v:stroke joinstyle="miter"/>
                       <v:textbox>
                         <w:txbxContent>
@@ -3946,6 +3946,7 @@
     <w:rsid w:val="00531EA1"/>
     <w:rsid w:val="005613DE"/>
     <w:rsid w:val="005D2175"/>
+    <w:rsid w:val="005D4DCC"/>
     <w:rsid w:val="005E2BC5"/>
     <w:rsid w:val="0065207D"/>
     <w:rsid w:val="00652BF8"/>
@@ -3958,6 +3959,7 @@
     <w:rsid w:val="007E1635"/>
     <w:rsid w:val="007E5123"/>
     <w:rsid w:val="0086542D"/>
+    <w:rsid w:val="0087048C"/>
     <w:rsid w:val="008D65D8"/>
     <w:rsid w:val="009126E4"/>
     <w:rsid w:val="009626AB"/>
@@ -4749,27 +4751,6 @@
 </file>
 
 <file path=customXml/item1.xml><?xml version="1.0" encoding="utf-8"?>
-<b:Sources xmlns:b="http://schemas.openxmlformats.org/officeDocument/2006/bibliography" xmlns="http://schemas.openxmlformats.org/officeDocument/2006/bibliography" SelectedStyle="\APASixthEditionOfficeOnline.xsl" StyleName="APA" Version="6"/>
-</file>
-
-<file path=customXml/item2.xml><?xml version="1.0" encoding="utf-8"?>
-<?mso-contentType ?>
-<FormTemplates xmlns="http://schemas.microsoft.com/sharepoint/v3/contenttype/forms">
-  <Display>DocumentLibraryForm</Display>
-  <Edit>DocumentLibraryForm</Edit>
-  <New>DocumentLibraryForm</New>
-</FormTemplates>
-</file>
-
-<file path=customXml/item3.xml><?xml version="1.0" encoding="utf-8"?>
-<p:properties xmlns:p="http://schemas.microsoft.com/office/2006/metadata/properties" xmlns:xsi="http://www.w3.org/2001/XMLSchema-instance" xmlns:pc="http://schemas.microsoft.com/office/infopath/2007/PartnerControls">
-  <documentManagement>
-    <MediaServiceKeyPoints xmlns="71af3243-3dd4-4a8d-8c0d-dd76da1f02a5" xsi:nil="true"/>
-  </documentManagement>
-</p:properties>
-</file>
-
-<file path=customXml/item4.xml><?xml version="1.0" encoding="utf-8"?>
 <ct:contentTypeSchema xmlns:ct="http://schemas.microsoft.com/office/2006/metadata/contentType" xmlns:ma="http://schemas.microsoft.com/office/2006/metadata/properties/metaAttributes" ct:_="" ma:_="" ma:contentTypeName="Document" ma:contentTypeID="0x01010079F111ED35F8CC479449609E8A0923A6" ma:contentTypeVersion="11" ma:contentTypeDescription="Create a new document." ma:contentTypeScope="" ma:versionID="1c2eb7a32e66fb6e4260f3771546a5e2">
   <xsd:schema xmlns:xsd="http://www.w3.org/2001/XMLSchema" xmlns:xs="http://www.w3.org/2001/XMLSchema" xmlns:p="http://schemas.microsoft.com/office/2006/metadata/properties" xmlns:ns2="71af3243-3dd4-4a8d-8c0d-dd76da1f02a5" xmlns:ns3="16c05727-aa75-4e4a-9b5f-8a80a1165891" targetNamespace="http://schemas.microsoft.com/office/2006/metadata/properties" ma:root="true" ma:fieldsID="04e1f6479c48b08974ba73b5ca973489" ns2:_="" ns3:_="">
     <xsd:import namespace="71af3243-3dd4-4a8d-8c0d-dd76da1f02a5"/>
@@ -4980,33 +4961,28 @@
 </ct:contentTypeSchema>
 </file>
 
-<file path=customXml/itemProps1.xml><?xml version="1.0" encoding="utf-8"?>
-<ds:datastoreItem xmlns:ds="http://schemas.openxmlformats.org/officeDocument/2006/customXml" ds:itemID="{15FB23E4-45D6-411F-89ED-62A8EB1B1927}">
-  <ds:schemaRefs>
-    <ds:schemaRef ds:uri="http://schemas.openxmlformats.org/officeDocument/2006/bibliography"/>
-  </ds:schemaRefs>
-</ds:datastoreItem>
+<file path=customXml/item2.xml><?xml version="1.0" encoding="utf-8"?>
+<p:properties xmlns:p="http://schemas.microsoft.com/office/2006/metadata/properties" xmlns:xsi="http://www.w3.org/2001/XMLSchema-instance" xmlns:pc="http://schemas.microsoft.com/office/infopath/2007/PartnerControls">
+  <documentManagement>
+    <MediaServiceKeyPoints xmlns="71af3243-3dd4-4a8d-8c0d-dd76da1f02a5" xsi:nil="true"/>
+  </documentManagement>
+</p:properties>
 </file>
 
-<file path=customXml/itemProps2.xml><?xml version="1.0" encoding="utf-8"?>
-<ds:datastoreItem xmlns:ds="http://schemas.openxmlformats.org/officeDocument/2006/customXml" ds:itemID="{BEA6D05B-AD60-405F-B8DB-FC61ABCDF8E2}">
-  <ds:schemaRefs>
-    <ds:schemaRef ds:uri="http://schemas.microsoft.com/sharepoint/v3/contenttype/forms"/>
-  </ds:schemaRefs>
-</ds:datastoreItem>
+<file path=customXml/item3.xml><?xml version="1.0" encoding="utf-8"?>
+<?mso-contentType ?>
+<FormTemplates xmlns="http://schemas.microsoft.com/sharepoint/v3/contenttype/forms">
+  <Display>DocumentLibraryForm</Display>
+  <Edit>DocumentLibraryForm</Edit>
+  <New>DocumentLibraryForm</New>
+</FormTemplates>
 </file>
 
-<file path=customXml/itemProps3.xml><?xml version="1.0" encoding="utf-8"?>
-<ds:datastoreItem xmlns:ds="http://schemas.openxmlformats.org/officeDocument/2006/customXml" ds:itemID="{B550BB7C-2FBC-4612-9ECE-2EA076035D14}">
-  <ds:schemaRefs>
-    <ds:schemaRef ds:uri="http://schemas.microsoft.com/office/2006/metadata/properties"/>
-    <ds:schemaRef ds:uri="http://schemas.microsoft.com/office/infopath/2007/PartnerControls"/>
-    <ds:schemaRef ds:uri="71af3243-3dd4-4a8d-8c0d-dd76da1f02a5"/>
-  </ds:schemaRefs>
-</ds:datastoreItem>
+<file path=customXml/item4.xml><?xml version="1.0" encoding="utf-8"?>
+<b:Sources xmlns:b="http://schemas.openxmlformats.org/officeDocument/2006/bibliography" xmlns="http://schemas.openxmlformats.org/officeDocument/2006/bibliography" SelectedStyle="\APASixthEditionOfficeOnline.xsl" StyleName="APA" Version="6"/>
 </file>
 
-<file path=customXml/itemProps4.xml><?xml version="1.0" encoding="utf-8"?>
+<file path=customXml/itemProps1.xml><?xml version="1.0" encoding="utf-8"?>
 <ds:datastoreItem xmlns:ds="http://schemas.openxmlformats.org/officeDocument/2006/customXml" ds:itemID="{23573660-FE3A-4463-827C-CAE2430F8500}">
   <ds:schemaRefs>
     <ds:schemaRef ds:uri="http://schemas.microsoft.com/office/2006/metadata/contentType"/>
@@ -5023,4 +4999,30 @@
     <ds:schemaRef ds:uri="http://schemas.microsoft.com/internal/obd"/>
   </ds:schemaRefs>
 </ds:datastoreItem>
+</file>
+
+<file path=customXml/itemProps2.xml><?xml version="1.0" encoding="utf-8"?>
+<ds:datastoreItem xmlns:ds="http://schemas.openxmlformats.org/officeDocument/2006/customXml" ds:itemID="{B550BB7C-2FBC-4612-9ECE-2EA076035D14}">
+  <ds:schemaRefs>
+    <ds:schemaRef ds:uri="http://schemas.microsoft.com/office/2006/metadata/properties"/>
+    <ds:schemaRef ds:uri="http://schemas.microsoft.com/office/infopath/2007/PartnerControls"/>
+    <ds:schemaRef ds:uri="71af3243-3dd4-4a8d-8c0d-dd76da1f02a5"/>
+  </ds:schemaRefs>
+</ds:datastoreItem>
+</file>
+
+<file path=customXml/itemProps3.xml><?xml version="1.0" encoding="utf-8"?>
+<ds:datastoreItem xmlns:ds="http://schemas.openxmlformats.org/officeDocument/2006/customXml" ds:itemID="{BEA6D05B-AD60-405F-B8DB-FC61ABCDF8E2}">
+  <ds:schemaRefs>
+    <ds:schemaRef ds:uri="http://schemas.microsoft.com/sharepoint/v3/contenttype/forms"/>
+  </ds:schemaRefs>
+</ds:datastoreItem>
+</file>
+
+<file path=customXml/itemProps4.xml><?xml version="1.0" encoding="utf-8"?>
+<ds:datastoreItem xmlns:ds="http://schemas.openxmlformats.org/officeDocument/2006/customXml" ds:itemID="{15FB23E4-45D6-411F-89ED-62A8EB1B1927}">
+  <ds:schemaRefs>
+    <ds:schemaRef ds:uri="http://schemas.openxmlformats.org/officeDocument/2006/bibliography"/>
+  </ds:schemaRefs>
+</ds:datastoreItem>
 </file>
--- a/pesaje/analytica/Report/PrintLoteGuiaRecepcion.docx
+++ b/pesaje/analytica/Report/PrintLoteGuiaRecepcion.docx
@@ -1,11 +1,19 @@
 
 <file path=word/document.xml><?xml version="1.0" encoding="utf-8"?>
-<w:document xmlns:wpc="http://schemas.microsoft.com/office/word/2010/wordprocessingCanvas" xmlns:cx="http://schemas.microsoft.com/office/drawing/2014/chartex" xmlns:cx1="http://schemas.microsoft.com/office/drawing/2015/9/8/chartex" xmlns:cx2="http://schemas.microsoft.com/office/drawing/2015/10/21/chartex" xmlns:cx3="http://schemas.microsoft.com/office/drawing/2016/5/9/chartex" xmlns:cx4="http://schemas.microsoft.com/office/drawing/2016/5/10/chartex" xmlns:cx5="http://schemas.microsoft.com/office/drawing/2016/5/11/chartex" xmlns:cx6="http://schemas.microsoft.com/office/drawing/2016/5/12/chartex" xmlns:cx7="http://schemas.microsoft.com/office/drawing/2016/5/13/chartex" xmlns:cx8="http://schemas.microsoft.com/office/drawing/2016/5/14/chartex" xmlns:mc="http://schemas.openxmlformats.org/markup-compatibility/2006" xmlns:aink="http://schemas.microsoft.com/office/drawing/2016/ink" xmlns:am3d="http://schemas.microsoft.com/office/drawing/2017/model3d" xmlns:o="urn:schemas-microsoft-com:office:office" xmlns:oel="http://schemas.microsoft.com/office/2019/extlst" xmlns:r="http://schemas.openxmlformats.org/officeDocument/2006/relationships" xmlns:m="http://schemas.openxmlformats.org/officeDocument/2006/math" xmlns:v="urn:schemas-microsoft-com:vml" xmlns:wp14="http://schemas.microsoft.com/office/word/2010/wordprocessingDrawing" xmlns:wp="http://schemas.openxmlformats.org/drawingml/2006/wordprocessingDrawing" xmlns:w10="urn:schemas-microsoft-com:office:word" xmlns:w="http://schemas.openxmlformats.org/wordprocessingml/2006/main" xmlns:w14="http://schemas.microsoft.com/office/word/2010/wordml" xmlns:w15="http://schemas.microsoft.com/office/word/2012/wordml" xmlns:w16cex="http://schemas.microsoft.com/office/word/2018/wordml/cex" xmlns:w16cid="http://schemas.microsoft.com/office/word/2016/wordml/cid" xmlns:w16="http://schemas.microsoft.com/office/word/2018/wordml" xmlns:w16du="http://schemas.microsoft.com/office/word/2023/wordml/word16du" xmlns:w16sdtdh="http://schemas.microsoft.com/office/word/2020/wordml/sdtdatahash" xmlns:w16sdtfl="http://schemas.microsoft.com/office/word/2024/wordml/sdtformatlock" xmlns:w16se="http://schemas.microsoft.com/office/word/2015/wordml/symex" xmlns:wpg="http://schemas.microsoft.com/office/word/2010/wordprocessingGroup" xmlns:wpi="http://schemas.microsoft.com/office/word/2010/wordprocessingInk" xmlns:wne="http://schemas.microsoft.com/office/word/2006/wordml" xmlns:wps="http://schemas.microsoft.com/office/word/2010/wordprocessingShape" mc:Ignorable="w14 w15 w16se w16cid w16 w16cex w16sdtdh w16sdtfl w16du wp14">
+<w:document xmlns:wpc="http://schemas.microsoft.com/office/word/2010/wordprocessingCanvas" xmlns:cx="http://schemas.microsoft.com/office/drawing/2014/chartex" xmlns:cx1="http://schemas.microsoft.com/office/drawing/2015/9/8/chartex" xmlns:cx2="http://schemas.microsoft.com/office/drawing/2015/10/21/chartex" xmlns:cx3="http://schemas.microsoft.com/office/drawing/2016/5/9/chartex" xmlns:cx4="http://schemas.microsoft.com/office/drawing/2016/5/10/chartex" xmlns:cx5="http://schemas.microsoft.com/office/drawing/2016/5/11/chartex" xmlns:cx6="http://schemas.microsoft.com/office/drawing/2016/5/12/chartex" xmlns:cx7="http://schemas.microsoft.com/office/drawing/2016/5/13/chartex" xmlns:cx8="http://schemas.microsoft.com/office/drawing/2016/5/14/chartex" xmlns:mc="http://schemas.openxmlformats.org/markup-compatibility/2006" xmlns:aink="http://schemas.microsoft.com/office/drawing/2016/ink" xmlns:am3d="http://schemas.microsoft.com/office/drawing/2017/model3d" xmlns:o="urn:schemas-microsoft-com:office:office" xmlns:r="http://schemas.openxmlformats.org/officeDocument/2006/relationships" xmlns:m="http://schemas.openxmlformats.org/officeDocument/2006/math" xmlns:v="urn:schemas-microsoft-com:vml" xmlns:wp14="http://schemas.microsoft.com/office/word/2010/wordprocessingDrawing" xmlns:wp="http://schemas.openxmlformats.org/drawingml/2006/wordprocessingDrawing" xmlns:w10="urn:schemas-microsoft-com:office:word" xmlns:w="http://schemas.openxmlformats.org/wordprocessingml/2006/main" xmlns:w14="http://schemas.microsoft.com/office/word/2010/wordml" xmlns:w15="http://schemas.microsoft.com/office/word/2012/wordml" xmlns:w16cex="http://schemas.microsoft.com/office/word/2018/wordml/cex" xmlns:w16cid="http://schemas.microsoft.com/office/word/2016/wordml/cid" xmlns:w16="http://schemas.microsoft.com/office/word/2018/wordml" xmlns:w16sdtdh="http://schemas.microsoft.com/office/word/2020/wordml/sdtdatahash" xmlns:w16se="http://schemas.microsoft.com/office/word/2015/wordml/symex" xmlns:wpg="http://schemas.microsoft.com/office/word/2010/wordprocessingGroup" xmlns:wpi="http://schemas.microsoft.com/office/word/2010/wordprocessingInk" xmlns:wne="http://schemas.microsoft.com/office/word/2006/wordml" xmlns:wps="http://schemas.microsoft.com/office/word/2010/wordprocessingShape" mc:Ignorable="w14 w15 w16se w16cid w16 w16cex w16sdtdh wp14">
   <w:body>
     <w:tbl>
       <w:tblPr>
         <w:tblStyle w:val="Tablaconcuadrculaclara"/>
         <w:tblW w:w="5000" w:type="pct"/>
+        <w:tblBorders>
+          <w:top w:val="none" w:sz="0" w:space="0" w:color="auto"/>
+          <w:left w:val="none" w:sz="0" w:space="0" w:color="auto"/>
+          <w:bottom w:val="none" w:sz="0" w:space="0" w:color="auto"/>
+          <w:right w:val="none" w:sz="0" w:space="0" w:color="auto"/>
+          <w:insideH w:val="none" w:sz="0" w:space="0" w:color="auto"/>
+          <w:insideV w:val="none" w:sz="0" w:space="0" w:color="auto"/>
+        </w:tblBorders>
         <w:tblLook w:val="04A0" w:firstRow="1" w:lastRow="0" w:firstColumn="1" w:lastColumn="0" w:noHBand="0" w:noVBand="1"/>
         <w:tblDescription w:val="Tabla de diseño de encabezado"/>
       </w:tblPr>
@@ -20,134 +28,908 @@
         <w:tc>
           <w:tcPr>
             <w:tcW w:w="3397" w:type="dxa"/>
-            <w:tcBorders>
-              <w:top w:val="nil"/>
-              <w:left w:val="nil"/>
-              <w:bottom w:val="nil"/>
-              <w:right w:val="nil"/>
-            </w:tcBorders>
             <w:vAlign w:val="top"/>
           </w:tcPr>
           <w:p>
-            <w:r>
-              <w:rPr>
-                <w:rFonts w:ascii="Times New Roman" w:hAnsi="Times New Roman" w:cs="Times New Roman"/>
-                <w:noProof/>
-                <w:sz w:val="24"/>
-                <w:szCs w:val="24"/>
-              </w:rPr>
-              <mc:AlternateContent>
-                <mc:Choice Requires="wps">
-                  <w:drawing>
-                    <wp:anchor distT="0" distB="0" distL="114300" distR="114300" simplePos="0" relativeHeight="251669504" behindDoc="0" locked="0" layoutInCell="1" allowOverlap="1" wp14:anchorId="522B1D2F" wp14:editId="49185D33">
-                      <wp:simplePos x="0" y="0"/>
-                      <wp:positionH relativeFrom="margin">
-                        <wp:posOffset>50800</wp:posOffset>
-                      </wp:positionH>
-                      <wp:positionV relativeFrom="paragraph">
-                        <wp:posOffset>24765</wp:posOffset>
-                      </wp:positionV>
-                      <wp:extent cx="1903521" cy="906780"/>
-                      <wp:effectExtent l="0" t="0" r="0" b="0"/>
-                      <wp:wrapNone/>
-                      <wp:docPr id="1154350600" name="Rectángulo: esquinas redondeadas 1154350600"/>
-                      <wp:cNvGraphicFramePr>
-                        <a:graphicFrameLocks xmlns:a="http://schemas.openxmlformats.org/drawingml/2006/main"/>
-                      </wp:cNvGraphicFramePr>
-                      <a:graphic xmlns:a="http://schemas.openxmlformats.org/drawingml/2006/main">
-                        <a:graphicData uri="http://schemas.microsoft.com/office/word/2010/wordprocessingShape">
-                          <wps:wsp>
-                            <wps:cNvSpPr>
-                              <a:spLocks noChangeArrowheads="1"/>
-                            </wps:cNvSpPr>
-                            <wps:spPr bwMode="auto">
-                              <a:xfrm>
-                                <a:off x="0" y="0"/>
-                                <a:ext cx="1903521" cy="906780"/>
-                              </a:xfrm>
-                              <a:prstGeom prst="roundRect">
-                                <a:avLst>
-                                  <a:gd name="adj" fmla="val 16667"/>
-                                </a:avLst>
-                              </a:prstGeom>
-                              <a:noFill/>
-                              <a:ln w="9525">
-                                <a:noFill/>
-                                <a:miter lim="800000"/>
-                                <a:headEnd/>
-                                <a:tailEnd/>
-                              </a:ln>
-                            </wps:spPr>
-                            <wps:txbx>
-                              <w:txbxContent>
-                                <w:p>
-                                  <w:pPr>
-                                    <w:jc w:val="center"/>
-                                  </w:pPr>
-                                  <w:r>
-                                    <w:rPr>
-                                      <w:rFonts w:ascii="Arial" w:eastAsia="Arial Unicode MS" w:hAnsi="Arial"/>
-                                      <w:sz w:val="18"/>
-                                      <w:szCs w:val="18"/>
-                                    </w:rPr>
-                                    <w:fldChar w:fldCharType="begin"/>
-                                  </w:r>
-                                  <w:r>
-                                    <w:rPr>
-                                      <w:rFonts w:ascii="Arial" w:eastAsia="Arial Unicode MS" w:hAnsi="Arial"/>
-                                      <w:sz w:val="18"/>
-                                      <w:szCs w:val="18"/>
-                                    </w:rPr>
-                                    <w:instrText xml:space="preserve"> MERGEFIELD  Image:logoEmpresa  \* MERGEFORMAT </w:instrText>
-                                  </w:r>
-                                  <w:r>
-                                    <w:rPr>
-                                      <w:rFonts w:ascii="Arial" w:eastAsia="Arial Unicode MS" w:hAnsi="Arial"/>
-                                      <w:sz w:val="18"/>
-                                      <w:szCs w:val="18"/>
-                                    </w:rPr>
-                                    <w:fldChar w:fldCharType="separate"/>
-                                  </w:r>
-                                  <w:r>
-                                    <w:rPr>
-                                      <w:rFonts w:ascii="Arial" w:eastAsia="Arial Unicode MS" w:hAnsi="Arial"/>
-                                      <w:noProof/>
-                                      <w:sz w:val="18"/>
-                                      <w:szCs w:val="18"/>
-                                    </w:rPr>
-                                    <w:t>«Image:logoEmpresa»</w:t>
-                                  </w:r>
-                                  <w:r>
-                                    <w:rPr>
-                                      <w:rFonts w:ascii="Arial" w:eastAsia="Arial Unicode MS" w:hAnsi="Arial"/>
-                                      <w:sz w:val="18"/>
-                                      <w:szCs w:val="18"/>
-                                    </w:rPr>
-                                    <w:fldChar w:fldCharType="end"/>
-                                  </w:r>
-                                </w:p>
-                              </w:txbxContent>
-                            </wps:txbx>
-                            <wps:bodyPr rot="0" vertOverflow="clip" horzOverflow="clip" vert="horz" wrap="square" lIns="91440" tIns="45720" rIns="91440" bIns="45720" anchor="t" anchorCtr="0" upright="1">
-                              <a:noAutofit/>
-                            </wps:bodyPr>
-                          </wps:wsp>
-                        </a:graphicData>
-                      </a:graphic>
-                      <wp14:sizeRelH relativeFrom="margin">
-                        <wp14:pctWidth>0</wp14:pctWidth>
-                      </wp14:sizeRelH>
-                      <wp14:sizeRelV relativeFrom="margin">
-                        <wp14:pctHeight>0</wp14:pctHeight>
-                      </wp14:sizeRelV>
-                    </wp:anchor>
-                  </w:drawing>
-                </mc:Choice>
-                <mc:Fallback>
-                  <w:pict>
-                    <v:roundrect w14:anchorId="522B1D2F" id="Rectángulo: esquinas redondeadas 1154350600" o:spid="_x0000_s1026" style="position:absolute;margin-left:4pt;margin-top:1.95pt;width:149.9pt;height:71.4pt;z-index:251669504;visibility:visible;mso-wrap-style:square;mso-width-percent:0;mso-height-percent:0;mso-wrap-distance-left:9pt;mso-wrap-distance-top:0;mso-wrap-distance-right:9pt;mso-wrap-distance-bottom:0;mso-position-horizontal:absolute;mso-position-horizontal-relative:margin;mso-position-vertical:absolute;mso-position-vertical-relative:text;mso-width-percent:0;mso-height-percent:0;mso-width-relative:margin;mso-height-relative:margin;v-text-anchor:top" arcsize="10923f" o:gfxdata="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" filled="f" stroked="f">
-                      <v:stroke joinstyle="miter"/>
-                      <v:textbox>
+            <w:pPr>
+              <w:rPr>
+                <w:b/>
+                <w:bCs/>
+                <w:sz w:val="18"/>
+                <w:szCs w:val="18"/>
+                <w:lang w:val="it-IT"/>
+              </w:rPr>
+            </w:pPr>
+          </w:p>
+        </w:tc>
+        <w:tc>
+          <w:tcPr>
+            <w:tcW w:w="7819" w:type="dxa"/>
+            <w:vAlign w:val="top"/>
+          </w:tcPr>
+          <w:p>
+            <w:pPr>
+              <w:rPr>
+                <w:lang w:val="es-PE"/>
+              </w:rPr>
+            </w:pPr>
+          </w:p>
+          <w:p>
+            <w:pPr>
+              <w:rPr>
+                <w:lang w:val="es-PE"/>
+              </w:rPr>
+            </w:pPr>
+          </w:p>
+          <w:p>
+            <w:pPr>
+              <w:rPr>
+                <w:lang w:val="es-PE"/>
+              </w:rPr>
+            </w:pPr>
+          </w:p>
+          <w:p>
+            <w:pPr>
+              <w:jc w:val="center"/>
+              <w:rPr>
+                <w:b/>
+                <w:bCs/>
+                <w:u w:val="single"/>
+                <w:lang w:val="es-PE"/>
+              </w:rPr>
+            </w:pPr>
+            <w:r>
+              <w:rPr>
+                <w:b/>
+                <w:bCs/>
+                <w:sz w:val="28"/>
+                <w:szCs w:val="28"/>
+                <w:u w:val="single"/>
+                <w:lang w:val="es-PE"/>
+              </w:rPr>
+              <w:t>ACTA DE CONFORMIDAD DE DESCARG</w:t>
+            </w:r>
+            <w:r>
+              <w:rPr>
+                <w:b/>
+                <w:bCs/>
+                <w:sz w:val="28"/>
+                <w:szCs w:val="28"/>
+                <w:u w:val="single"/>
+                <w:lang w:val="es-PE"/>
+              </w:rPr>
+              <w:t>O</w:t>
+            </w:r>
+            <w:r>
+              <w:rPr>
+                <w:b/>
+                <w:bCs/>
+                <w:sz w:val="28"/>
+                <w:szCs w:val="28"/>
+                <w:u w:val="single"/>
+                <w:lang w:val="es-PE"/>
+              </w:rPr>
+              <w:t xml:space="preserve"> DE LOTES</w:t>
+            </w:r>
+          </w:p>
+        </w:tc>
+      </w:tr>
+      <w:tr>
+        <w:trPr>
+          <w:trHeight w:val="841"/>
+        </w:trPr>
+        <w:tc>
+          <w:tcPr>
+            <w:tcW w:w="11216" w:type="dxa"/>
+            <w:gridSpan w:val="2"/>
+            <w:vAlign w:val="top"/>
+          </w:tcPr>
+          <w:p>
+            <w:pPr>
+              <w:rPr>
+                <w:rFonts w:ascii="Arial" w:hAnsi="Arial" w:cs="Arial"/>
+                <w:lang w:val="es-PE"/>
+              </w:rPr>
+            </w:pPr>
+            <w:r>
+              <w:rPr>
+                <w:rFonts w:ascii="Arial" w:hAnsi="Arial" w:cs="Arial"/>
+                <w:lang w:val="es-PE"/>
+              </w:rPr>
+              <w:t xml:space="preserve">Yo </w:t>
+            </w:r>
+            <w:r>
+              <w:rPr>
+                <w:rFonts w:ascii="Arial" w:hAnsi="Arial" w:cs="Arial"/>
+                <w:caps/>
+                <w:noProof/>
+              </w:rPr>
+              <w:fldChar w:fldCharType="begin"/>
+            </w:r>
+            <w:r>
+              <w:rPr>
+                <w:rFonts w:ascii="Arial" w:hAnsi="Arial" w:cs="Arial"/>
+                <w:noProof/>
+              </w:rPr>
+              <w:instrText xml:space="preserve"> MERGEFIELD  nom_conductor  \* MERGEFORMAT </w:instrText>
+            </w:r>
+            <w:r>
+              <w:rPr>
+                <w:rFonts w:ascii="Arial" w:hAnsi="Arial" w:cs="Arial"/>
+                <w:caps/>
+                <w:noProof/>
+              </w:rPr>
+              <w:fldChar w:fldCharType="separate"/>
+            </w:r>
+            <w:r>
+              <w:rPr>
+                <w:rFonts w:ascii="Arial" w:hAnsi="Arial" w:cs="Arial"/>
+                <w:noProof/>
+              </w:rPr>
+              <w:t>«nom_conductor»</w:t>
+            </w:r>
+            <w:r>
+              <w:rPr>
+                <w:rFonts w:ascii="Arial" w:hAnsi="Arial" w:cs="Arial"/>
+                <w:caps/>
+                <w:noProof/>
+              </w:rPr>
+              <w:fldChar w:fldCharType="end"/>
+            </w:r>
+            <w:r>
+              <w:rPr>
+                <w:rFonts w:ascii="Arial" w:hAnsi="Arial" w:cs="Arial"/>
+                <w:caps/>
+                <w:noProof/>
+              </w:rPr>
+              <w:t xml:space="preserve">, </w:t>
+            </w:r>
+            <w:r>
+              <w:rPr>
+                <w:rFonts w:ascii="Arial" w:hAnsi="Arial" w:cs="Arial"/>
+                <w:noProof/>
+              </w:rPr>
+              <w:t xml:space="preserve">identificado con </w:t>
+            </w:r>
+            <w:r>
+              <w:rPr>
+                <w:rFonts w:ascii="Arial" w:hAnsi="Arial" w:cs="Arial"/>
+                <w:caps/>
+                <w:noProof/>
+              </w:rPr>
+              <w:t xml:space="preserve">DNI N° </w:t>
+            </w:r>
+            <w:r>
+              <w:rPr>
+                <w:rFonts w:ascii="Arial" w:hAnsi="Arial" w:cs="Arial"/>
+                <w:caps/>
+                <w:noProof/>
+              </w:rPr>
+              <w:fldChar w:fldCharType="begin"/>
+            </w:r>
+            <w:r>
+              <w:rPr>
+                <w:rFonts w:ascii="Arial" w:hAnsi="Arial" w:cs="Arial"/>
+                <w:noProof/>
+              </w:rPr>
+              <w:instrText xml:space="preserve"> MERGEFIELD  nro_doc_conductor  \* MERGEFORMAT </w:instrText>
+            </w:r>
+            <w:r>
+              <w:rPr>
+                <w:rFonts w:ascii="Arial" w:hAnsi="Arial" w:cs="Arial"/>
+                <w:caps/>
+                <w:noProof/>
+              </w:rPr>
+              <w:fldChar w:fldCharType="separate"/>
+            </w:r>
+            <w:r>
+              <w:rPr>
+                <w:rFonts w:ascii="Arial" w:hAnsi="Arial" w:cs="Arial"/>
+                <w:noProof/>
+              </w:rPr>
+              <w:t>«nro_doc_conductor»</w:t>
+            </w:r>
+            <w:r>
+              <w:rPr>
+                <w:rFonts w:ascii="Arial" w:hAnsi="Arial" w:cs="Arial"/>
+                <w:caps/>
+                <w:noProof/>
+              </w:rPr>
+              <w:fldChar w:fldCharType="end"/>
+            </w:r>
+            <w:r>
+              <w:rPr>
+                <w:rFonts w:ascii="Arial" w:hAnsi="Arial" w:cs="Arial"/>
+                <w:caps/>
+                <w:noProof/>
+              </w:rPr>
+              <w:t xml:space="preserve">; CONDUCTOR </w:t>
+            </w:r>
+            <w:r>
+              <w:rPr>
+                <w:rFonts w:ascii="Arial" w:hAnsi="Arial" w:cs="Arial"/>
+                <w:noProof/>
+              </w:rPr>
+              <w:t xml:space="preserve">del vehiculo con placa  </w:t>
+            </w:r>
+            <w:r>
+              <w:rPr>
+                <w:rFonts w:ascii="Arial" w:hAnsi="Arial" w:cs="Arial"/>
+                <w:b/>
+                <w:bCs/>
+                <w:caps/>
+                <w:noProof/>
+              </w:rPr>
+              <w:fldChar w:fldCharType="begin"/>
+            </w:r>
+            <w:r>
+              <w:rPr>
+                <w:rFonts w:ascii="Arial" w:hAnsi="Arial" w:cs="Arial"/>
+                <w:b/>
+                <w:bCs/>
+                <w:noProof/>
+              </w:rPr>
+              <w:instrText xml:space="preserve"> MERGEFIELD  nro_placa  \* MERGEFORMAT </w:instrText>
+            </w:r>
+            <w:r>
+              <w:rPr>
+                <w:rFonts w:ascii="Arial" w:hAnsi="Arial" w:cs="Arial"/>
+                <w:b/>
+                <w:bCs/>
+                <w:caps/>
+                <w:noProof/>
+              </w:rPr>
+              <w:fldChar w:fldCharType="separate"/>
+            </w:r>
+            <w:r>
+              <w:rPr>
+                <w:rFonts w:ascii="Arial" w:hAnsi="Arial" w:cs="Arial"/>
+                <w:b/>
+                <w:bCs/>
+                <w:noProof/>
+              </w:rPr>
+              <w:t>«nro_placa»</w:t>
+            </w:r>
+            <w:r>
+              <w:rPr>
+                <w:rFonts w:ascii="Arial" w:hAnsi="Arial" w:cs="Arial"/>
+                <w:b/>
+                <w:bCs/>
+                <w:caps/>
+                <w:noProof/>
+              </w:rPr>
+              <w:fldChar w:fldCharType="end"/>
+            </w:r>
+            <w:r>
+              <w:rPr>
+                <w:rFonts w:ascii="Arial" w:hAnsi="Arial" w:cs="Arial"/>
+                <w:caps/>
+                <w:noProof/>
+              </w:rPr>
+              <w:t xml:space="preserve">, </w:t>
+            </w:r>
+            <w:r>
+              <w:rPr>
+                <w:rFonts w:ascii="Arial" w:hAnsi="Arial" w:cs="Arial"/>
+                <w:noProof/>
+              </w:rPr>
+              <w:t>doy conformidad del orden de descarguio de la cantidad de lotes y sacos según se detalla en el presente documento.</w:t>
+            </w:r>
+          </w:p>
+        </w:tc>
+      </w:tr>
+    </w:tbl>
+    <w:tbl>
+      <w:tblPr>
+        <w:tblStyle w:val="Tablaconcuadrcula"/>
+        <w:tblW w:w="4996" w:type="pct"/>
+        <w:tblLayout w:type="fixed"/>
+        <w:tblLook w:val="04A0" w:firstRow="1" w:lastRow="0" w:firstColumn="1" w:lastColumn="0" w:noHBand="0" w:noVBand="1"/>
+        <w:tblDescription w:val="Tabla de diseño de encabezado"/>
+      </w:tblPr>
+      <w:tblGrid>
+        <w:gridCol w:w="708"/>
+        <w:gridCol w:w="1132"/>
+        <w:gridCol w:w="1842"/>
+        <w:gridCol w:w="1416"/>
+        <w:gridCol w:w="993"/>
+        <w:gridCol w:w="5116"/>
+      </w:tblGrid>
+      <w:tr>
+        <w:trPr>
+          <w:trHeight w:val="294"/>
+        </w:trPr>
+        <w:tc>
+          <w:tcPr>
+            <w:tcW w:w="708" w:type="dxa"/>
+            <w:shd w:val="clear" w:color="auto" w:fill="ADFFFF" w:themeFill="accent3" w:themeFillTint="33"/>
+            <w:vAlign w:val="center"/>
+          </w:tcPr>
+          <w:p>
+            <w:pPr>
+              <w:jc w:val="center"/>
+              <w:rPr>
+                <w:rFonts w:ascii="Arial" w:hAnsi="Arial" w:cs="Arial"/>
+                <w:b/>
+                <w:sz w:val="14"/>
+                <w:szCs w:val="14"/>
+              </w:rPr>
+            </w:pPr>
+            <w:r>
+              <w:rPr>
+                <w:rFonts w:ascii="Arial" w:hAnsi="Arial" w:cs="Arial"/>
+                <w:b/>
+                <w:sz w:val="14"/>
+                <w:szCs w:val="14"/>
+              </w:rPr>
+              <w:t>Ítem</w:t>
+            </w:r>
+          </w:p>
+        </w:tc>
+        <w:tc>
+          <w:tcPr>
+            <w:tcW w:w="1132" w:type="dxa"/>
+            <w:shd w:val="clear" w:color="auto" w:fill="ADFFFF" w:themeFill="accent3" w:themeFillTint="33"/>
+            <w:vAlign w:val="center"/>
+          </w:tcPr>
+          <w:p>
+            <w:pPr>
+              <w:jc w:val="center"/>
+              <w:rPr>
+                <w:rFonts w:ascii="Arial" w:hAnsi="Arial" w:cs="Arial"/>
+                <w:b/>
+                <w:sz w:val="14"/>
+                <w:szCs w:val="14"/>
+              </w:rPr>
+            </w:pPr>
+            <w:r>
+              <w:rPr>
+                <w:rFonts w:ascii="Arial" w:hAnsi="Arial" w:cs="Arial"/>
+                <w:b/>
+                <w:sz w:val="14"/>
+                <w:szCs w:val="14"/>
+              </w:rPr>
+              <w:t>Código</w:t>
+            </w:r>
+            <w:r>
+              <w:rPr>
+                <w:rFonts w:ascii="Arial" w:hAnsi="Arial" w:cs="Arial"/>
+                <w:b/>
+                <w:sz w:val="14"/>
+                <w:szCs w:val="14"/>
+              </w:rPr>
+              <w:t xml:space="preserve"> de Lote</w:t>
+            </w:r>
+          </w:p>
+        </w:tc>
+        <w:tc>
+          <w:tcPr>
+            <w:tcW w:w="1842" w:type="dxa"/>
+            <w:shd w:val="clear" w:color="auto" w:fill="ADFFFF" w:themeFill="accent3" w:themeFillTint="33"/>
+            <w:vAlign w:val="center"/>
+          </w:tcPr>
+          <w:p>
+            <w:pPr>
+              <w:jc w:val="center"/>
+              <w:rPr>
+                <w:rFonts w:ascii="Arial" w:hAnsi="Arial" w:cs="Arial"/>
+                <w:b/>
+                <w:color w:val="FFFFFF" w:themeColor="background1"/>
+                <w:sz w:val="14"/>
+                <w:szCs w:val="14"/>
+              </w:rPr>
+            </w:pPr>
+            <w:r>
+              <w:rPr>
+                <w:rFonts w:ascii="Arial" w:hAnsi="Arial" w:cs="Arial"/>
+                <w:b/>
+                <w:sz w:val="14"/>
+                <w:szCs w:val="14"/>
+              </w:rPr>
+              <w:t>Cantidad de sacos según guía o reporte</w:t>
+            </w:r>
+          </w:p>
+        </w:tc>
+        <w:tc>
+          <w:tcPr>
+            <w:tcW w:w="1416" w:type="dxa"/>
+            <w:shd w:val="clear" w:color="auto" w:fill="ADFFFF" w:themeFill="accent3" w:themeFillTint="33"/>
+            <w:vAlign w:val="center"/>
+          </w:tcPr>
+          <w:p>
+            <w:pPr>
+              <w:jc w:val="center"/>
+              <w:rPr>
+                <w:rFonts w:ascii="Arial" w:hAnsi="Arial" w:cs="Arial"/>
+                <w:b/>
+                <w:sz w:val="14"/>
+                <w:szCs w:val="14"/>
+              </w:rPr>
+            </w:pPr>
+            <w:r>
+              <w:rPr>
+                <w:rFonts w:ascii="Arial" w:hAnsi="Arial" w:cs="Arial"/>
+                <w:b/>
+                <w:sz w:val="14"/>
+                <w:szCs w:val="14"/>
+              </w:rPr>
+              <w:t>Cantidad de sacos descargado</w:t>
+            </w:r>
+          </w:p>
+        </w:tc>
+        <w:tc>
+          <w:tcPr>
+            <w:tcW w:w="993" w:type="dxa"/>
+            <w:shd w:val="clear" w:color="auto" w:fill="ADFFFF" w:themeFill="accent3" w:themeFillTint="33"/>
+            <w:vAlign w:val="center"/>
+          </w:tcPr>
+          <w:p>
+            <w:pPr>
+              <w:jc w:val="center"/>
+              <w:rPr>
+                <w:rFonts w:ascii="Arial" w:hAnsi="Arial" w:cs="Arial"/>
+                <w:b/>
+                <w:sz w:val="14"/>
+                <w:szCs w:val="14"/>
+              </w:rPr>
+            </w:pPr>
+            <w:r>
+              <w:rPr>
+                <w:rFonts w:ascii="Arial" w:hAnsi="Arial" w:cs="Arial"/>
+                <w:b/>
+                <w:sz w:val="14"/>
+                <w:szCs w:val="14"/>
+              </w:rPr>
+              <w:t>TM</w:t>
+            </w:r>
+          </w:p>
+        </w:tc>
+        <w:tc>
+          <w:tcPr>
+            <w:tcW w:w="5116" w:type="dxa"/>
+            <w:shd w:val="clear" w:color="auto" w:fill="ADFFFF" w:themeFill="accent3" w:themeFillTint="33"/>
+            <w:vAlign w:val="center"/>
+          </w:tcPr>
+          <w:p>
+            <w:pPr>
+              <w:jc w:val="center"/>
+              <w:rPr>
+                <w:rFonts w:ascii="Arial" w:hAnsi="Arial" w:cs="Arial"/>
+                <w:b/>
+                <w:sz w:val="14"/>
+                <w:szCs w:val="14"/>
+              </w:rPr>
+            </w:pPr>
+            <w:r>
+              <w:rPr>
+                <w:rFonts w:ascii="Arial" w:hAnsi="Arial" w:cs="Arial"/>
+                <w:b/>
+                <w:sz w:val="14"/>
+                <w:szCs w:val="14"/>
+              </w:rPr>
+              <w:t>Razón</w:t>
+            </w:r>
+            <w:r>
+              <w:rPr>
+                <w:rFonts w:ascii="Arial" w:hAnsi="Arial" w:cs="Arial"/>
+                <w:b/>
+                <w:sz w:val="14"/>
+                <w:szCs w:val="14"/>
+              </w:rPr>
+              <w:t xml:space="preserve"> Social</w:t>
+            </w:r>
+          </w:p>
+        </w:tc>
+      </w:tr>
+      <w:tr>
+        <w:trPr>
+          <w:trHeight w:val="294"/>
+        </w:trPr>
+        <w:tc>
+          <w:tcPr>
+            <w:tcW w:w="708" w:type="dxa"/>
+            <w:vAlign w:val="center"/>
+          </w:tcPr>
+          <w:p>
+            <w:pPr>
+              <w:jc w:val="center"/>
+              <w:rPr>
+                <w:rFonts w:ascii="Arial" w:hAnsi="Arial" w:cs="Arial"/>
+                <w:b/>
+                <w:sz w:val="14"/>
+                <w:szCs w:val="14"/>
+              </w:rPr>
+            </w:pPr>
+            <w:r>
+              <w:rPr>
+                <w:rFonts w:ascii="Arial" w:hAnsi="Arial" w:cs="Arial"/>
+                <w:b/>
+                <w:sz w:val="14"/>
+                <w:szCs w:val="14"/>
+              </w:rPr>
+              <w:t>1</w:t>
+            </w:r>
+          </w:p>
+        </w:tc>
+        <w:tc>
+          <w:tcPr>
+            <w:tcW w:w="1132" w:type="dxa"/>
+            <w:vAlign w:val="center"/>
+          </w:tcPr>
+          <w:p>
+            <w:pPr>
+              <w:jc w:val="center"/>
+              <w:rPr>
+                <w:rFonts w:ascii="Arial" w:hAnsi="Arial" w:cs="Arial"/>
+                <w:b/>
+                <w:sz w:val="14"/>
+                <w:szCs w:val="14"/>
+              </w:rPr>
+            </w:pPr>
+            <w:r>
+              <w:rPr>
+                <w:rFonts w:ascii="Arial" w:hAnsi="Arial" w:cs="Arial"/>
+                <w:sz w:val="14"/>
+                <w:szCs w:val="14"/>
+              </w:rPr>
+              <w:fldChar w:fldCharType="begin"/>
+            </w:r>
+            <w:r>
+              <w:rPr>
+                <w:rFonts w:ascii="Arial" w:hAnsi="Arial" w:cs="Arial"/>
+                <w:sz w:val="14"/>
+                <w:szCs w:val="14"/>
+              </w:rPr>
+              <w:instrText xml:space="preserve"> MERGEFIELD  nro_lote  \* MERGEFORMAT </w:instrText>
+            </w:r>
+            <w:r>
+              <w:rPr>
+                <w:rFonts w:ascii="Arial" w:hAnsi="Arial" w:cs="Arial"/>
+                <w:sz w:val="14"/>
+                <w:szCs w:val="14"/>
+              </w:rPr>
+              <w:fldChar w:fldCharType="separate"/>
+            </w:r>
+            <w:r>
+              <w:rPr>
+                <w:rFonts w:ascii="Arial" w:hAnsi="Arial" w:cs="Arial"/>
+                <w:sz w:val="14"/>
+                <w:szCs w:val="14"/>
+              </w:rPr>
+              <w:t>«nro_lote»</w:t>
+            </w:r>
+            <w:r>
+              <w:rPr>
+                <w:rFonts w:ascii="Arial" w:hAnsi="Arial" w:cs="Arial"/>
+                <w:sz w:val="14"/>
+                <w:szCs w:val="14"/>
+              </w:rPr>
+              <w:fldChar w:fldCharType="end"/>
+            </w:r>
+          </w:p>
+        </w:tc>
+        <w:tc>
+          <w:tcPr>
+            <w:tcW w:w="1842" w:type="dxa"/>
+            <w:vAlign w:val="center"/>
+          </w:tcPr>
+          <w:p>
+            <w:pPr>
+              <w:jc w:val="center"/>
+              <w:rPr>
+                <w:rFonts w:ascii="Arial" w:hAnsi="Arial" w:cs="Arial"/>
+                <w:b/>
+                <w:sz w:val="14"/>
+                <w:szCs w:val="14"/>
+              </w:rPr>
+            </w:pPr>
+            <w:r>
+              <w:rPr>
+                <w:rFonts w:ascii="Arial" w:hAnsi="Arial" w:cs="Arial"/>
+                <w:caps/>
+                <w:noProof/>
+                <w:sz w:val="14"/>
+                <w:szCs w:val="14"/>
+              </w:rPr>
+              <w:fldChar w:fldCharType="begin"/>
+            </w:r>
+            <w:r>
+              <w:rPr>
+                <w:rFonts w:ascii="Arial" w:hAnsi="Arial" w:cs="Arial"/>
+                <w:caps/>
+                <w:noProof/>
+                <w:sz w:val="14"/>
+                <w:szCs w:val="14"/>
+              </w:rPr>
+              <w:instrText xml:space="preserve"> MERGEFIELD  cant_um  \* MERGEFORMAT </w:instrText>
+            </w:r>
+            <w:r>
+              <w:rPr>
+                <w:rFonts w:ascii="Arial" w:hAnsi="Arial" w:cs="Arial"/>
+                <w:caps/>
+                <w:noProof/>
+                <w:sz w:val="14"/>
+                <w:szCs w:val="14"/>
+              </w:rPr>
+              <w:fldChar w:fldCharType="separate"/>
+            </w:r>
+            <w:r>
+              <w:rPr>
+                <w:rFonts w:ascii="Arial" w:hAnsi="Arial" w:cs="Arial"/>
+                <w:caps/>
+                <w:noProof/>
+                <w:sz w:val="14"/>
+                <w:szCs w:val="14"/>
+              </w:rPr>
+              <w:t>«cant_um»</w:t>
+            </w:r>
+            <w:r>
+              <w:rPr>
+                <w:rFonts w:ascii="Arial" w:hAnsi="Arial" w:cs="Arial"/>
+                <w:caps/>
+                <w:noProof/>
+                <w:sz w:val="14"/>
+                <w:szCs w:val="14"/>
+              </w:rPr>
+              <w:fldChar w:fldCharType="end"/>
+            </w:r>
+          </w:p>
+        </w:tc>
+        <w:tc>
+          <w:tcPr>
+            <w:tcW w:w="1416" w:type="dxa"/>
+            <w:vAlign w:val="center"/>
+          </w:tcPr>
+          <w:p>
+            <w:pPr>
+              <w:jc w:val="center"/>
+              <w:rPr>
+                <w:rFonts w:ascii="Arial" w:hAnsi="Arial" w:cs="Arial"/>
+                <w:b/>
+                <w:sz w:val="14"/>
+                <w:szCs w:val="14"/>
+              </w:rPr>
+            </w:pPr>
+            <w:r>
+              <w:rPr>
+                <w:rFonts w:ascii="Arial" w:hAnsi="Arial" w:cs="Arial"/>
+                <w:caps/>
+                <w:noProof/>
+                <w:sz w:val="14"/>
+                <w:szCs w:val="14"/>
+              </w:rPr>
+              <w:fldChar w:fldCharType="begin"/>
+            </w:r>
+            <w:r>
+              <w:rPr>
+                <w:rFonts w:ascii="Arial" w:hAnsi="Arial" w:cs="Arial"/>
+                <w:caps/>
+                <w:noProof/>
+                <w:sz w:val="14"/>
+                <w:szCs w:val="14"/>
+              </w:rPr>
+              <w:instrText xml:space="preserve"> MERGEFIELD  cant_min  \* MERGEFORMAT </w:instrText>
+            </w:r>
+            <w:r>
+              <w:rPr>
+                <w:rFonts w:ascii="Arial" w:hAnsi="Arial" w:cs="Arial"/>
+                <w:caps/>
+                <w:noProof/>
+                <w:sz w:val="14"/>
+                <w:szCs w:val="14"/>
+              </w:rPr>
+              <w:fldChar w:fldCharType="separate"/>
+            </w:r>
+            <w:r>
+              <w:rPr>
+                <w:rFonts w:ascii="Arial" w:hAnsi="Arial" w:cs="Arial"/>
+                <w:caps/>
+                <w:noProof/>
+                <w:sz w:val="14"/>
+                <w:szCs w:val="14"/>
+              </w:rPr>
+              <w:t>«cant_min»</w:t>
+            </w:r>
+            <w:r>
+              <w:rPr>
+                <w:rFonts w:ascii="Arial" w:hAnsi="Arial" w:cs="Arial"/>
+                <w:caps/>
+                <w:noProof/>
+                <w:sz w:val="14"/>
+                <w:szCs w:val="14"/>
+              </w:rPr>
+              <w:fldChar w:fldCharType="end"/>
+            </w:r>
+          </w:p>
+        </w:tc>
+        <w:tc>
+          <w:tcPr>
+            <w:tcW w:w="993" w:type="dxa"/>
+            <w:vAlign w:val="center"/>
+          </w:tcPr>
+          <w:p>
+            <w:pPr>
+              <w:jc w:val="center"/>
+              <w:rPr>
+                <w:rFonts w:ascii="Arial" w:hAnsi="Arial" w:cs="Arial"/>
+                <w:b/>
+                <w:sz w:val="14"/>
+                <w:szCs w:val="14"/>
+              </w:rPr>
+            </w:pPr>
+            <w:r>
+              <w:rPr>
+                <w:rFonts w:ascii="Arial" w:hAnsi="Arial" w:cs="Arial"/>
+                <w:caps/>
+                <w:noProof/>
+                <w:sz w:val="14"/>
+                <w:szCs w:val="14"/>
+              </w:rPr>
+              <w:fldChar w:fldCharType="begin"/>
+            </w:r>
+            <w:r>
+              <w:rPr>
+                <w:rFonts w:ascii="Arial" w:hAnsi="Arial" w:cs="Arial"/>
+                <w:noProof/>
+                <w:sz w:val="14"/>
+                <w:szCs w:val="14"/>
+              </w:rPr>
+              <w:instrText xml:space="preserve"> MERGEFIELD  tmh  \* MERGEFORMAT </w:instrText>
+            </w:r>
+            <w:r>
+              <w:rPr>
+                <w:rFonts w:ascii="Arial" w:hAnsi="Arial" w:cs="Arial"/>
+                <w:caps/>
+                <w:noProof/>
+                <w:sz w:val="14"/>
+                <w:szCs w:val="14"/>
+              </w:rPr>
+              <w:fldChar w:fldCharType="separate"/>
+            </w:r>
+            <w:r>
+              <w:rPr>
+                <w:rFonts w:ascii="Arial" w:hAnsi="Arial" w:cs="Arial"/>
+                <w:noProof/>
+                <w:sz w:val="14"/>
+                <w:szCs w:val="14"/>
+              </w:rPr>
+              <w:t>«tmh»</w:t>
+            </w:r>
+            <w:r>
+              <w:rPr>
+                <w:rFonts w:ascii="Arial" w:hAnsi="Arial" w:cs="Arial"/>
+                <w:caps/>
+                <w:noProof/>
+                <w:sz w:val="14"/>
+                <w:szCs w:val="14"/>
+              </w:rPr>
+              <w:fldChar w:fldCharType="end"/>
+            </w:r>
+          </w:p>
+        </w:tc>
+        <w:tc>
+          <w:tcPr>
+            <w:tcW w:w="5116" w:type="dxa"/>
+            <w:vAlign w:val="center"/>
+          </w:tcPr>
+          <w:p>
+            <w:pPr>
+              <w:jc w:val="center"/>
+              <w:rPr>
+                <w:rFonts w:ascii="Arial" w:hAnsi="Arial" w:cs="Arial"/>
+                <w:b/>
+                <w:sz w:val="14"/>
+                <w:szCs w:val="14"/>
+              </w:rPr>
+            </w:pPr>
+            <w:r>
+              <w:rPr>
+                <w:rFonts w:ascii="Arial" w:hAnsi="Arial" w:cs="Arial"/>
+                <w:bCs/>
+                <w:sz w:val="14"/>
+                <w:szCs w:val="14"/>
+              </w:rPr>
+              <w:fldChar w:fldCharType="begin"/>
+            </w:r>
+            <w:r>
+              <w:rPr>
+                <w:rFonts w:ascii="Arial" w:hAnsi="Arial" w:cs="Arial"/>
+                <w:bCs/>
+                <w:sz w:val="14"/>
+                <w:szCs w:val="14"/>
+              </w:rPr>
+              <w:instrText xml:space="preserve"> MERGEFIELD  nom_proveedor  \* MERGEFORMAT </w:instrText>
+            </w:r>
+            <w:r>
+              <w:rPr>
+                <w:rFonts w:ascii="Arial" w:hAnsi="Arial" w:cs="Arial"/>
+                <w:bCs/>
+                <w:sz w:val="14"/>
+                <w:szCs w:val="14"/>
+              </w:rPr>
+              <w:fldChar w:fldCharType="separate"/>
+            </w:r>
+            <w:r>
+              <w:rPr>
+                <w:rFonts w:ascii="Arial" w:hAnsi="Arial" w:cs="Arial"/>
+                <w:bCs/>
+                <w:noProof/>
+                <w:sz w:val="14"/>
+                <w:szCs w:val="14"/>
+              </w:rPr>
+              <w:t>«nom_proveedor»</w:t>
+            </w:r>
+            <w:r>
+              <w:rPr>
+                <w:rFonts w:ascii="Arial" w:hAnsi="Arial" w:cs="Arial"/>
+                <w:bCs/>
+                <w:sz w:val="14"/>
+                <w:szCs w:val="14"/>
+              </w:rPr>
+              <w:fldChar w:fldCharType="end"/>
+            </w:r>
+          </w:p>
+        </w:tc>
+      </w:tr>
+    </w:tbl>
+    <w:p>
+      <w:pPr>
+        <w:spacing w:after="0"/>
+        <w:rPr>
+          <w:sz w:val="10"/>
+          <w:szCs w:val="10"/>
+        </w:rPr>
+      </w:pPr>
+      <w:r>
+        <w:rPr>
+          <w:rFonts w:ascii="Times New Roman" w:hAnsi="Times New Roman" w:cs="Times New Roman"/>
+          <w:noProof/>
+          <w:sz w:val="24"/>
+          <w:szCs w:val="24"/>
+        </w:rPr>
+        <mc:AlternateContent>
+          <mc:Choice Requires="wps">
+            <w:drawing>
+              <wp:anchor distT="0" distB="0" distL="114300" distR="114300" simplePos="0" relativeHeight="251669504" behindDoc="0" locked="0" layoutInCell="1" allowOverlap="1" wp14:anchorId="522B1D2F" wp14:editId="5B85DAD5">
+                <wp:simplePos x="0" y="0"/>
+                <wp:positionH relativeFrom="margin">
+                  <wp:posOffset>136525</wp:posOffset>
+                </wp:positionH>
+                <wp:positionV relativeFrom="paragraph">
+                  <wp:posOffset>-2049781</wp:posOffset>
+                </wp:positionV>
+                <wp:extent cx="1903521" cy="962025"/>
+                <wp:effectExtent l="0" t="0" r="0" b="0"/>
+                <wp:wrapNone/>
+                <wp:docPr id="1154350600" name="Rectángulo: esquinas redondeadas 1154350600"/>
+                <wp:cNvGraphicFramePr>
+                  <a:graphicFrameLocks xmlns:a="http://schemas.openxmlformats.org/drawingml/2006/main"/>
+                </wp:cNvGraphicFramePr>
+                <a:graphic xmlns:a="http://schemas.openxmlformats.org/drawingml/2006/main">
+                  <a:graphicData uri="http://schemas.microsoft.com/office/word/2010/wordprocessingShape">
+                    <wps:wsp>
+                      <wps:cNvSpPr>
+                        <a:spLocks noChangeArrowheads="1"/>
+                      </wps:cNvSpPr>
+                      <wps:spPr bwMode="auto">
+                        <a:xfrm>
+                          <a:off x="0" y="0"/>
+                          <a:ext cx="1903521" cy="962025"/>
+                        </a:xfrm>
+                        <a:prstGeom prst="roundRect">
+                          <a:avLst>
+                            <a:gd name="adj" fmla="val 16667"/>
+                          </a:avLst>
+                        </a:prstGeom>
+                        <a:noFill/>
+                        <a:ln w="9525">
+                          <a:noFill/>
+                          <a:miter lim="800000"/>
+                          <a:headEnd/>
+                          <a:tailEnd/>
+                        </a:ln>
+                      </wps:spPr>
+                      <wps:txbx>
                         <w:txbxContent>
                           <w:p>
                             <w:pPr>
@@ -196,985 +978,82 @@
                             </w:r>
                           </w:p>
                         </w:txbxContent>
-                      </v:textbox>
-                      <w10:wrap anchorx="margin"/>
-                    </v:roundrect>
-                  </w:pict>
-                </mc:Fallback>
-              </mc:AlternateContent>
-            </w:r>
-            <w:r>
-              <w:t xml:space="preserve">                                                                                                      </w:t>
-            </w:r>
-          </w:p>
-          <w:sdt>
-            <w:sdtPr>
-              <w:rPr>
-                <w:szCs w:val="16"/>
-              </w:rPr>
-              <w:alias w:val="Escriba el nombre de la empresa:"/>
-              <w:tag w:val="Escriba el nombre de la empresa:"/>
-              <w:id w:val="1598371961"/>
-              <w:placeholder>
-                <w:docPart w:val="2293016783F440C7A229334F2A386304"/>
-              </w:placeholder>
-              <w15:appearance w15:val="hidden"/>
-            </w:sdtPr>
-            <w:sdtEndPr>
-              <w:rPr>
-                <w:szCs w:val="20"/>
-              </w:rPr>
-            </w:sdtEndPr>
-            <w:sdtContent>
-              <w:p>
-                <w:pPr>
-                  <w:rPr>
-                    <w:szCs w:val="16"/>
-                  </w:rPr>
-                </w:pPr>
-              </w:p>
-              <w:p>
-                <w:pPr>
-                  <w:rPr>
-                    <w:b/>
-                    <w:bCs/>
-                    <w:sz w:val="18"/>
-                    <w:szCs w:val="16"/>
-                    <w:lang w:val="it-IT"/>
-                  </w:rPr>
-                </w:pPr>
-              </w:p>
-              <w:p>
-                <w:pPr>
-                  <w:rPr>
-                    <w:b/>
-                    <w:bCs/>
-                    <w:sz w:val="18"/>
-                    <w:szCs w:val="16"/>
-                    <w:lang w:val="it-IT"/>
-                  </w:rPr>
-                </w:pPr>
-              </w:p>
-              <w:p>
-                <w:pPr>
-                  <w:jc w:val="center"/>
-                  <w:rPr>
-                    <w:b/>
-                    <w:bCs/>
-                    <w:sz w:val="16"/>
-                    <w:szCs w:val="16"/>
-                    <w:lang w:val="it-IT"/>
-                  </w:rPr>
-                </w:pPr>
-              </w:p>
-              <w:p>
-                <w:pPr>
-                  <w:jc w:val="center"/>
-                  <w:rPr>
-                    <w:b/>
-                    <w:bCs/>
-                    <w:sz w:val="18"/>
-                    <w:szCs w:val="18"/>
-                    <w:lang w:val="it-IT"/>
-                  </w:rPr>
-                </w:pPr>
-                <w:r>
-                  <w:rPr>
-                    <w:rFonts w:ascii="Arial" w:hAnsi="Arial" w:cs="Arial"/>
-                    <w:b/>
-                    <w:bCs/>
-                    <w:sz w:val="14"/>
-                    <w:szCs w:val="14"/>
-                    <w:lang w:val="it-IT"/>
-                  </w:rPr>
-                  <w:fldChar w:fldCharType="begin"/>
-                </w:r>
-                <w:r>
-                  <w:rPr>
-                    <w:rFonts w:ascii="Arial" w:hAnsi="Arial" w:cs="Arial"/>
-                    <w:b/>
-                    <w:bCs/>
-                    <w:sz w:val="14"/>
-                    <w:szCs w:val="14"/>
-                    <w:lang w:val="it-IT"/>
-                  </w:rPr>
-                  <w:instrText xml:space="preserve"> MERGEFIELD  razon_social_empresa  \* MERGEFORMAT </w:instrText>
-                </w:r>
-                <w:r>
-                  <w:rPr>
-                    <w:rFonts w:ascii="Arial" w:hAnsi="Arial" w:cs="Arial"/>
-                    <w:b/>
-                    <w:bCs/>
-                    <w:sz w:val="14"/>
-                    <w:szCs w:val="14"/>
-                    <w:lang w:val="it-IT"/>
-                  </w:rPr>
-                  <w:fldChar w:fldCharType="separate"/>
-                </w:r>
-                <w:r>
-                  <w:rPr>
-                    <w:rFonts w:ascii="Arial" w:hAnsi="Arial" w:cs="Arial"/>
-                    <w:b/>
-                    <w:bCs/>
-                    <w:sz w:val="14"/>
-                    <w:szCs w:val="14"/>
-                    <w:lang w:val="it-IT"/>
-                  </w:rPr>
-                  <w:fldChar w:fldCharType="end"/>
-                </w:r>
-              </w:p>
-            </w:sdtContent>
-          </w:sdt>
-        </w:tc>
-        <w:tc>
-          <w:tcPr>
-            <w:tcW w:w="7819" w:type="dxa"/>
-            <w:tcBorders>
-              <w:top w:val="nil"/>
-              <w:left w:val="nil"/>
-              <w:bottom w:val="nil"/>
-              <w:right w:val="nil"/>
-            </w:tcBorders>
-            <w:vAlign w:val="top"/>
-          </w:tcPr>
-          <w:p>
-            <w:pPr>
-              <w:rPr>
-                <w:lang w:val="es-PE"/>
-              </w:rPr>
-            </w:pPr>
-          </w:p>
-          <w:p>
-            <w:pPr>
-              <w:rPr>
-                <w:lang w:val="es-PE"/>
-              </w:rPr>
-            </w:pPr>
-          </w:p>
-          <w:p>
-            <w:pPr>
-              <w:rPr>
-                <w:lang w:val="es-PE"/>
-              </w:rPr>
-            </w:pPr>
-          </w:p>
-          <w:p>
-            <w:pPr>
-              <w:rPr>
-                <w:b/>
-                <w:bCs/>
-                <w:u w:val="single"/>
-                <w:lang w:val="es-PE"/>
-              </w:rPr>
-            </w:pPr>
-            <w:r>
-              <w:rPr>
-                <w:b/>
-                <w:bCs/>
-                <w:sz w:val="28"/>
-                <w:szCs w:val="28"/>
-                <w:u w:val="single"/>
-                <w:lang w:val="es-PE"/>
-              </w:rPr>
-              <w:t>ACTA DE CONFORMIDAD DE DESCARG</w:t>
-            </w:r>
-            <w:r>
-              <w:rPr>
-                <w:b/>
-                <w:bCs/>
-                <w:sz w:val="28"/>
-                <w:szCs w:val="28"/>
-                <w:u w:val="single"/>
-                <w:lang w:val="es-PE"/>
-              </w:rPr>
-              <w:t>O</w:t>
-            </w:r>
-            <w:r>
-              <w:rPr>
-                <w:b/>
-                <w:bCs/>
-                <w:sz w:val="28"/>
-                <w:szCs w:val="28"/>
-                <w:u w:val="single"/>
-                <w:lang w:val="es-PE"/>
-              </w:rPr>
-              <w:t xml:space="preserve"> DE LOTES</w:t>
-            </w:r>
-          </w:p>
-        </w:tc>
-      </w:tr>
-      <w:tr>
-        <w:trPr>
-          <w:trHeight w:val="841"/>
-        </w:trPr>
-        <w:tc>
-          <w:tcPr>
-            <w:tcW w:w="11216" w:type="dxa"/>
-            <w:gridSpan w:val="2"/>
-            <w:tcBorders>
-              <w:top w:val="nil"/>
-              <w:left w:val="nil"/>
-              <w:bottom w:val="nil"/>
-              <w:right w:val="nil"/>
-            </w:tcBorders>
-            <w:vAlign w:val="top"/>
-          </w:tcPr>
-          <w:p>
-            <w:pPr>
-              <w:rPr>
-                <w:rFonts w:ascii="Arial" w:hAnsi="Arial" w:cs="Arial"/>
-                <w:lang w:val="es-PE"/>
-              </w:rPr>
-            </w:pPr>
-            <w:r>
-              <w:rPr>
-                <w:rFonts w:ascii="Arial" w:hAnsi="Arial" w:cs="Arial"/>
-                <w:lang w:val="es-PE"/>
-              </w:rPr>
-              <w:t xml:space="preserve">Yo, </w:t>
-            </w:r>
-            <w:r>
-              <w:rPr>
-                <w:rFonts w:ascii="Arial" w:hAnsi="Arial" w:cs="Arial"/>
-                <w:caps/>
-                <w:noProof/>
-              </w:rPr>
-              <w:fldChar w:fldCharType="begin"/>
-            </w:r>
-            <w:r>
-              <w:rPr>
-                <w:rFonts w:ascii="Arial" w:hAnsi="Arial" w:cs="Arial"/>
-                <w:noProof/>
-              </w:rPr>
-              <w:instrText xml:space="preserve"> MERGEFIELD  nom_conductor  \* MERGEFORMAT </w:instrText>
-            </w:r>
-            <w:r>
-              <w:rPr>
-                <w:rFonts w:ascii="Arial" w:hAnsi="Arial" w:cs="Arial"/>
-                <w:caps/>
-                <w:noProof/>
-              </w:rPr>
-              <w:fldChar w:fldCharType="separate"/>
-            </w:r>
-            <w:r>
-              <w:rPr>
-                <w:rFonts w:ascii="Arial" w:hAnsi="Arial" w:cs="Arial"/>
-                <w:noProof/>
-              </w:rPr>
-              <w:t>«nom_conductor»</w:t>
-            </w:r>
-            <w:r>
-              <w:rPr>
-                <w:rFonts w:ascii="Arial" w:hAnsi="Arial" w:cs="Arial"/>
-                <w:caps/>
-                <w:noProof/>
-              </w:rPr>
-              <w:fldChar w:fldCharType="end"/>
-            </w:r>
-            <w:r>
-              <w:rPr>
-                <w:rFonts w:ascii="Arial" w:hAnsi="Arial" w:cs="Arial"/>
-                <w:caps/>
-                <w:noProof/>
-              </w:rPr>
-              <w:t xml:space="preserve">, </w:t>
-            </w:r>
-            <w:r>
-              <w:rPr>
-                <w:rFonts w:ascii="Arial" w:hAnsi="Arial" w:cs="Arial"/>
-                <w:noProof/>
-              </w:rPr>
-              <w:t xml:space="preserve">identificado con </w:t>
-            </w:r>
-            <w:r>
-              <w:rPr>
-                <w:rFonts w:ascii="Arial" w:hAnsi="Arial" w:cs="Arial"/>
-                <w:caps/>
-                <w:noProof/>
-              </w:rPr>
-              <w:t xml:space="preserve">DNI N° </w:t>
-            </w:r>
-            <w:r>
-              <w:rPr>
-                <w:rFonts w:ascii="Arial" w:hAnsi="Arial" w:cs="Arial"/>
-                <w:caps/>
-                <w:noProof/>
-              </w:rPr>
-              <w:fldChar w:fldCharType="begin"/>
-            </w:r>
-            <w:r>
-              <w:rPr>
-                <w:rFonts w:ascii="Arial" w:hAnsi="Arial" w:cs="Arial"/>
-                <w:noProof/>
-              </w:rPr>
-              <w:instrText xml:space="preserve"> MERGEFIELD  nro_doc_conductor  \* MERGEFORMAT </w:instrText>
-            </w:r>
-            <w:r>
-              <w:rPr>
-                <w:rFonts w:ascii="Arial" w:hAnsi="Arial" w:cs="Arial"/>
-                <w:caps/>
-                <w:noProof/>
-              </w:rPr>
-              <w:fldChar w:fldCharType="separate"/>
-            </w:r>
-            <w:r>
-              <w:rPr>
-                <w:rFonts w:ascii="Arial" w:hAnsi="Arial" w:cs="Arial"/>
-                <w:noProof/>
-              </w:rPr>
-              <w:t>«nro_doc_conductor»</w:t>
-            </w:r>
-            <w:r>
-              <w:rPr>
-                <w:rFonts w:ascii="Arial" w:hAnsi="Arial" w:cs="Arial"/>
-                <w:caps/>
-                <w:noProof/>
-              </w:rPr>
-              <w:fldChar w:fldCharType="end"/>
-            </w:r>
-            <w:r>
-              <w:rPr>
-                <w:rFonts w:ascii="Arial" w:hAnsi="Arial" w:cs="Arial"/>
-                <w:caps/>
-                <w:noProof/>
-              </w:rPr>
-              <w:t xml:space="preserve">; CONDUCTOR </w:t>
-            </w:r>
-            <w:r>
-              <w:rPr>
-                <w:rFonts w:ascii="Arial" w:hAnsi="Arial" w:cs="Arial"/>
-                <w:noProof/>
-              </w:rPr>
-              <w:t xml:space="preserve">del vehiculo con placa  </w:t>
-            </w:r>
-            <w:r>
-              <w:rPr>
-                <w:rFonts w:ascii="Arial" w:hAnsi="Arial" w:cs="Arial"/>
-                <w:b/>
-                <w:bCs/>
-                <w:caps/>
-                <w:noProof/>
-              </w:rPr>
-              <w:fldChar w:fldCharType="begin"/>
-            </w:r>
-            <w:r>
-              <w:rPr>
-                <w:rFonts w:ascii="Arial" w:hAnsi="Arial" w:cs="Arial"/>
-                <w:b/>
-                <w:bCs/>
-                <w:noProof/>
-              </w:rPr>
-              <w:instrText xml:space="preserve"> MERGEFIELD  nro_placa  \* MERGEFORMAT </w:instrText>
-            </w:r>
-            <w:r>
-              <w:rPr>
-                <w:rFonts w:ascii="Arial" w:hAnsi="Arial" w:cs="Arial"/>
-                <w:b/>
-                <w:bCs/>
-                <w:caps/>
-                <w:noProof/>
-              </w:rPr>
-              <w:fldChar w:fldCharType="separate"/>
-            </w:r>
-            <w:r>
-              <w:rPr>
-                <w:rFonts w:ascii="Arial" w:hAnsi="Arial" w:cs="Arial"/>
-                <w:b/>
-                <w:bCs/>
-                <w:noProof/>
-              </w:rPr>
-              <w:t>«nro_placa»</w:t>
-            </w:r>
-            <w:r>
-              <w:rPr>
-                <w:rFonts w:ascii="Arial" w:hAnsi="Arial" w:cs="Arial"/>
-                <w:b/>
-                <w:bCs/>
-                <w:caps/>
-                <w:noProof/>
-              </w:rPr>
-              <w:fldChar w:fldCharType="end"/>
-            </w:r>
-            <w:r>
-              <w:rPr>
-                <w:rFonts w:ascii="Arial" w:hAnsi="Arial" w:cs="Arial"/>
-                <w:caps/>
-                <w:noProof/>
-              </w:rPr>
-              <w:t xml:space="preserve">, </w:t>
-            </w:r>
-            <w:r>
-              <w:rPr>
-                <w:rFonts w:ascii="Arial" w:hAnsi="Arial" w:cs="Arial"/>
-                <w:noProof/>
-              </w:rPr>
-              <w:t>doy conformidad del orden de descarguio de la cantidad de lotes y sacos según se detalla en el presente documento.</w:t>
-            </w:r>
-          </w:p>
-        </w:tc>
-      </w:tr>
-    </w:tbl>
-    <w:tbl>
-      <w:tblPr>
-        <w:tblStyle w:val="Tablaconcuadrcula"/>
-        <w:tblW w:w="4996" w:type="pct"/>
-        <w:tblLayout w:type="fixed"/>
-        <w:tblLook w:val="04A0" w:firstRow="1" w:lastRow="0" w:firstColumn="1" w:lastColumn="0" w:noHBand="0" w:noVBand="1"/>
-        <w:tblDescription w:val="Tabla de diseño de encabezado"/>
-      </w:tblPr>
-      <w:tblGrid>
-        <w:gridCol w:w="708"/>
-        <w:gridCol w:w="1132"/>
-        <w:gridCol w:w="1842"/>
-        <w:gridCol w:w="1416"/>
-        <w:gridCol w:w="993"/>
-        <w:gridCol w:w="5116"/>
-      </w:tblGrid>
-      <w:tr>
-        <w:trPr>
-          <w:trHeight w:val="294"/>
-        </w:trPr>
-        <w:tc>
-          <w:tcPr>
-            <w:tcW w:w="708" w:type="dxa"/>
-            <w:shd w:val="clear" w:color="auto" w:fill="ADFFFF" w:themeFill="accent3" w:themeFillTint="33"/>
-            <w:vAlign w:val="center"/>
-          </w:tcPr>
-          <w:p>
-            <w:pPr>
-              <w:jc w:val="center"/>
-              <w:rPr>
-                <w:rFonts w:ascii="Arial" w:hAnsi="Arial" w:cs="Arial"/>
-                <w:b/>
-                <w:sz w:val="14"/>
-                <w:szCs w:val="14"/>
-              </w:rPr>
-            </w:pPr>
-            <w:r>
-              <w:rPr>
-                <w:rFonts w:ascii="Arial" w:hAnsi="Arial" w:cs="Arial"/>
-                <w:b/>
-                <w:sz w:val="14"/>
-                <w:szCs w:val="14"/>
-              </w:rPr>
-              <w:t>Ítem</w:t>
-            </w:r>
-          </w:p>
-        </w:tc>
-        <w:tc>
-          <w:tcPr>
-            <w:tcW w:w="1132" w:type="dxa"/>
-            <w:shd w:val="clear" w:color="auto" w:fill="ADFFFF" w:themeFill="accent3" w:themeFillTint="33"/>
-            <w:vAlign w:val="center"/>
-          </w:tcPr>
-          <w:p>
-            <w:pPr>
-              <w:jc w:val="center"/>
-              <w:rPr>
-                <w:rFonts w:ascii="Arial" w:hAnsi="Arial" w:cs="Arial"/>
-                <w:b/>
-                <w:sz w:val="14"/>
-                <w:szCs w:val="14"/>
-              </w:rPr>
-            </w:pPr>
-            <w:r>
-              <w:rPr>
-                <w:rFonts w:ascii="Arial" w:hAnsi="Arial" w:cs="Arial"/>
-                <w:b/>
-                <w:sz w:val="14"/>
-                <w:szCs w:val="14"/>
-              </w:rPr>
-              <w:t>Código</w:t>
-            </w:r>
-            <w:r>
-              <w:rPr>
-                <w:rFonts w:ascii="Arial" w:hAnsi="Arial" w:cs="Arial"/>
-                <w:b/>
-                <w:sz w:val="14"/>
-                <w:szCs w:val="14"/>
-              </w:rPr>
-              <w:t xml:space="preserve"> de Lote</w:t>
-            </w:r>
-          </w:p>
-        </w:tc>
-        <w:tc>
-          <w:tcPr>
-            <w:tcW w:w="1842" w:type="dxa"/>
-            <w:shd w:val="clear" w:color="auto" w:fill="ADFFFF" w:themeFill="accent3" w:themeFillTint="33"/>
-            <w:vAlign w:val="center"/>
-          </w:tcPr>
-          <w:p>
-            <w:pPr>
-              <w:jc w:val="center"/>
-              <w:rPr>
-                <w:rFonts w:ascii="Arial" w:hAnsi="Arial" w:cs="Arial"/>
-                <w:b/>
-                <w:color w:val="FFFFFF" w:themeColor="background1"/>
-                <w:sz w:val="14"/>
-                <w:szCs w:val="14"/>
-              </w:rPr>
-            </w:pPr>
-            <w:r>
-              <w:rPr>
-                <w:rFonts w:ascii="Arial" w:hAnsi="Arial" w:cs="Arial"/>
-                <w:b/>
-                <w:sz w:val="14"/>
-                <w:szCs w:val="14"/>
-              </w:rPr>
-              <w:t>Cantidad de sacos según guía o reporte</w:t>
-            </w:r>
-          </w:p>
-        </w:tc>
-        <w:tc>
-          <w:tcPr>
-            <w:tcW w:w="1416" w:type="dxa"/>
-            <w:shd w:val="clear" w:color="auto" w:fill="ADFFFF" w:themeFill="accent3" w:themeFillTint="33"/>
-            <w:vAlign w:val="center"/>
-          </w:tcPr>
-          <w:p>
-            <w:pPr>
-              <w:jc w:val="center"/>
-              <w:rPr>
-                <w:rFonts w:ascii="Arial" w:hAnsi="Arial" w:cs="Arial"/>
-                <w:b/>
-                <w:sz w:val="14"/>
-                <w:szCs w:val="14"/>
-              </w:rPr>
-            </w:pPr>
-            <w:r>
-              <w:rPr>
-                <w:rFonts w:ascii="Arial" w:hAnsi="Arial" w:cs="Arial"/>
-                <w:b/>
-                <w:sz w:val="14"/>
-                <w:szCs w:val="14"/>
-              </w:rPr>
-              <w:t>Cantidad de sacos descargado</w:t>
-            </w:r>
-          </w:p>
-        </w:tc>
-        <w:tc>
-          <w:tcPr>
-            <w:tcW w:w="993" w:type="dxa"/>
-            <w:shd w:val="clear" w:color="auto" w:fill="ADFFFF" w:themeFill="accent3" w:themeFillTint="33"/>
-            <w:vAlign w:val="center"/>
-          </w:tcPr>
-          <w:p>
-            <w:pPr>
-              <w:jc w:val="center"/>
-              <w:rPr>
-                <w:rFonts w:ascii="Arial" w:hAnsi="Arial" w:cs="Arial"/>
-                <w:b/>
-                <w:sz w:val="14"/>
-                <w:szCs w:val="14"/>
-              </w:rPr>
-            </w:pPr>
-            <w:r>
-              <w:rPr>
-                <w:rFonts w:ascii="Arial" w:hAnsi="Arial" w:cs="Arial"/>
-                <w:b/>
-                <w:sz w:val="14"/>
-                <w:szCs w:val="14"/>
-              </w:rPr>
-              <w:t>TM</w:t>
-            </w:r>
-          </w:p>
-        </w:tc>
-        <w:tc>
-          <w:tcPr>
-            <w:tcW w:w="5116" w:type="dxa"/>
-            <w:shd w:val="clear" w:color="auto" w:fill="ADFFFF" w:themeFill="accent3" w:themeFillTint="33"/>
-            <w:vAlign w:val="center"/>
-          </w:tcPr>
-          <w:p>
-            <w:pPr>
-              <w:jc w:val="center"/>
-              <w:rPr>
-                <w:rFonts w:ascii="Arial" w:hAnsi="Arial" w:cs="Arial"/>
-                <w:b/>
-                <w:sz w:val="14"/>
-                <w:szCs w:val="14"/>
-              </w:rPr>
-            </w:pPr>
-            <w:r>
-              <w:rPr>
-                <w:rFonts w:ascii="Arial" w:hAnsi="Arial" w:cs="Arial"/>
-                <w:b/>
-                <w:sz w:val="14"/>
-                <w:szCs w:val="14"/>
-              </w:rPr>
-              <w:t>Razón</w:t>
-            </w:r>
-            <w:r>
-              <w:rPr>
-                <w:rFonts w:ascii="Arial" w:hAnsi="Arial" w:cs="Arial"/>
-                <w:b/>
-                <w:sz w:val="14"/>
-                <w:szCs w:val="14"/>
-              </w:rPr>
-              <w:t xml:space="preserve"> Social</w:t>
-            </w:r>
-          </w:p>
-        </w:tc>
-      </w:tr>
-      <w:tr>
-        <w:trPr>
-          <w:trHeight w:val="294"/>
-        </w:trPr>
-        <w:tc>
-          <w:tcPr>
-            <w:tcW w:w="708" w:type="dxa"/>
-            <w:vAlign w:val="center"/>
-          </w:tcPr>
-          <w:p>
-            <w:pPr>
-              <w:jc w:val="center"/>
-              <w:rPr>
-                <w:rFonts w:ascii="Arial" w:hAnsi="Arial" w:cs="Arial"/>
-                <w:b/>
-                <w:sz w:val="14"/>
-                <w:szCs w:val="14"/>
-              </w:rPr>
-            </w:pPr>
-            <w:r>
-              <w:rPr>
-                <w:rFonts w:ascii="Arial" w:hAnsi="Arial" w:cs="Arial"/>
-                <w:b/>
-                <w:sz w:val="14"/>
-                <w:szCs w:val="14"/>
-              </w:rPr>
-              <w:t>1</w:t>
-            </w:r>
-          </w:p>
-        </w:tc>
-        <w:tc>
-          <w:tcPr>
-            <w:tcW w:w="1132" w:type="dxa"/>
-            <w:vAlign w:val="center"/>
-          </w:tcPr>
-          <w:p>
-            <w:pPr>
-              <w:jc w:val="center"/>
-              <w:rPr>
-                <w:rFonts w:ascii="Arial" w:hAnsi="Arial" w:cs="Arial"/>
-                <w:b/>
-                <w:sz w:val="14"/>
-                <w:szCs w:val="14"/>
-              </w:rPr>
-            </w:pPr>
-            <w:r>
-              <w:rPr>
-                <w:rFonts w:ascii="Arial" w:hAnsi="Arial" w:cs="Arial"/>
-                <w:sz w:val="14"/>
-                <w:szCs w:val="14"/>
-              </w:rPr>
-              <w:fldChar w:fldCharType="begin"/>
-            </w:r>
-            <w:r>
-              <w:rPr>
-                <w:rFonts w:ascii="Arial" w:hAnsi="Arial" w:cs="Arial"/>
-                <w:sz w:val="14"/>
-                <w:szCs w:val="14"/>
-              </w:rPr>
-              <w:instrText xml:space="preserve"> MERGEFIELD  nro_lote  \* MERGEFORMAT </w:instrText>
-            </w:r>
-            <w:r>
-              <w:rPr>
-                <w:rFonts w:ascii="Arial" w:hAnsi="Arial" w:cs="Arial"/>
-                <w:sz w:val="14"/>
-                <w:szCs w:val="14"/>
-              </w:rPr>
-              <w:fldChar w:fldCharType="separate"/>
-            </w:r>
-            <w:r>
-              <w:rPr>
-                <w:rFonts w:ascii="Arial" w:hAnsi="Arial" w:cs="Arial"/>
-                <w:sz w:val="14"/>
-                <w:szCs w:val="14"/>
-              </w:rPr>
-              <w:t>«nro_lote»</w:t>
-            </w:r>
-            <w:r>
-              <w:rPr>
-                <w:rFonts w:ascii="Arial" w:hAnsi="Arial" w:cs="Arial"/>
-                <w:sz w:val="14"/>
-                <w:szCs w:val="14"/>
-              </w:rPr>
-              <w:fldChar w:fldCharType="end"/>
-            </w:r>
-          </w:p>
-        </w:tc>
-        <w:tc>
-          <w:tcPr>
-            <w:tcW w:w="1842" w:type="dxa"/>
-            <w:vAlign w:val="center"/>
-          </w:tcPr>
-          <w:p>
-            <w:pPr>
-              <w:jc w:val="center"/>
-              <w:rPr>
-                <w:rFonts w:ascii="Arial" w:hAnsi="Arial" w:cs="Arial"/>
-                <w:b/>
-                <w:sz w:val="14"/>
-                <w:szCs w:val="14"/>
-              </w:rPr>
-            </w:pPr>
-            <w:r>
-              <w:rPr>
-                <w:rFonts w:ascii="Arial" w:hAnsi="Arial" w:cs="Arial"/>
-                <w:caps/>
-                <w:noProof/>
-                <w:sz w:val="14"/>
-                <w:szCs w:val="14"/>
-              </w:rPr>
-              <w:fldChar w:fldCharType="begin"/>
-            </w:r>
-            <w:r>
-              <w:rPr>
-                <w:rFonts w:ascii="Arial" w:hAnsi="Arial" w:cs="Arial"/>
-                <w:caps/>
-                <w:noProof/>
-                <w:sz w:val="14"/>
-                <w:szCs w:val="14"/>
-              </w:rPr>
-              <w:instrText xml:space="preserve"> MERGEFIELD  cant_um  \* MERGEFORMAT </w:instrText>
-            </w:r>
-            <w:r>
-              <w:rPr>
-                <w:rFonts w:ascii="Arial" w:hAnsi="Arial" w:cs="Arial"/>
-                <w:caps/>
-                <w:noProof/>
-                <w:sz w:val="14"/>
-                <w:szCs w:val="14"/>
-              </w:rPr>
-              <w:fldChar w:fldCharType="separate"/>
-            </w:r>
-            <w:r>
-              <w:rPr>
-                <w:rFonts w:ascii="Arial" w:hAnsi="Arial" w:cs="Arial"/>
-                <w:caps/>
-                <w:noProof/>
-                <w:sz w:val="14"/>
-                <w:szCs w:val="14"/>
-              </w:rPr>
-              <w:t>«cant_um»</w:t>
-            </w:r>
-            <w:r>
-              <w:rPr>
-                <w:rFonts w:ascii="Arial" w:hAnsi="Arial" w:cs="Arial"/>
-                <w:caps/>
-                <w:noProof/>
-                <w:sz w:val="14"/>
-                <w:szCs w:val="14"/>
-              </w:rPr>
-              <w:fldChar w:fldCharType="end"/>
-            </w:r>
-          </w:p>
-        </w:tc>
-        <w:tc>
-          <w:tcPr>
-            <w:tcW w:w="1416" w:type="dxa"/>
-            <w:vAlign w:val="center"/>
-          </w:tcPr>
-          <w:p>
-            <w:pPr>
-              <w:jc w:val="center"/>
-              <w:rPr>
-                <w:rFonts w:ascii="Arial" w:hAnsi="Arial" w:cs="Arial"/>
-                <w:b/>
-                <w:sz w:val="14"/>
-                <w:szCs w:val="14"/>
-              </w:rPr>
-            </w:pPr>
-            <w:r>
-              <w:rPr>
-                <w:rFonts w:ascii="Arial" w:hAnsi="Arial" w:cs="Arial"/>
-                <w:caps/>
-                <w:noProof/>
-                <w:sz w:val="14"/>
-                <w:szCs w:val="14"/>
-              </w:rPr>
-              <w:fldChar w:fldCharType="begin"/>
-            </w:r>
-            <w:r>
-              <w:rPr>
-                <w:rFonts w:ascii="Arial" w:hAnsi="Arial" w:cs="Arial"/>
-                <w:caps/>
-                <w:noProof/>
-                <w:sz w:val="14"/>
-                <w:szCs w:val="14"/>
-              </w:rPr>
-              <w:instrText xml:space="preserve"> MERGEFIELD  cant_min  \* MERGEFORMAT </w:instrText>
-            </w:r>
-            <w:r>
-              <w:rPr>
-                <w:rFonts w:ascii="Arial" w:hAnsi="Arial" w:cs="Arial"/>
-                <w:caps/>
-                <w:noProof/>
-                <w:sz w:val="14"/>
-                <w:szCs w:val="14"/>
-              </w:rPr>
-              <w:fldChar w:fldCharType="separate"/>
-            </w:r>
-            <w:r>
-              <w:rPr>
-                <w:rFonts w:ascii="Arial" w:hAnsi="Arial" w:cs="Arial"/>
-                <w:caps/>
-                <w:noProof/>
-                <w:sz w:val="14"/>
-                <w:szCs w:val="14"/>
-              </w:rPr>
-              <w:t>«cant_min»</w:t>
-            </w:r>
-            <w:r>
-              <w:rPr>
-                <w:rFonts w:ascii="Arial" w:hAnsi="Arial" w:cs="Arial"/>
-                <w:caps/>
-                <w:noProof/>
-                <w:sz w:val="14"/>
-                <w:szCs w:val="14"/>
-              </w:rPr>
-              <w:fldChar w:fldCharType="end"/>
-            </w:r>
-          </w:p>
-        </w:tc>
-        <w:tc>
-          <w:tcPr>
-            <w:tcW w:w="993" w:type="dxa"/>
-            <w:vAlign w:val="center"/>
-          </w:tcPr>
-          <w:p>
-            <w:pPr>
-              <w:jc w:val="center"/>
-              <w:rPr>
-                <w:rFonts w:ascii="Arial" w:hAnsi="Arial" w:cs="Arial"/>
-                <w:b/>
-                <w:sz w:val="14"/>
-                <w:szCs w:val="14"/>
-              </w:rPr>
-            </w:pPr>
-            <w:r>
-              <w:rPr>
-                <w:rFonts w:ascii="Arial" w:hAnsi="Arial" w:cs="Arial"/>
-                <w:caps/>
-                <w:noProof/>
-                <w:sz w:val="14"/>
-                <w:szCs w:val="14"/>
-              </w:rPr>
-              <w:fldChar w:fldCharType="begin"/>
-            </w:r>
-            <w:r>
-              <w:rPr>
-                <w:rFonts w:ascii="Arial" w:hAnsi="Arial" w:cs="Arial"/>
-                <w:noProof/>
-                <w:sz w:val="14"/>
-                <w:szCs w:val="14"/>
-              </w:rPr>
-              <w:instrText xml:space="preserve"> MERGEFIELD  tmh  \* MERGEFORMAT </w:instrText>
-            </w:r>
-            <w:r>
-              <w:rPr>
-                <w:rFonts w:ascii="Arial" w:hAnsi="Arial" w:cs="Arial"/>
-                <w:caps/>
-                <w:noProof/>
-                <w:sz w:val="14"/>
-                <w:szCs w:val="14"/>
-              </w:rPr>
-              <w:fldChar w:fldCharType="separate"/>
-            </w:r>
-            <w:r>
-              <w:rPr>
-                <w:rFonts w:ascii="Arial" w:hAnsi="Arial" w:cs="Arial"/>
-                <w:noProof/>
-                <w:sz w:val="14"/>
-                <w:szCs w:val="14"/>
-              </w:rPr>
-              <w:t>«tmh»</w:t>
-            </w:r>
-            <w:r>
-              <w:rPr>
-                <w:rFonts w:ascii="Arial" w:hAnsi="Arial" w:cs="Arial"/>
-                <w:caps/>
-                <w:noProof/>
-                <w:sz w:val="14"/>
-                <w:szCs w:val="14"/>
-              </w:rPr>
-              <w:fldChar w:fldCharType="end"/>
-            </w:r>
-          </w:p>
-        </w:tc>
-        <w:tc>
-          <w:tcPr>
-            <w:tcW w:w="5116" w:type="dxa"/>
-            <w:vAlign w:val="center"/>
-          </w:tcPr>
-          <w:p>
-            <w:pPr>
-              <w:jc w:val="center"/>
-              <w:rPr>
-                <w:rFonts w:ascii="Arial" w:hAnsi="Arial" w:cs="Arial"/>
-                <w:b/>
-                <w:sz w:val="14"/>
-                <w:szCs w:val="14"/>
-              </w:rPr>
-            </w:pPr>
-            <w:r>
-              <w:rPr>
-                <w:rFonts w:ascii="Arial" w:hAnsi="Arial" w:cs="Arial"/>
-                <w:bCs/>
-                <w:sz w:val="14"/>
-                <w:szCs w:val="14"/>
-              </w:rPr>
-              <w:fldChar w:fldCharType="begin"/>
-            </w:r>
-            <w:r>
-              <w:rPr>
-                <w:rFonts w:ascii="Arial" w:hAnsi="Arial" w:cs="Arial"/>
-                <w:bCs/>
-                <w:sz w:val="14"/>
-                <w:szCs w:val="14"/>
-              </w:rPr>
-              <w:instrText xml:space="preserve"> MERGEFIELD  nom_proveedor  \* MERGEFORMAT </w:instrText>
-            </w:r>
-            <w:r>
-              <w:rPr>
-                <w:rFonts w:ascii="Arial" w:hAnsi="Arial" w:cs="Arial"/>
-                <w:bCs/>
-                <w:sz w:val="14"/>
-                <w:szCs w:val="14"/>
-              </w:rPr>
-              <w:fldChar w:fldCharType="separate"/>
-            </w:r>
-            <w:r>
-              <w:rPr>
-                <w:rFonts w:ascii="Arial" w:hAnsi="Arial" w:cs="Arial"/>
-                <w:bCs/>
-                <w:noProof/>
-                <w:sz w:val="14"/>
-                <w:szCs w:val="14"/>
-              </w:rPr>
-              <w:t>«nom_proveedor»</w:t>
-            </w:r>
-            <w:r>
-              <w:rPr>
-                <w:rFonts w:ascii="Arial" w:hAnsi="Arial" w:cs="Arial"/>
-                <w:bCs/>
-                <w:sz w:val="14"/>
-                <w:szCs w:val="14"/>
-              </w:rPr>
-              <w:fldChar w:fldCharType="end"/>
-            </w:r>
-          </w:p>
-        </w:tc>
-      </w:tr>
-    </w:tbl>
-    <w:p>
-      <w:pPr>
-        <w:spacing w:after="0"/>
-        <w:rPr>
-          <w:sz w:val="10"/>
-          <w:szCs w:val="10"/>
-        </w:rPr>
-      </w:pPr>
+                      </wps:txbx>
+                      <wps:bodyPr rot="0" vertOverflow="clip" horzOverflow="clip" vert="horz" wrap="square" lIns="91440" tIns="45720" rIns="91440" bIns="45720" anchor="t" anchorCtr="0" upright="1">
+                        <a:noAutofit/>
+                      </wps:bodyPr>
+                    </wps:wsp>
+                  </a:graphicData>
+                </a:graphic>
+                <wp14:sizeRelH relativeFrom="margin">
+                  <wp14:pctWidth>0</wp14:pctWidth>
+                </wp14:sizeRelH>
+                <wp14:sizeRelV relativeFrom="margin">
+                  <wp14:pctHeight>0</wp14:pctHeight>
+                </wp14:sizeRelV>
+              </wp:anchor>
+            </w:drawing>
+          </mc:Choice>
+          <mc:Fallback>
+            <w:pict>
+              <v:roundrect w14:anchorId="522B1D2F" id="Rectángulo: esquinas redondeadas 1154350600" o:spid="_x0000_s1026" style="position:absolute;margin-left:10.75pt;margin-top:-161.4pt;width:149.9pt;height:75.75pt;z-index:251669504;visibility:visible;mso-wrap-style:square;mso-width-percent:0;mso-height-percent:0;mso-wrap-distance-left:9pt;mso-wrap-distance-top:0;mso-wrap-distance-right:9pt;mso-wrap-distance-bottom:0;mso-position-horizontal:absolute;mso-position-horizontal-relative:margin;mso-position-vertical:absolute;mso-position-vertical-relative:text;mso-width-percent:0;mso-height-percent:0;mso-width-relative:margin;mso-height-relative:margin;v-text-anchor:top" arcsize="10923f" o:gfxdata="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" filled="f" stroked="f">
+                <v:stroke joinstyle="miter"/>
+                <v:textbox>
+                  <w:txbxContent>
+                    <w:p>
+                      <w:pPr>
+                        <w:jc w:val="center"/>
+                      </w:pPr>
+                      <w:r>
+                        <w:rPr>
+                          <w:rFonts w:ascii="Arial" w:eastAsia="Arial Unicode MS" w:hAnsi="Arial"/>
+                          <w:sz w:val="18"/>
+                          <w:szCs w:val="18"/>
+                        </w:rPr>
+                        <w:fldChar w:fldCharType="begin"/>
+                      </w:r>
+                      <w:r>
+                        <w:rPr>
+                          <w:rFonts w:ascii="Arial" w:eastAsia="Arial Unicode MS" w:hAnsi="Arial"/>
+                          <w:sz w:val="18"/>
+                          <w:szCs w:val="18"/>
+                        </w:rPr>
+                        <w:instrText xml:space="preserve"> MERGEFIELD  Image:logoEmpresa  \* MERGEFORMAT </w:instrText>
+                      </w:r>
+                      <w:r>
+                        <w:rPr>
+                          <w:rFonts w:ascii="Arial" w:eastAsia="Arial Unicode MS" w:hAnsi="Arial"/>
+                          <w:sz w:val="18"/>
+                          <w:szCs w:val="18"/>
+                        </w:rPr>
+                        <w:fldChar w:fldCharType="separate"/>
+                      </w:r>
+                      <w:r>
+                        <w:rPr>
+                          <w:rFonts w:ascii="Arial" w:eastAsia="Arial Unicode MS" w:hAnsi="Arial"/>
+                          <w:noProof/>
+                          <w:sz w:val="18"/>
+                          <w:szCs w:val="18"/>
+                        </w:rPr>
+                        <w:t>«Image:logoEmpresa»</w:t>
+                      </w:r>
+                      <w:r>
+                        <w:rPr>
+                          <w:rFonts w:ascii="Arial" w:eastAsia="Arial Unicode MS" w:hAnsi="Arial"/>
+                          <w:sz w:val="18"/>
+                          <w:szCs w:val="18"/>
+                        </w:rPr>
+                        <w:fldChar w:fldCharType="end"/>
+                      </w:r>
+                    </w:p>
+                  </w:txbxContent>
+                </v:textbox>
+                <w10:wrap anchorx="margin"/>
+              </v:roundrect>
+            </w:pict>
+          </mc:Fallback>
+        </mc:AlternateContent>
+      </w:r>
     </w:p>
     <w:tbl>
       <w:tblPr>
@@ -1655,7 +1534,7 @@
                     </wp:anchor>
                   </w:drawing>
                 </mc:Choice>
-                <mc:Fallback>
+                <mc:Fallback xmlns:w16sdtfl="http://schemas.microsoft.com/office/word/2024/wordml/sdtformatlock" xmlns:w16du="http://schemas.microsoft.com/office/word/2023/wordml/word16du" xmlns:oel="http://schemas.microsoft.com/office/2019/extlst">
                   <w:pict>
                     <v:line w14:anchorId="7EBD62A4" id="Conector recto 1" o:spid="_x0000_s1026" style="position:absolute;z-index:251671552;visibility:visible;mso-wrap-style:square;mso-width-percent:0;mso-height-percent:0;mso-wrap-distance-left:9pt;mso-wrap-distance-top:0;mso-wrap-distance-right:9pt;mso-wrap-distance-bottom:0;mso-position-horizontal:absolute;mso-position-horizontal-relative:text;mso-position-vertical:absolute;mso-position-vertical-relative:text;mso-width-percent:0;mso-height-percent:0;mso-width-relative:margin;mso-height-relative:margin" from="154.7pt,34.5pt" to="338.45pt,34.5pt" o:gfxdata="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" strokecolor="#7e97ad [3204]" strokeweight=".5pt">
                       <v:stroke joinstyle="miter"/>
@@ -1729,7 +1608,7 @@
 </file>
 
 <file path=word/endnotes.xml><?xml version="1.0" encoding="utf-8"?>
-<w:endnotes xmlns:wpc="http://schemas.microsoft.com/office/word/2010/wordprocessingCanvas" xmlns:cx="http://schemas.microsoft.com/office/drawing/2014/chartex" xmlns:cx1="http://schemas.microsoft.com/office/drawing/2015/9/8/chartex" xmlns:cx2="http://schemas.microsoft.com/office/drawing/2015/10/21/chartex" xmlns:cx3="http://schemas.microsoft.com/office/drawing/2016/5/9/chartex" xmlns:cx4="http://schemas.microsoft.com/office/drawing/2016/5/10/chartex" xmlns:cx5="http://schemas.microsoft.com/office/drawing/2016/5/11/chartex" xmlns:cx6="http://schemas.microsoft.com/office/drawing/2016/5/12/chartex" xmlns:cx7="http://schemas.microsoft.com/office/drawing/2016/5/13/chartex" xmlns:cx8="http://schemas.microsoft.com/office/drawing/2016/5/14/chartex" xmlns:mc="http://schemas.openxmlformats.org/markup-compatibility/2006" xmlns:aink="http://schemas.microsoft.com/office/drawing/2016/ink" xmlns:am3d="http://schemas.microsoft.com/office/drawing/2017/model3d" xmlns:o="urn:schemas-microsoft-com:office:office" xmlns:oel="http://schemas.microsoft.com/office/2019/extlst" xmlns:r="http://schemas.openxmlformats.org/officeDocument/2006/relationships" xmlns:m="http://schemas.openxmlformats.org/officeDocument/2006/math" xmlns:v="urn:schemas-microsoft-com:vml" xmlns:wp14="http://schemas.microsoft.com/office/word/2010/wordprocessingDrawing" xmlns:wp="http://schemas.openxmlformats.org/drawingml/2006/wordprocessingDrawing" xmlns:w10="urn:schemas-microsoft-com:office:word" xmlns:w="http://schemas.openxmlformats.org/wordprocessingml/2006/main" xmlns:w14="http://schemas.microsoft.com/office/word/2010/wordml" xmlns:w15="http://schemas.microsoft.com/office/word/2012/wordml" xmlns:w16cex="http://schemas.microsoft.com/office/word/2018/wordml/cex" xmlns:w16cid="http://schemas.microsoft.com/office/word/2016/wordml/cid" xmlns:w16="http://schemas.microsoft.com/office/word/2018/wordml" xmlns:w16du="http://schemas.microsoft.com/office/word/2023/wordml/word16du" xmlns:w16sdtdh="http://schemas.microsoft.com/office/word/2020/wordml/sdtdatahash" xmlns:w16sdtfl="http://schemas.microsoft.com/office/word/2024/wordml/sdtformatlock" xmlns:w16se="http://schemas.microsoft.com/office/word/2015/wordml/symex" xmlns:wpg="http://schemas.microsoft.com/office/word/2010/wordprocessingGroup" xmlns:wpi="http://schemas.microsoft.com/office/word/2010/wordprocessingInk" xmlns:wne="http://schemas.microsoft.com/office/word/2006/wordml" xmlns:wps="http://schemas.microsoft.com/office/word/2010/wordprocessingShape" mc:Ignorable="w14 w15 w16se w16cid w16 w16cex w16sdtdh w16sdtfl w16du wp14">
+<w:endnotes xmlns:wpc="http://schemas.microsoft.com/office/word/2010/wordprocessingCanvas" xmlns:cx="http://schemas.microsoft.com/office/drawing/2014/chartex" xmlns:cx1="http://schemas.microsoft.com/office/drawing/2015/9/8/chartex" xmlns:cx2="http://schemas.microsoft.com/office/drawing/2015/10/21/chartex" xmlns:cx3="http://schemas.microsoft.com/office/drawing/2016/5/9/chartex" xmlns:cx4="http://schemas.microsoft.com/office/drawing/2016/5/10/chartex" xmlns:cx5="http://schemas.microsoft.com/office/drawing/2016/5/11/chartex" xmlns:cx6="http://schemas.microsoft.com/office/drawing/2016/5/12/chartex" xmlns:cx7="http://schemas.microsoft.com/office/drawing/2016/5/13/chartex" xmlns:cx8="http://schemas.microsoft.com/office/drawing/2016/5/14/chartex" xmlns:mc="http://schemas.openxmlformats.org/markup-compatibility/2006" xmlns:aink="http://schemas.microsoft.com/office/drawing/2016/ink" xmlns:am3d="http://schemas.microsoft.com/office/drawing/2017/model3d" xmlns:o="urn:schemas-microsoft-com:office:office" xmlns:r="http://schemas.openxmlformats.org/officeDocument/2006/relationships" xmlns:m="http://schemas.openxmlformats.org/officeDocument/2006/math" xmlns:v="urn:schemas-microsoft-com:vml" xmlns:wp14="http://schemas.microsoft.com/office/word/2010/wordprocessingDrawing" xmlns:wp="http://schemas.openxmlformats.org/drawingml/2006/wordprocessingDrawing" xmlns:w10="urn:schemas-microsoft-com:office:word" xmlns:w="http://schemas.openxmlformats.org/wordprocessingml/2006/main" xmlns:w14="http://schemas.microsoft.com/office/word/2010/wordml" xmlns:w15="http://schemas.microsoft.com/office/word/2012/wordml" xmlns:w16cex="http://schemas.microsoft.com/office/word/2018/wordml/cex" xmlns:w16cid="http://schemas.microsoft.com/office/word/2016/wordml/cid" xmlns:w16="http://schemas.microsoft.com/office/word/2018/wordml" xmlns:w16sdtdh="http://schemas.microsoft.com/office/word/2020/wordml/sdtdatahash" xmlns:w16se="http://schemas.microsoft.com/office/word/2015/wordml/symex" xmlns:wpg="http://schemas.microsoft.com/office/word/2010/wordprocessingGroup" xmlns:wpi="http://schemas.microsoft.com/office/word/2010/wordprocessingInk" xmlns:wne="http://schemas.microsoft.com/office/word/2006/wordml" xmlns:wps="http://schemas.microsoft.com/office/word/2010/wordprocessingShape" mc:Ignorable="w14 w15 w16se w16cid w16 w16cex w16sdtdh wp14">
   <w:endnote w:type="separator" w:id="-1">
     <w:p>
       <w:pPr>
@@ -1756,7 +1635,7 @@
 </file>
 
 <file path=word/footer1.xml><?xml version="1.0" encoding="utf-8"?>
-<w:ftr xmlns:wpc="http://schemas.microsoft.com/office/word/2010/wordprocessingCanvas" xmlns:cx="http://schemas.microsoft.com/office/drawing/2014/chartex" xmlns:cx1="http://schemas.microsoft.com/office/drawing/2015/9/8/chartex" xmlns:cx2="http://schemas.microsoft.com/office/drawing/2015/10/21/chartex" xmlns:cx3="http://schemas.microsoft.com/office/drawing/2016/5/9/chartex" xmlns:cx4="http://schemas.microsoft.com/office/drawing/2016/5/10/chartex" xmlns:cx5="http://schemas.microsoft.com/office/drawing/2016/5/11/chartex" xmlns:cx6="http://schemas.microsoft.com/office/drawing/2016/5/12/chartex" xmlns:cx7="http://schemas.microsoft.com/office/drawing/2016/5/13/chartex" xmlns:cx8="http://schemas.microsoft.com/office/drawing/2016/5/14/chartex" xmlns:mc="http://schemas.openxmlformats.org/markup-compatibility/2006" xmlns:aink="http://schemas.microsoft.com/office/drawing/2016/ink" xmlns:am3d="http://schemas.microsoft.com/office/drawing/2017/model3d" xmlns:o="urn:schemas-microsoft-com:office:office" xmlns:oel="http://schemas.microsoft.com/office/2019/extlst" xmlns:r="http://schemas.openxmlformats.org/officeDocument/2006/relationships" xmlns:m="http://schemas.openxmlformats.org/officeDocument/2006/math" xmlns:v="urn:schemas-microsoft-com:vml" xmlns:wp14="http://schemas.microsoft.com/office/word/2010/wordprocessingDrawing" xmlns:wp="http://schemas.openxmlformats.org/drawingml/2006/wordprocessingDrawing" xmlns:w10="urn:schemas-microsoft-com:office:word" xmlns:w="http://schemas.openxmlformats.org/wordprocessingml/2006/main" xmlns:w14="http://schemas.microsoft.com/office/word/2010/wordml" xmlns:w15="http://schemas.microsoft.com/office/word/2012/wordml" xmlns:w16cex="http://schemas.microsoft.com/office/word/2018/wordml/cex" xmlns:w16cid="http://schemas.microsoft.com/office/word/2016/wordml/cid" xmlns:w16="http://schemas.microsoft.com/office/word/2018/wordml" xmlns:w16du="http://schemas.microsoft.com/office/word/2023/wordml/word16du" xmlns:w16sdtdh="http://schemas.microsoft.com/office/word/2020/wordml/sdtdatahash" xmlns:w16sdtfl="http://schemas.microsoft.com/office/word/2024/wordml/sdtformatlock" xmlns:w16se="http://schemas.microsoft.com/office/word/2015/wordml/symex" xmlns:wpg="http://schemas.microsoft.com/office/word/2010/wordprocessingGroup" xmlns:wpi="http://schemas.microsoft.com/office/word/2010/wordprocessingInk" xmlns:wne="http://schemas.microsoft.com/office/word/2006/wordml" xmlns:wps="http://schemas.microsoft.com/office/word/2010/wordprocessingShape" mc:Ignorable="w14 w15 w16se w16cid w16 w16cex w16sdtdh w16sdtfl w16du wp14">
+<w:ftr xmlns:wpc="http://schemas.microsoft.com/office/word/2010/wordprocessingCanvas" xmlns:cx="http://schemas.microsoft.com/office/drawing/2014/chartex" xmlns:cx1="http://schemas.microsoft.com/office/drawing/2015/9/8/chartex" xmlns:cx2="http://schemas.microsoft.com/office/drawing/2015/10/21/chartex" xmlns:cx3="http://schemas.microsoft.com/office/drawing/2016/5/9/chartex" xmlns:cx4="http://schemas.microsoft.com/office/drawing/2016/5/10/chartex" xmlns:cx5="http://schemas.microsoft.com/office/drawing/2016/5/11/chartex" xmlns:cx6="http://schemas.microsoft.com/office/drawing/2016/5/12/chartex" xmlns:cx7="http://schemas.microsoft.com/office/drawing/2016/5/13/chartex" xmlns:cx8="http://schemas.microsoft.com/office/drawing/2016/5/14/chartex" xmlns:mc="http://schemas.openxmlformats.org/markup-compatibility/2006" xmlns:aink="http://schemas.microsoft.com/office/drawing/2016/ink" xmlns:am3d="http://schemas.microsoft.com/office/drawing/2017/model3d" xmlns:o="urn:schemas-microsoft-com:office:office" xmlns:r="http://schemas.openxmlformats.org/officeDocument/2006/relationships" xmlns:m="http://schemas.openxmlformats.org/officeDocument/2006/math" xmlns:v="urn:schemas-microsoft-com:vml" xmlns:wp14="http://schemas.microsoft.com/office/word/2010/wordprocessingDrawing" xmlns:wp="http://schemas.openxmlformats.org/drawingml/2006/wordprocessingDrawing" xmlns:w10="urn:schemas-microsoft-com:office:word" xmlns:w="http://schemas.openxmlformats.org/wordprocessingml/2006/main" xmlns:w14="http://schemas.microsoft.com/office/word/2010/wordml" xmlns:w15="http://schemas.microsoft.com/office/word/2012/wordml" xmlns:w16cex="http://schemas.microsoft.com/office/word/2018/wordml/cex" xmlns:w16cid="http://schemas.microsoft.com/office/word/2016/wordml/cid" xmlns:w16="http://schemas.microsoft.com/office/word/2018/wordml" xmlns:w16sdtdh="http://schemas.microsoft.com/office/word/2020/wordml/sdtdatahash" xmlns:w16se="http://schemas.microsoft.com/office/word/2015/wordml/symex" xmlns:wpg="http://schemas.microsoft.com/office/word/2010/wordprocessingGroup" xmlns:wpi="http://schemas.microsoft.com/office/word/2010/wordprocessingInk" xmlns:wne="http://schemas.microsoft.com/office/word/2006/wordml" xmlns:wps="http://schemas.microsoft.com/office/word/2010/wordprocessingShape" mc:Ignorable="w14 w15 w16se w16cid w16 w16cex w16sdtdh wp14">
   <w:p>
     <w:pPr>
       <w:pStyle w:val="Piedepgina"/>
@@ -1821,7 +1700,7 @@
 </file>
 
 <file path=word/footer2.xml><?xml version="1.0" encoding="utf-8"?>
-<w:ftr xmlns:wpc="http://schemas.microsoft.com/office/word/2010/wordprocessingCanvas" xmlns:cx="http://schemas.microsoft.com/office/drawing/2014/chartex" xmlns:cx1="http://schemas.microsoft.com/office/drawing/2015/9/8/chartex" xmlns:cx2="http://schemas.microsoft.com/office/drawing/2015/10/21/chartex" xmlns:cx3="http://schemas.microsoft.com/office/drawing/2016/5/9/chartex" xmlns:cx4="http://schemas.microsoft.com/office/drawing/2016/5/10/chartex" xmlns:cx5="http://schemas.microsoft.com/office/drawing/2016/5/11/chartex" xmlns:cx6="http://schemas.microsoft.com/office/drawing/2016/5/12/chartex" xmlns:cx7="http://schemas.microsoft.com/office/drawing/2016/5/13/chartex" xmlns:cx8="http://schemas.microsoft.com/office/drawing/2016/5/14/chartex" xmlns:mc="http://schemas.openxmlformats.org/markup-compatibility/2006" xmlns:aink="http://schemas.microsoft.com/office/drawing/2016/ink" xmlns:am3d="http://schemas.microsoft.com/office/drawing/2017/model3d" xmlns:o="urn:schemas-microsoft-com:office:office" xmlns:oel="http://schemas.microsoft.com/office/2019/extlst" xmlns:r="http://schemas.openxmlformats.org/officeDocument/2006/relationships" xmlns:m="http://schemas.openxmlformats.org/officeDocument/2006/math" xmlns:v="urn:schemas-microsoft-com:vml" xmlns:wp14="http://schemas.microsoft.com/office/word/2010/wordprocessingDrawing" xmlns:wp="http://schemas.openxmlformats.org/drawingml/2006/wordprocessingDrawing" xmlns:w10="urn:schemas-microsoft-com:office:word" xmlns:w="http://schemas.openxmlformats.org/wordprocessingml/2006/main" xmlns:w14="http://schemas.microsoft.com/office/word/2010/wordml" xmlns:w15="http://schemas.microsoft.com/office/word/2012/wordml" xmlns:w16cex="http://schemas.microsoft.com/office/word/2018/wordml/cex" xmlns:w16cid="http://schemas.microsoft.com/office/word/2016/wordml/cid" xmlns:w16="http://schemas.microsoft.com/office/word/2018/wordml" xmlns:w16du="http://schemas.microsoft.com/office/word/2023/wordml/word16du" xmlns:w16sdtdh="http://schemas.microsoft.com/office/word/2020/wordml/sdtdatahash" xmlns:w16sdtfl="http://schemas.microsoft.com/office/word/2024/wordml/sdtformatlock" xmlns:w16se="http://schemas.microsoft.com/office/word/2015/wordml/symex" xmlns:wpg="http://schemas.microsoft.com/office/word/2010/wordprocessingGroup" xmlns:wpi="http://schemas.microsoft.com/office/word/2010/wordprocessingInk" xmlns:wne="http://schemas.microsoft.com/office/word/2006/wordml" xmlns:wps="http://schemas.microsoft.com/office/word/2010/wordprocessingShape" mc:Ignorable="w14 w15 w16se w16cid w16 w16cex w16sdtdh w16sdtfl w16du wp14">
+<w:ftr xmlns:wpc="http://schemas.microsoft.com/office/word/2010/wordprocessingCanvas" xmlns:cx="http://schemas.microsoft.com/office/drawing/2014/chartex" xmlns:cx1="http://schemas.microsoft.com/office/drawing/2015/9/8/chartex" xmlns:cx2="http://schemas.microsoft.com/office/drawing/2015/10/21/chartex" xmlns:cx3="http://schemas.microsoft.com/office/drawing/2016/5/9/chartex" xmlns:cx4="http://schemas.microsoft.com/office/drawing/2016/5/10/chartex" xmlns:cx5="http://schemas.microsoft.com/office/drawing/2016/5/11/chartex" xmlns:cx6="http://schemas.microsoft.com/office/drawing/2016/5/12/chartex" xmlns:cx7="http://schemas.microsoft.com/office/drawing/2016/5/13/chartex" xmlns:cx8="http://schemas.microsoft.com/office/drawing/2016/5/14/chartex" xmlns:mc="http://schemas.openxmlformats.org/markup-compatibility/2006" xmlns:aink="http://schemas.microsoft.com/office/drawing/2016/ink" xmlns:am3d="http://schemas.microsoft.com/office/drawing/2017/model3d" xmlns:o="urn:schemas-microsoft-com:office:office" xmlns:r="http://schemas.openxmlformats.org/officeDocument/2006/relationships" xmlns:m="http://schemas.openxmlformats.org/officeDocument/2006/math" xmlns:v="urn:schemas-microsoft-com:vml" xmlns:wp14="http://schemas.microsoft.com/office/word/2010/wordprocessingDrawing" xmlns:wp="http://schemas.openxmlformats.org/drawingml/2006/wordprocessingDrawing" xmlns:w10="urn:schemas-microsoft-com:office:word" xmlns:w="http://schemas.openxmlformats.org/wordprocessingml/2006/main" xmlns:w14="http://schemas.microsoft.com/office/word/2010/wordml" xmlns:w15="http://schemas.microsoft.com/office/word/2012/wordml" xmlns:w16cex="http://schemas.microsoft.com/office/word/2018/wordml/cex" xmlns:w16cid="http://schemas.microsoft.com/office/word/2016/wordml/cid" xmlns:w16="http://schemas.microsoft.com/office/word/2018/wordml" xmlns:w16sdtdh="http://schemas.microsoft.com/office/word/2020/wordml/sdtdatahash" xmlns:w16se="http://schemas.microsoft.com/office/word/2015/wordml/symex" xmlns:wpg="http://schemas.microsoft.com/office/word/2010/wordprocessingGroup" xmlns:wpi="http://schemas.microsoft.com/office/word/2010/wordprocessingInk" xmlns:wne="http://schemas.microsoft.com/office/word/2006/wordml" xmlns:wps="http://schemas.microsoft.com/office/word/2010/wordprocessingShape" mc:Ignorable="w14 w15 w16se w16cid w16 w16cex w16sdtdh wp14">
   <w:tbl>
     <w:tblPr>
       <w:tblStyle w:val="Tablaconcuadrcula"/>
@@ -2063,7 +1942,7 @@
               <v:stroke joinstyle="miter"/>
               <v:path gradientshapeok="t" o:connecttype="rect"/>
             </v:shapetype>
-            <v:shape id="Cuadro de texto 2" o:spid="_x0000_s1027" type="#_x0000_t202" style="position:absolute;margin-left:168.2pt;margin-top:-12.8pt;width:211.85pt;height:17.05pt;z-index:251659264;visibility:visible;mso-wrap-style:square;mso-width-percent:0;mso-height-percent:0;mso-wrap-distance-left:9pt;mso-wrap-distance-top:3.6pt;mso-wrap-distance-right:9pt;mso-wrap-distance-bottom:3.6pt;mso-position-horizontal:absolute;mso-position-horizontal-relative:margin;mso-position-vertical:absolute;mso-position-vertical-relative:text;mso-width-percent:0;mso-height-percent:0;mso-width-relative:margin;mso-height-relative:margin;v-text-anchor:top" o:gfxdata="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" filled="f" stroked="f">
+            <v:shape id="Cuadro de texto 2" o:spid="_x0000_s1027" type="#_x0000_t202" style="position:absolute;margin-left:168.2pt;margin-top:-12.8pt;width:211.85pt;height:17.05pt;z-index:251659264;visibility:visible;mso-wrap-style:square;mso-width-percent:0;mso-height-percent:0;mso-wrap-distance-left:9pt;mso-wrap-distance-top:3.6pt;mso-wrap-distance-right:9pt;mso-wrap-distance-bottom:3.6pt;mso-position-horizontal:absolute;mso-position-horizontal-relative:margin;mso-position-vertical:absolute;mso-position-vertical-relative:text;mso-width-percent:0;mso-height-percent:0;mso-width-relative:margin;mso-height-relative:margin;v-text-anchor:top" o:gfxdata="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" filled="f" stroked="f">
               <v:textbox>
                 <w:txbxContent>
                   <w:p>
@@ -2092,7 +1971,7 @@
 </file>
 
 <file path=word/footnotes.xml><?xml version="1.0" encoding="utf-8"?>
-<w:footnotes xmlns:wpc="http://schemas.microsoft.com/office/word/2010/wordprocessingCanvas" xmlns:cx="http://schemas.microsoft.com/office/drawing/2014/chartex" xmlns:cx1="http://schemas.microsoft.com/office/drawing/2015/9/8/chartex" xmlns:cx2="http://schemas.microsoft.com/office/drawing/2015/10/21/chartex" xmlns:cx3="http://schemas.microsoft.com/office/drawing/2016/5/9/chartex" xmlns:cx4="http://schemas.microsoft.com/office/drawing/2016/5/10/chartex" xmlns:cx5="http://schemas.microsoft.com/office/drawing/2016/5/11/chartex" xmlns:cx6="http://schemas.microsoft.com/office/drawing/2016/5/12/chartex" xmlns:cx7="http://schemas.microsoft.com/office/drawing/2016/5/13/chartex" xmlns:cx8="http://schemas.microsoft.com/office/drawing/2016/5/14/chartex" xmlns:mc="http://schemas.openxmlformats.org/markup-compatibility/2006" xmlns:aink="http://schemas.microsoft.com/office/drawing/2016/ink" xmlns:am3d="http://schemas.microsoft.com/office/drawing/2017/model3d" xmlns:o="urn:schemas-microsoft-com:office:office" xmlns:oel="http://schemas.microsoft.com/office/2019/extlst" xmlns:r="http://schemas.openxmlformats.org/officeDocument/2006/relationships" xmlns:m="http://schemas.openxmlformats.org/officeDocument/2006/math" xmlns:v="urn:schemas-microsoft-com:vml" xmlns:wp14="http://schemas.microsoft.com/office/word/2010/wordprocessingDrawing" xmlns:wp="http://schemas.openxmlformats.org/drawingml/2006/wordprocessingDrawing" xmlns:w10="urn:schemas-microsoft-com:office:word" xmlns:w="http://schemas.openxmlformats.org/wordprocessingml/2006/main" xmlns:w14="http://schemas.microsoft.com/office/word/2010/wordml" xmlns:w15="http://schemas.microsoft.com/office/word/2012/wordml" xmlns:w16cex="http://schemas.microsoft.com/office/word/2018/wordml/cex" xmlns:w16cid="http://schemas.microsoft.com/office/word/2016/wordml/cid" xmlns:w16="http://schemas.microsoft.com/office/word/2018/wordml" xmlns:w16du="http://schemas.microsoft.com/office/word/2023/wordml/word16du" xmlns:w16sdtdh="http://schemas.microsoft.com/office/word/2020/wordml/sdtdatahash" xmlns:w16sdtfl="http://schemas.microsoft.com/office/word/2024/wordml/sdtformatlock" xmlns:w16se="http://schemas.microsoft.com/office/word/2015/wordml/symex" xmlns:wpg="http://schemas.microsoft.com/office/word/2010/wordprocessingGroup" xmlns:wpi="http://schemas.microsoft.com/office/word/2010/wordprocessingInk" xmlns:wne="http://schemas.microsoft.com/office/word/2006/wordml" xmlns:wps="http://schemas.microsoft.com/office/word/2010/wordprocessingShape" mc:Ignorable="w14 w15 w16se w16cid w16 w16cex w16sdtdh w16sdtfl w16du wp14">
+<w:footnotes xmlns:wpc="http://schemas.microsoft.com/office/word/2010/wordprocessingCanvas" xmlns:cx="http://schemas.microsoft.com/office/drawing/2014/chartex" xmlns:cx1="http://schemas.microsoft.com/office/drawing/2015/9/8/chartex" xmlns:cx2="http://schemas.microsoft.com/office/drawing/2015/10/21/chartex" xmlns:cx3="http://schemas.microsoft.com/office/drawing/2016/5/9/chartex" xmlns:cx4="http://schemas.microsoft.com/office/drawing/2016/5/10/chartex" xmlns:cx5="http://schemas.microsoft.com/office/drawing/2016/5/11/chartex" xmlns:cx6="http://schemas.microsoft.com/office/drawing/2016/5/12/chartex" xmlns:cx7="http://schemas.microsoft.com/office/drawing/2016/5/13/chartex" xmlns:cx8="http://schemas.microsoft.com/office/drawing/2016/5/14/chartex" xmlns:mc="http://schemas.openxmlformats.org/markup-compatibility/2006" xmlns:aink="http://schemas.microsoft.com/office/drawing/2016/ink" xmlns:am3d="http://schemas.microsoft.com/office/drawing/2017/model3d" xmlns:o="urn:schemas-microsoft-com:office:office" xmlns:r="http://schemas.openxmlformats.org/officeDocument/2006/relationships" xmlns:m="http://schemas.openxmlformats.org/officeDocument/2006/math" xmlns:v="urn:schemas-microsoft-com:vml" xmlns:wp14="http://schemas.microsoft.com/office/word/2010/wordprocessingDrawing" xmlns:wp="http://schemas.openxmlformats.org/drawingml/2006/wordprocessingDrawing" xmlns:w10="urn:schemas-microsoft-com:office:word" xmlns:w="http://schemas.openxmlformats.org/wordprocessingml/2006/main" xmlns:w14="http://schemas.microsoft.com/office/word/2010/wordml" xmlns:w15="http://schemas.microsoft.com/office/word/2012/wordml" xmlns:w16cex="http://schemas.microsoft.com/office/word/2018/wordml/cex" xmlns:w16cid="http://schemas.microsoft.com/office/word/2016/wordml/cid" xmlns:w16="http://schemas.microsoft.com/office/word/2018/wordml" xmlns:w16sdtdh="http://schemas.microsoft.com/office/word/2020/wordml/sdtdatahash" xmlns:w16se="http://schemas.microsoft.com/office/word/2015/wordml/symex" xmlns:wpg="http://schemas.microsoft.com/office/word/2010/wordprocessingGroup" xmlns:wpi="http://schemas.microsoft.com/office/word/2010/wordprocessingInk" xmlns:wne="http://schemas.microsoft.com/office/word/2006/wordml" xmlns:wps="http://schemas.microsoft.com/office/word/2010/wordprocessingShape" mc:Ignorable="w14 w15 w16se w16cid w16 w16cex w16sdtdh wp14">
   <w:footnote w:type="separator" w:id="-1">
     <w:p>
       <w:pPr>
@@ -2119,7 +1998,7 @@
 </file>
 
 <file path=word/numbering.xml><?xml version="1.0" encoding="utf-8"?>
-<w:numbering xmlns:wpc="http://schemas.microsoft.com/office/word/2010/wordprocessingCanvas" xmlns:cx="http://schemas.microsoft.com/office/drawing/2014/chartex" xmlns:cx1="http://schemas.microsoft.com/office/drawing/2015/9/8/chartex" xmlns:cx2="http://schemas.microsoft.com/office/drawing/2015/10/21/chartex" xmlns:cx3="http://schemas.microsoft.com/office/drawing/2016/5/9/chartex" xmlns:cx4="http://schemas.microsoft.com/office/drawing/2016/5/10/chartex" xmlns:cx5="http://schemas.microsoft.com/office/drawing/2016/5/11/chartex" xmlns:cx6="http://schemas.microsoft.com/office/drawing/2016/5/12/chartex" xmlns:cx7="http://schemas.microsoft.com/office/drawing/2016/5/13/chartex" xmlns:cx8="http://schemas.microsoft.com/office/drawing/2016/5/14/chartex" xmlns:mc="http://schemas.openxmlformats.org/markup-compatibility/2006" xmlns:aink="http://schemas.microsoft.com/office/drawing/2016/ink" xmlns:am3d="http://schemas.microsoft.com/office/drawing/2017/model3d" xmlns:o="urn:schemas-microsoft-com:office:office" xmlns:oel="http://schemas.microsoft.com/office/2019/extlst" xmlns:r="http://schemas.openxmlformats.org/officeDocument/2006/relationships" xmlns:m="http://schemas.openxmlformats.org/officeDocument/2006/math" xmlns:v="urn:schemas-microsoft-com:vml" xmlns:wp14="http://schemas.microsoft.com/office/word/2010/wordprocessingDrawing" xmlns:wp="http://schemas.openxmlformats.org/drawingml/2006/wordprocessingDrawing" xmlns:w10="urn:schemas-microsoft-com:office:word" xmlns:w="http://schemas.openxmlformats.org/wordprocessingml/2006/main" xmlns:w14="http://schemas.microsoft.com/office/word/2010/wordml" xmlns:w15="http://schemas.microsoft.com/office/word/2012/wordml" xmlns:w16cex="http://schemas.microsoft.com/office/word/2018/wordml/cex" xmlns:w16cid="http://schemas.microsoft.com/office/word/2016/wordml/cid" xmlns:w16="http://schemas.microsoft.com/office/word/2018/wordml" xmlns:w16du="http://schemas.microsoft.com/office/word/2023/wordml/word16du" xmlns:w16sdtdh="http://schemas.microsoft.com/office/word/2020/wordml/sdtdatahash" xmlns:w16sdtfl="http://schemas.microsoft.com/office/word/2024/wordml/sdtformatlock" xmlns:w16se="http://schemas.microsoft.com/office/word/2015/wordml/symex" xmlns:wpg="http://schemas.microsoft.com/office/word/2010/wordprocessingGroup" xmlns:wpi="http://schemas.microsoft.com/office/word/2010/wordprocessingInk" xmlns:wne="http://schemas.microsoft.com/office/word/2006/wordml" xmlns:wps="http://schemas.microsoft.com/office/word/2010/wordprocessingShape" mc:Ignorable="w14 w15 w16se w16cid w16 w16cex w16sdtdh w16sdtfl w16du wp14">
+<w:numbering xmlns:wpc="http://schemas.microsoft.com/office/word/2010/wordprocessingCanvas" xmlns:cx="http://schemas.microsoft.com/office/drawing/2014/chartex" xmlns:cx1="http://schemas.microsoft.com/office/drawing/2015/9/8/chartex" xmlns:cx2="http://schemas.microsoft.com/office/drawing/2015/10/21/chartex" xmlns:cx3="http://schemas.microsoft.com/office/drawing/2016/5/9/chartex" xmlns:cx4="http://schemas.microsoft.com/office/drawing/2016/5/10/chartex" xmlns:cx5="http://schemas.microsoft.com/office/drawing/2016/5/11/chartex" xmlns:cx6="http://schemas.microsoft.com/office/drawing/2016/5/12/chartex" xmlns:cx7="http://schemas.microsoft.com/office/drawing/2016/5/13/chartex" xmlns:cx8="http://schemas.microsoft.com/office/drawing/2016/5/14/chartex" xmlns:mc="http://schemas.openxmlformats.org/markup-compatibility/2006" xmlns:aink="http://schemas.microsoft.com/office/drawing/2016/ink" xmlns:am3d="http://schemas.microsoft.com/office/drawing/2017/model3d" xmlns:o="urn:schemas-microsoft-com:office:office" xmlns:r="http://schemas.openxmlformats.org/officeDocument/2006/relationships" xmlns:m="http://schemas.openxmlformats.org/officeDocument/2006/math" xmlns:v="urn:schemas-microsoft-com:vml" xmlns:wp14="http://schemas.microsoft.com/office/word/2010/wordprocessingDrawing" xmlns:wp="http://schemas.openxmlformats.org/drawingml/2006/wordprocessingDrawing" xmlns:w10="urn:schemas-microsoft-com:office:word" xmlns:w="http://schemas.openxmlformats.org/wordprocessingml/2006/main" xmlns:w14="http://schemas.microsoft.com/office/word/2010/wordml" xmlns:w15="http://schemas.microsoft.com/office/word/2012/wordml" xmlns:w16cex="http://schemas.microsoft.com/office/word/2018/wordml/cex" xmlns:w16cid="http://schemas.microsoft.com/office/word/2016/wordml/cid" xmlns:w16="http://schemas.microsoft.com/office/word/2018/wordml" xmlns:w16sdtdh="http://schemas.microsoft.com/office/word/2020/wordml/sdtdatahash" xmlns:w16se="http://schemas.microsoft.com/office/word/2015/wordml/symex" xmlns:wpg="http://schemas.microsoft.com/office/word/2010/wordprocessingGroup" xmlns:wpi="http://schemas.microsoft.com/office/word/2010/wordprocessingInk" xmlns:wne="http://schemas.microsoft.com/office/word/2006/wordml" xmlns:wps="http://schemas.microsoft.com/office/word/2010/wordprocessingShape" mc:Ignorable="w14 w15 w16se w16cid w16 w16cex w16sdtdh wp14">
   <w:abstractNum w:abstractNumId="0" w15:restartNumberingAfterBreak="0">
     <w:nsid w:val="FFFFFF7C"/>
     <w:multiLevelType w:val="singleLevel"/>
@@ -2205,26 +2084,26 @@
       </w:pPr>
     </w:lvl>
   </w:abstractNum>
-  <w:num w:numId="1" w16cid:durableId="1048335365">
+  <w:num w:numId="1">
     <w:abstractNumId w:val="4"/>
   </w:num>
-  <w:num w:numId="2" w16cid:durableId="1523400418">
+  <w:num w:numId="2">
     <w:abstractNumId w:val="3"/>
   </w:num>
-  <w:num w:numId="3" w16cid:durableId="643584153">
+  <w:num w:numId="3">
     <w:abstractNumId w:val="2"/>
   </w:num>
-  <w:num w:numId="4" w16cid:durableId="808933447">
+  <w:num w:numId="4">
     <w:abstractNumId w:val="1"/>
   </w:num>
-  <w:num w:numId="5" w16cid:durableId="655299913">
+  <w:num w:numId="5">
     <w:abstractNumId w:val="0"/>
   </w:num>
 </w:numbering>
 </file>
 
 <file path=word/styles.xml><?xml version="1.0" encoding="utf-8"?>
-<w:styles xmlns:mc="http://schemas.openxmlformats.org/markup-compatibility/2006" xmlns:r="http://schemas.openxmlformats.org/officeDocument/2006/relationships" xmlns:w="http://schemas.openxmlformats.org/wordprocessingml/2006/main" xmlns:w14="http://schemas.microsoft.com/office/word/2010/wordml" xmlns:w15="http://schemas.microsoft.com/office/word/2012/wordml" xmlns:w16cex="http://schemas.microsoft.com/office/word/2018/wordml/cex" xmlns:w16cid="http://schemas.microsoft.com/office/word/2016/wordml/cid" xmlns:w16="http://schemas.microsoft.com/office/word/2018/wordml" xmlns:w16du="http://schemas.microsoft.com/office/word/2023/wordml/word16du" xmlns:w16sdtdh="http://schemas.microsoft.com/office/word/2020/wordml/sdtdatahash" xmlns:w16sdtfl="http://schemas.microsoft.com/office/word/2024/wordml/sdtformatlock" xmlns:w16se="http://schemas.microsoft.com/office/word/2015/wordml/symex" mc:Ignorable="w14 w15 w16se w16cid w16 w16cex w16sdtdh w16sdtfl w16du">
+<w:styles xmlns:mc="http://schemas.openxmlformats.org/markup-compatibility/2006" xmlns:r="http://schemas.openxmlformats.org/officeDocument/2006/relationships" xmlns:w="http://schemas.openxmlformats.org/wordprocessingml/2006/main" xmlns:w14="http://schemas.microsoft.com/office/word/2010/wordml" xmlns:w15="http://schemas.microsoft.com/office/word/2012/wordml" xmlns:w16cex="http://schemas.microsoft.com/office/word/2018/wordml/cex" xmlns:w16cid="http://schemas.microsoft.com/office/word/2016/wordml/cid" xmlns:w16="http://schemas.microsoft.com/office/word/2018/wordml" xmlns:w16sdtdh="http://schemas.microsoft.com/office/word/2020/wordml/sdtdatahash" xmlns:w16se="http://schemas.microsoft.com/office/word/2015/wordml/symex" mc:Ignorable="w14 w15 w16se w16cid w16 w16cex w16sdtdh">
   <w:docDefaults>
     <w:rPrDefault>
       <w:rPr>
@@ -3083,7 +2962,7 @@
       <w:szCs w:val="18"/>
     </w:rPr>
   </w:style>
-  <w:style w:type="character" w:styleId="Fuerte">
+  <w:style w:type="character" w:styleId="Textoennegrita">
     <w:name w:val="Strong"/>
     <w:basedOn w:val="Fuentedeprrafopredeter"/>
     <w:uiPriority w:val="4"/>
@@ -3772,721 +3651,6 @@
     </w:tblStylePr>
   </w:style>
 </w:styles>
-</file>
-
-<file path=word/glossary/document.xml><?xml version="1.0" encoding="utf-8"?>
-<w:glossaryDocument xmlns:wpc="http://schemas.microsoft.com/office/word/2010/wordprocessingCanvas" xmlns:cx="http://schemas.microsoft.com/office/drawing/2014/chartex" xmlns:cx1="http://schemas.microsoft.com/office/drawing/2015/9/8/chartex" xmlns:cx2="http://schemas.microsoft.com/office/drawing/2015/10/21/chartex" xmlns:cx3="http://schemas.microsoft.com/office/drawing/2016/5/9/chartex" xmlns:cx4="http://schemas.microsoft.com/office/drawing/2016/5/10/chartex" xmlns:cx5="http://schemas.microsoft.com/office/drawing/2016/5/11/chartex" xmlns:cx6="http://schemas.microsoft.com/office/drawing/2016/5/12/chartex" xmlns:cx7="http://schemas.microsoft.com/office/drawing/2016/5/13/chartex" xmlns:cx8="http://schemas.microsoft.com/office/drawing/2016/5/14/chartex" xmlns:mc="http://schemas.openxmlformats.org/markup-compatibility/2006" xmlns:aink="http://schemas.microsoft.com/office/drawing/2016/ink" xmlns:am3d="http://schemas.microsoft.com/office/drawing/2017/model3d" xmlns:o="urn:schemas-microsoft-com:office:office" xmlns:oel="http://schemas.microsoft.com/office/2019/extlst" xmlns:r="http://schemas.openxmlformats.org/officeDocument/2006/relationships" xmlns:m="http://schemas.openxmlformats.org/officeDocument/2006/math" xmlns:v="urn:schemas-microsoft-com:vml" xmlns:wp14="http://schemas.microsoft.com/office/word/2010/wordprocessingDrawing" xmlns:wp="http://schemas.openxmlformats.org/drawingml/2006/wordprocessingDrawing" xmlns:w10="urn:schemas-microsoft-com:office:word" xmlns:w="http://schemas.openxmlformats.org/wordprocessingml/2006/main" xmlns:w14="http://schemas.microsoft.com/office/word/2010/wordml" xmlns:w15="http://schemas.microsoft.com/office/word/2012/wordml" xmlns:w16cex="http://schemas.microsoft.com/office/word/2018/wordml/cex" xmlns:w16cid="http://schemas.microsoft.com/office/word/2016/wordml/cid" xmlns:w16="http://schemas.microsoft.com/office/word/2018/wordml" xmlns:w16du="http://schemas.microsoft.com/office/word/2023/wordml/word16du" xmlns:w16sdtdh="http://schemas.microsoft.com/office/word/2020/wordml/sdtdatahash" xmlns:w16sdtfl="http://schemas.microsoft.com/office/word/2024/wordml/sdtformatlock" xmlns:w16se="http://schemas.microsoft.com/office/word/2015/wordml/symex" xmlns:wpg="http://schemas.microsoft.com/office/word/2010/wordprocessingGroup" xmlns:wpi="http://schemas.microsoft.com/office/word/2010/wordprocessingInk" xmlns:wne="http://schemas.microsoft.com/office/word/2006/wordml" xmlns:wps="http://schemas.microsoft.com/office/word/2010/wordprocessingShape" mc:Ignorable="w14 w15 w16se w16cid w16 w16cex w16sdtdh w16sdtfl w16du wp14">
-  <w:docParts>
-    <w:docPart>
-      <w:docPartPr>
-        <w:name w:val="2293016783F440C7A229334F2A386304"/>
-        <w:category>
-          <w:name w:val="General"/>
-          <w:gallery w:val="placeholder"/>
-        </w:category>
-        <w:types>
-          <w:type w:val="bbPlcHdr"/>
-        </w:types>
-        <w:behaviors>
-          <w:behavior w:val="content"/>
-        </w:behaviors>
-        <w:guid w:val="{46465EF7-98BF-4F2D-A642-D855FDAD6E0D}"/>
-      </w:docPartPr>
-      <w:docPartBody>
-        <w:p>
-          <w:pPr>
-            <w:pStyle w:val="2293016783F440C7A229334F2A386304"/>
-          </w:pPr>
-          <w:r>
-            <w:rPr>
-              <w:lang w:bidi="es-ES"/>
-            </w:rPr>
-            <w:t>Empresa</w:t>
-          </w:r>
-        </w:p>
-      </w:docPartBody>
-    </w:docPart>
-  </w:docParts>
-</w:glossaryDocument>
-</file>
-
-<file path=word/glossary/fontTable.xml><?xml version="1.0" encoding="utf-8"?>
-<w:fonts xmlns:mc="http://schemas.openxmlformats.org/markup-compatibility/2006" xmlns:r="http://schemas.openxmlformats.org/officeDocument/2006/relationships" xmlns:w="http://schemas.openxmlformats.org/wordprocessingml/2006/main" xmlns:w14="http://schemas.microsoft.com/office/word/2010/wordml" xmlns:w15="http://schemas.microsoft.com/office/word/2012/wordml" xmlns:w16cex="http://schemas.microsoft.com/office/word/2018/wordml/cex" xmlns:w16cid="http://schemas.microsoft.com/office/word/2016/wordml/cid" xmlns:w16="http://schemas.microsoft.com/office/word/2018/wordml" xmlns:w16du="http://schemas.microsoft.com/office/word/2023/wordml/word16du" xmlns:w16sdtdh="http://schemas.microsoft.com/office/word/2020/wordml/sdtdatahash" xmlns:w16sdtfl="http://schemas.microsoft.com/office/word/2024/wordml/sdtformatlock" xmlns:w16se="http://schemas.microsoft.com/office/word/2015/wordml/symex" mc:Ignorable="w14 w15 w16se w16cid w16 w16cex w16sdtdh w16sdtfl w16du">
-  <w:font w:name="Franklin Gothic Book">
-    <w:charset w:val="00"/>
-    <w:family w:val="swiss"/>
-    <w:pitch w:val="variable"/>
-    <w:sig w:usb0="00000287" w:usb1="00000000" w:usb2="00000000" w:usb3="00000000" w:csb0="0000009F" w:csb1="00000000"/>
-  </w:font>
-  <w:font w:name="MS Mincho">
-    <w:panose1 w:val="02020609040205080304"/>
-    <w:charset w:val="80"/>
-    <w:family w:val="modern"/>
-    <w:pitch w:val="fixed"/>
-    <w:sig w:usb0="E00002FF" w:usb1="6AC7FDFB" w:usb2="08000012" w:usb3="00000000" w:csb0="0002009F" w:csb1="00000000"/>
-  </w:font>
-  <w:font w:name="Times New Roman">
-    <w:panose1 w:val="02020603050405020304"/>
-    <w:charset w:val="00"/>
-    <w:family w:val="roman"/>
-    <w:pitch w:val="variable"/>
-    <w:sig w:usb0="E0002EFF" w:usb1="C000785B" w:usb2="00000009" w:usb3="00000000" w:csb0="000001FF" w:csb1="00000000"/>
-  </w:font>
-  <w:font w:name="Franklin Gothic Medium">
-    <w:panose1 w:val="020B0603020102020204"/>
-    <w:charset w:val="00"/>
-    <w:family w:val="swiss"/>
-    <w:pitch w:val="variable"/>
-    <w:sig w:usb0="00000287" w:usb1="00000000" w:usb2="00000000" w:usb3="00000000" w:csb0="0000009F" w:csb1="00000000"/>
-  </w:font>
-  <w:font w:name="LiSu">
-    <w:altName w:val="隶书"/>
-    <w:charset w:val="86"/>
-    <w:family w:val="modern"/>
-    <w:pitch w:val="fixed"/>
-    <w:sig w:usb0="00000001" w:usb1="080E0000" w:usb2="00000010" w:usb3="00000000" w:csb0="00040000" w:csb1="00000000"/>
-  </w:font>
-  <w:font w:name="STKaiti">
-    <w:charset w:val="86"/>
-    <w:family w:val="auto"/>
-    <w:pitch w:val="variable"/>
-    <w:sig w:usb0="00000287" w:usb1="080F0000" w:usb2="00000010" w:usb3="00000000" w:csb0="0004009F" w:csb1="00000000"/>
-  </w:font>
-  <w:font w:name="Segoe UI">
-    <w:panose1 w:val="020B0502040204020203"/>
-    <w:charset w:val="00"/>
-    <w:family w:val="swiss"/>
-    <w:pitch w:val="variable"/>
-    <w:sig w:usb0="E4002EFF" w:usb1="C000E47F" w:usb2="00000009" w:usb3="00000000" w:csb0="000001FF" w:csb1="00000000"/>
-  </w:font>
-  <w:font w:name="Arial">
-    <w:panose1 w:val="020B0604020202020204"/>
-    <w:charset w:val="00"/>
-    <w:family w:val="swiss"/>
-    <w:pitch w:val="variable"/>
-    <w:sig w:usb0="E0002EFF" w:usb1="C000785B" w:usb2="00000009" w:usb3="00000000" w:csb0="000001FF" w:csb1="00000000"/>
-  </w:font>
-  <w:font w:name="Arial Unicode MS">
-    <w:panose1 w:val="020B0604020202020204"/>
-    <w:charset w:val="00"/>
-    <w:family w:val="roman"/>
-    <w:pitch w:val="variable"/>
-    <w:sig w:usb0="00000003" w:usb1="00000000" w:usb2="00000000" w:usb3="00000000" w:csb0="00000001" w:csb1="00000000"/>
-  </w:font>
-  <w:font w:name="Aptos">
-    <w:charset w:val="00"/>
-    <w:family w:val="swiss"/>
-    <w:pitch w:val="variable"/>
-    <w:sig w:usb0="20000287" w:usb1="00000003" w:usb2="00000000" w:usb3="00000000" w:csb0="0000019F" w:csb1="00000000"/>
-  </w:font>
-  <w:font w:name="DengXian">
-    <w:panose1 w:val="02010600030101010101"/>
-    <w:charset w:val="86"/>
-    <w:family w:val="auto"/>
-    <w:pitch w:val="variable"/>
-    <w:sig w:usb0="A00002BF" w:usb1="38CF7CFA" w:usb2="00000016" w:usb3="00000000" w:csb0="0004000F" w:csb1="00000000"/>
-  </w:font>
-  <w:font w:name="Aptos Display">
-    <w:charset w:val="00"/>
-    <w:family w:val="swiss"/>
-    <w:pitch w:val="variable"/>
-    <w:sig w:usb0="20000287" w:usb1="00000003" w:usb2="00000000" w:usb3="00000000" w:csb0="0000019F" w:csb1="00000000"/>
-  </w:font>
-  <w:font w:name="DengXian Light">
-    <w:charset w:val="86"/>
-    <w:family w:val="auto"/>
-    <w:pitch w:val="variable"/>
-    <w:sig w:usb0="A00002BF" w:usb1="38CF7CFA" w:usb2="00000016" w:usb3="00000000" w:csb0="0004000F" w:csb1="00000000"/>
-  </w:font>
-</w:fonts>
-</file>
-
-<file path=word/glossary/settings.xml><?xml version="1.0" encoding="utf-8"?>
-<w:settings xmlns:mc="http://schemas.openxmlformats.org/markup-compatibility/2006" xmlns:o="urn:schemas-microsoft-com:office:office" xmlns:r="http://schemas.openxmlformats.org/officeDocument/2006/relationships" xmlns:m="http://schemas.openxmlformats.org/officeDocument/2006/math" xmlns:v="urn:schemas-microsoft-com:vml" xmlns:w10="urn:schemas-microsoft-com:office:word" xmlns:w="http://schemas.openxmlformats.org/wordprocessingml/2006/main" xmlns:w14="http://schemas.microsoft.com/office/word/2010/wordml" xmlns:w15="http://schemas.microsoft.com/office/word/2012/wordml" xmlns:w16cex="http://schemas.microsoft.com/office/word/2018/wordml/cex" xmlns:w16cid="http://schemas.microsoft.com/office/word/2016/wordml/cid" xmlns:w16="http://schemas.microsoft.com/office/word/2018/wordml" xmlns:w16du="http://schemas.microsoft.com/office/word/2023/wordml/word16du" xmlns:w16sdtdh="http://schemas.microsoft.com/office/word/2020/wordml/sdtdatahash" xmlns:w16sdtfl="http://schemas.microsoft.com/office/word/2024/wordml/sdtformatlock" xmlns:w16se="http://schemas.microsoft.com/office/word/2015/wordml/symex" xmlns:sl="http://schemas.openxmlformats.org/schemaLibrary/2006/main" mc:Ignorable="w14 w15 w16se w16cid w16 w16cex w16sdtdh w16sdtfl w16du">
-  <w:view w:val="normal"/>
-  <w:bordersDoNotSurroundHeader/>
-  <w:bordersDoNotSurroundFooter/>
-  <w:defaultTabStop w:val="720"/>
-  <w:hyphenationZone w:val="425"/>
-  <w:characterSpacingControl w:val="doNotCompress"/>
-  <w:compat>
-    <w:useFELayout/>
-    <w:compatSetting w:name="compatibilityMode" w:uri="http://schemas.microsoft.com/office/word" w:val="15"/>
-    <w:compatSetting w:name="overrideTableStyleFontSizeAndJustification" w:uri="http://schemas.microsoft.com/office/word" w:val="1"/>
-    <w:compatSetting w:name="enableOpenTypeFeatures" w:uri="http://schemas.microsoft.com/office/word" w:val="1"/>
-    <w:compatSetting w:name="doNotFlipMirrorIndents" w:uri="http://schemas.microsoft.com/office/word" w:val="1"/>
-    <w:compatSetting w:name="differentiateMultirowTableHeaders" w:uri="http://schemas.microsoft.com/office/word" w:val="1"/>
-    <w:compatSetting w:name="useWord2013TrackBottomHyphenation" w:uri="http://schemas.microsoft.com/office/word" w:val="1"/>
-  </w:compat>
-  <w:rsids>
-    <w:rsidRoot w:val="00D815A7"/>
-    <w:rsid w:val="00092A7C"/>
-    <w:rsid w:val="000B1C9C"/>
-    <w:rsid w:val="0011399A"/>
-    <w:rsid w:val="00115DB9"/>
-    <w:rsid w:val="001349CE"/>
-    <w:rsid w:val="00142DD9"/>
-    <w:rsid w:val="00144869"/>
-    <w:rsid w:val="00164122"/>
-    <w:rsid w:val="001952B0"/>
-    <w:rsid w:val="001D526C"/>
-    <w:rsid w:val="001F5676"/>
-    <w:rsid w:val="00205CE2"/>
-    <w:rsid w:val="00227DA8"/>
-    <w:rsid w:val="00287677"/>
-    <w:rsid w:val="002A782B"/>
-    <w:rsid w:val="003542C1"/>
-    <w:rsid w:val="00366529"/>
-    <w:rsid w:val="003B0DB5"/>
-    <w:rsid w:val="003C2481"/>
-    <w:rsid w:val="003D1706"/>
-    <w:rsid w:val="003F52EF"/>
-    <w:rsid w:val="004C3F72"/>
-    <w:rsid w:val="005167C3"/>
-    <w:rsid w:val="00531EA1"/>
-    <w:rsid w:val="005613DE"/>
-    <w:rsid w:val="005D2175"/>
-    <w:rsid w:val="005D4DCC"/>
-    <w:rsid w:val="005E2BC5"/>
-    <w:rsid w:val="0065207D"/>
-    <w:rsid w:val="00652BF8"/>
-    <w:rsid w:val="00656548"/>
-    <w:rsid w:val="00684299"/>
-    <w:rsid w:val="00694628"/>
-    <w:rsid w:val="006B3E0C"/>
-    <w:rsid w:val="007B102A"/>
-    <w:rsid w:val="007C4394"/>
-    <w:rsid w:val="007E1635"/>
-    <w:rsid w:val="007E5123"/>
-    <w:rsid w:val="0086542D"/>
-    <w:rsid w:val="0087048C"/>
-    <w:rsid w:val="008D65D8"/>
-    <w:rsid w:val="009126E4"/>
-    <w:rsid w:val="009626AB"/>
-    <w:rsid w:val="0096640B"/>
-    <w:rsid w:val="009A2035"/>
-    <w:rsid w:val="009B23AF"/>
-    <w:rsid w:val="00A122AB"/>
-    <w:rsid w:val="00A15427"/>
-    <w:rsid w:val="00A16F62"/>
-    <w:rsid w:val="00A57278"/>
-    <w:rsid w:val="00A9537E"/>
-    <w:rsid w:val="00AE4631"/>
-    <w:rsid w:val="00AF5F4F"/>
-    <w:rsid w:val="00B669B4"/>
-    <w:rsid w:val="00B7395B"/>
-    <w:rsid w:val="00BD13B6"/>
-    <w:rsid w:val="00BD1C72"/>
-    <w:rsid w:val="00BD40AB"/>
-    <w:rsid w:val="00BF1275"/>
-    <w:rsid w:val="00C008A5"/>
-    <w:rsid w:val="00C53545"/>
-    <w:rsid w:val="00C87FE7"/>
-    <w:rsid w:val="00CC0D58"/>
-    <w:rsid w:val="00CD4D81"/>
-    <w:rsid w:val="00D07978"/>
-    <w:rsid w:val="00D1313C"/>
-    <w:rsid w:val="00D3338E"/>
-    <w:rsid w:val="00D456F8"/>
-    <w:rsid w:val="00D5121C"/>
-    <w:rsid w:val="00D71425"/>
-    <w:rsid w:val="00D72E2D"/>
-    <w:rsid w:val="00D815A7"/>
-    <w:rsid w:val="00E14197"/>
-    <w:rsid w:val="00E30391"/>
-    <w:rsid w:val="00E305AC"/>
-    <w:rsid w:val="00E56D1C"/>
-    <w:rsid w:val="00E663A0"/>
-    <w:rsid w:val="00F40654"/>
-    <w:rsid w:val="00F42731"/>
-    <w:rsid w:val="00FA29E5"/>
-  </w:rsids>
-  <m:mathPr>
-    <m:mathFont m:val="Cambria Math"/>
-    <m:brkBin m:val="before"/>
-    <m:brkBinSub m:val="--"/>
-    <m:smallFrac m:val="0"/>
-    <m:dispDef/>
-    <m:lMargin m:val="0"/>
-    <m:rMargin m:val="0"/>
-    <m:defJc m:val="centerGroup"/>
-    <m:wrapIndent m:val="1440"/>
-    <m:intLim m:val="subSup"/>
-    <m:naryLim m:val="undOvr"/>
-  </m:mathPr>
-  <w:themeFontLang w:val="en-US" w:eastAsia="zh-CN"/>
-  <w:clrSchemeMapping w:bg1="light1" w:t1="dark1" w:bg2="light2" w:t2="dark2" w:accent1="accent1" w:accent2="accent2" w:accent3="accent3" w:accent4="accent4" w:accent5="accent5" w:accent6="accent6" w:hyperlink="hyperlink" w:followedHyperlink="followedHyperlink"/>
-  <w:decimalSymbol w:val="."/>
-  <w:listSeparator w:val=","/>
-  <w15:chartTrackingRefBased/>
-</w:settings>
-</file>
-
-<file path=word/glossary/styles.xml><?xml version="1.0" encoding="utf-8"?>
-<w:styles xmlns:mc="http://schemas.openxmlformats.org/markup-compatibility/2006" xmlns:r="http://schemas.openxmlformats.org/officeDocument/2006/relationships" xmlns:w="http://schemas.openxmlformats.org/wordprocessingml/2006/main" xmlns:w14="http://schemas.microsoft.com/office/word/2010/wordml" xmlns:w15="http://schemas.microsoft.com/office/word/2012/wordml" xmlns:w16cex="http://schemas.microsoft.com/office/word/2018/wordml/cex" xmlns:w16cid="http://schemas.microsoft.com/office/word/2016/wordml/cid" xmlns:w16="http://schemas.microsoft.com/office/word/2018/wordml" xmlns:w16du="http://schemas.microsoft.com/office/word/2023/wordml/word16du" xmlns:w16sdtdh="http://schemas.microsoft.com/office/word/2020/wordml/sdtdatahash" xmlns:w16sdtfl="http://schemas.microsoft.com/office/word/2024/wordml/sdtformatlock" xmlns:w16se="http://schemas.microsoft.com/office/word/2015/wordml/symex" mc:Ignorable="w14 w15 w16se w16cid w16 w16cex w16sdtdh w16sdtfl w16du">
-  <w:docDefaults>
-    <w:rPrDefault>
-      <w:rPr>
-        <w:rFonts w:asciiTheme="minorHAnsi" w:eastAsiaTheme="minorEastAsia" w:hAnsiTheme="minorHAnsi" w:cstheme="minorBidi"/>
-        <w:sz w:val="22"/>
-        <w:szCs w:val="22"/>
-        <w:lang w:val="es-ES" w:eastAsia="en-US" w:bidi="ar-SA"/>
-      </w:rPr>
-    </w:rPrDefault>
-    <w:pPrDefault>
-      <w:pPr>
-        <w:spacing w:after="160" w:line="259" w:lineRule="auto"/>
-      </w:pPr>
-    </w:pPrDefault>
-  </w:docDefaults>
-  <w:latentStyles w:defLockedState="0" w:defUIPriority="99" w:defSemiHidden="0" w:defUnhideWhenUsed="0" w:defQFormat="0" w:count="376">
-    <w:lsdException w:name="Normal" w:uiPriority="0" w:qFormat="1"/>
-    <w:lsdException w:name="heading 1" w:uiPriority="9" w:qFormat="1"/>
-    <w:lsdException w:name="heading 2" w:semiHidden="1" w:uiPriority="9" w:unhideWhenUsed="1" w:qFormat="1"/>
-    <w:lsdException w:name="heading 3" w:semiHidden="1" w:uiPriority="9" w:unhideWhenUsed="1" w:qFormat="1"/>
-    <w:lsdException w:name="heading 4" w:semiHidden="1" w:uiPriority="9" w:unhideWhenUsed="1" w:qFormat="1"/>
-    <w:lsdException w:name="heading 5" w:semiHidden="1" w:uiPriority="9" w:unhideWhenUsed="1" w:qFormat="1"/>
-    <w:lsdException w:name="heading 6" w:semiHidden="1" w:uiPriority="9" w:unhideWhenUsed="1" w:qFormat="1"/>
-    <w:lsdException w:name="heading 7" w:semiHidden="1" w:uiPriority="9" w:unhideWhenUsed="1" w:qFormat="1"/>
-    <w:lsdException w:name="heading 8" w:semiHidden="1" w:uiPriority="9" w:unhideWhenUsed="1" w:qFormat="1"/>
-    <w:lsdException w:name="heading 9" w:semiHidden="1" w:uiPriority="9" w:unhideWhenUsed="1" w:qFormat="1"/>
-    <w:lsdException w:name="index 1" w:semiHidden="1" w:unhideWhenUsed="1"/>
-    <w:lsdException w:name="index 2" w:semiHidden="1" w:unhideWhenUsed="1"/>
-    <w:lsdException w:name="index 3" w:semiHidden="1" w:unhideWhenUsed="1"/>
-    <w:lsdException w:name="index 4" w:semiHidden="1" w:unhideWhenUsed="1"/>
-    <w:lsdException w:name="index 5" w:semiHidden="1" w:unhideWhenUsed="1"/>
-    <w:lsdException w:name="index 6" w:semiHidden="1" w:unhideWhenUsed="1"/>
-    <w:lsdException w:name="index 7" w:semiHidden="1" w:unhideWhenUsed="1"/>
-    <w:lsdException w:name="index 8" w:semiHidden="1" w:unhideWhenUsed="1"/>
-    <w:lsdException w:name="index 9" w:semiHidden="1" w:unhideWhenUsed="1"/>
-    <w:lsdException w:name="toc 1" w:semiHidden="1" w:uiPriority="39" w:unhideWhenUsed="1"/>
-    <w:lsdException w:name="toc 2" w:semiHidden="1" w:uiPriority="39" w:unhideWhenUsed="1"/>
-    <w:lsdException w:name="toc 3" w:semiHidden="1" w:uiPriority="39" w:unhideWhenUsed="1"/>
-    <w:lsdException w:name="toc 4" w:semiHidden="1" w:uiPriority="39" w:unhideWhenUsed="1"/>
-    <w:lsdException w:name="toc 5" w:semiHidden="1" w:uiPriority="39" w:unhideWhenUsed="1"/>
-    <w:lsdException w:name="toc 6" w:semiHidden="1" w:uiPriority="39" w:unhideWhenUsed="1"/>
-    <w:lsdException w:name="toc 7" w:semiHidden="1" w:uiPriority="39" w:unhideWhenUsed="1"/>
-    <w:lsdException w:name="toc 8" w:semiHidden="1" w:uiPriority="39" w:unhideWhenUsed="1"/>
-    <w:lsdException w:name="toc 9" w:semiHidden="1" w:uiPriority="39" w:unhideWhenUsed="1"/>
-    <w:lsdException w:name="Normal Indent" w:semiHidden="1" w:unhideWhenUsed="1"/>
-    <w:lsdException w:name="footnote text" w:semiHidden="1" w:unhideWhenUsed="1"/>
-    <w:lsdException w:name="annotation text" w:semiHidden="1" w:unhideWhenUsed="1"/>
-    <w:lsdException w:name="header" w:semiHidden="1" w:unhideWhenUsed="1"/>
-    <w:lsdException w:name="footer" w:semiHidden="1" w:unhideWhenUsed="1"/>
-    <w:lsdException w:name="index heading" w:semiHidden="1" w:unhideWhenUsed="1"/>
-    <w:lsdException w:name="caption" w:semiHidden="1" w:uiPriority="35" w:unhideWhenUsed="1" w:qFormat="1"/>
-    <w:lsdException w:name="table of figures" w:semiHidden="1" w:unhideWhenUsed="1"/>
-    <w:lsdException w:name="envelope address" w:semiHidden="1" w:unhideWhenUsed="1"/>
-    <w:lsdException w:name="envelope return" w:semiHidden="1" w:unhideWhenUsed="1"/>
-    <w:lsdException w:name="footnote reference" w:semiHidden="1" w:unhideWhenUsed="1"/>
-    <w:lsdException w:name="annotation reference" w:semiHidden="1" w:unhideWhenUsed="1"/>
-    <w:lsdException w:name="line number" w:semiHidden="1" w:unhideWhenUsed="1"/>
-    <w:lsdException w:name="page number" w:semiHidden="1" w:unhideWhenUsed="1"/>
-    <w:lsdException w:name="endnote reference" w:semiHidden="1" w:unhideWhenUsed="1"/>
-    <w:lsdException w:name="endnote text" w:semiHidden="1" w:unhideWhenUsed="1"/>
-    <w:lsdException w:name="table of authorities" w:semiHidden="1" w:unhideWhenUsed="1"/>
-    <w:lsdException w:name="macro" w:semiHidden="1" w:unhideWhenUsed="1"/>
-    <w:lsdException w:name="toa heading" w:semiHidden="1" w:unhideWhenUsed="1"/>
-    <w:lsdException w:name="List" w:semiHidden="1" w:unhideWhenUsed="1"/>
-    <w:lsdException w:name="List Bullet" w:semiHidden="1" w:unhideWhenUsed="1"/>
-    <w:lsdException w:name="List Number" w:semiHidden="1" w:unhideWhenUsed="1"/>
-    <w:lsdException w:name="List 2" w:semiHidden="1" w:unhideWhenUsed="1"/>
-    <w:lsdException w:name="List 3" w:semiHidden="1" w:unhideWhenUsed="1"/>
-    <w:lsdException w:name="List 4" w:semiHidden="1" w:unhideWhenUsed="1"/>
-    <w:lsdException w:name="List 5" w:semiHidden="1" w:unhideWhenUsed="1"/>
-    <w:lsdException w:name="List Bullet 2" w:semiHidden="1" w:unhideWhenUsed="1"/>
-    <w:lsdException w:name="List Bullet 3" w:semiHidden="1" w:unhideWhenUsed="1"/>
-    <w:lsdException w:name="List Bullet 4" w:semiHidden="1" w:unhideWhenUsed="1"/>
-    <w:lsdException w:name="List Bullet 5" w:semiHidden="1" w:unhideWhenUsed="1"/>
-    <w:lsdException w:name="List Number 2" w:semiHidden="1" w:unhideWhenUsed="1"/>
-    <w:lsdException w:name="List Number 3" w:semiHidden="1" w:unhideWhenUsed="1"/>
-    <w:lsdException w:name="List Number 4" w:semiHidden="1" w:unhideWhenUsed="1"/>
-    <w:lsdException w:name="List Number 5" w:semiHidden="1" w:unhideWhenUsed="1"/>
-    <w:lsdException w:name="Title" w:uiPriority="10" w:qFormat="1"/>
-    <w:lsdException w:name="Closing" w:semiHidden="1" w:unhideWhenUsed="1"/>
-    <w:lsdException w:name="Signature" w:semiHidden="1" w:unhideWhenUsed="1"/>
-    <w:lsdException w:name="Default Paragraph Font" w:semiHidden="1" w:uiPriority="1" w:unhideWhenUsed="1"/>
-    <w:lsdException w:name="Body Text" w:semiHidden="1" w:unhideWhenUsed="1"/>
-    <w:lsdException w:name="Body Text Indent" w:semiHidden="1" w:unhideWhenUsed="1"/>
-    <w:lsdException w:name="List Continue" w:semiHidden="1" w:unhideWhenUsed="1"/>
-    <w:lsdException w:name="List Continue 2" w:semiHidden="1" w:unhideWhenUsed="1"/>
-    <w:lsdException w:name="List Continue 3" w:semiHidden="1" w:unhideWhenUsed="1"/>
-    <w:lsdException w:name="List Continue 4" w:semiHidden="1" w:unhideWhenUsed="1"/>
-    <w:lsdException w:name="List Continue 5" w:semiHidden="1" w:unhideWhenUsed="1"/>
-    <w:lsdException w:name="Message Header" w:semiHidden="1" w:unhideWhenUsed="1"/>
-    <w:lsdException w:name="Subtitle" w:uiPriority="11" w:qFormat="1"/>
-    <w:lsdException w:name="Salutation" w:semiHidden="1" w:unhideWhenUsed="1"/>
-    <w:lsdException w:name="Date" w:semiHidden="1" w:unhideWhenUsed="1"/>
-    <w:lsdException w:name="Body Text First Indent" w:semiHidden="1" w:unhideWhenUsed="1"/>
-    <w:lsdException w:name="Body Text First Indent 2" w:semiHidden="1" w:unhideWhenUsed="1"/>
-    <w:lsdException w:name="Note Heading" w:semiHidden="1" w:unhideWhenUsed="1"/>
-    <w:lsdException w:name="Body Text 2" w:semiHidden="1" w:unhideWhenUsed="1"/>
-    <w:lsdException w:name="Body Text 3" w:semiHidden="1" w:unhideWhenUsed="1"/>
-    <w:lsdException w:name="Body Text Indent 2" w:semiHidden="1" w:unhideWhenUsed="1"/>
-    <w:lsdException w:name="Body Text Indent 3" w:semiHidden="1" w:unhideWhenUsed="1"/>
-    <w:lsdException w:name="Block Text" w:semiHidden="1" w:unhideWhenUsed="1"/>
-    <w:lsdException w:name="Hyperlink" w:semiHidden="1" w:unhideWhenUsed="1"/>
-    <w:lsdException w:name="FollowedHyperlink" w:semiHidden="1" w:unhideWhenUsed="1"/>
-    <w:lsdException w:name="Strong" w:uiPriority="4" w:qFormat="1"/>
-    <w:lsdException w:name="Emphasis" w:uiPriority="20" w:qFormat="1"/>
-    <w:lsdException w:name="Document Map" w:semiHidden="1" w:unhideWhenUsed="1"/>
-    <w:lsdException w:name="Plain Text" w:semiHidden="1" w:unhideWhenUsed="1"/>
-    <w:lsdException w:name="E-mail Signature" w:semiHidden="1" w:unhideWhenUsed="1"/>
-    <w:lsdException w:name="HTML Top of Form" w:semiHidden="1" w:unhideWhenUsed="1"/>
-    <w:lsdException w:name="HTML Bottom of Form" w:semiHidden="1" w:unhideWhenUsed="1"/>
-    <w:lsdException w:name="Normal (Web)" w:semiHidden="1" w:unhideWhenUsed="1"/>
-    <w:lsdException w:name="HTML Acronym" w:semiHidden="1" w:unhideWhenUsed="1"/>
-    <w:lsdException w:name="HTML Address" w:semiHidden="1" w:unhideWhenUsed="1"/>
-    <w:lsdException w:name="HTML Cite" w:semiHidden="1" w:unhideWhenUsed="1"/>
-    <w:lsdException w:name="HTML Code" w:semiHidden="1" w:unhideWhenUsed="1"/>
-    <w:lsdException w:name="HTML Definition" w:semiHidden="1" w:unhideWhenUsed="1"/>
-    <w:lsdException w:name="HTML Keyboard" w:semiHidden="1" w:unhideWhenUsed="1"/>
-    <w:lsdException w:name="HTML Preformatted" w:semiHidden="1" w:unhideWhenUsed="1"/>
-    <w:lsdException w:name="HTML Sample" w:semiHidden="1" w:unhideWhenUsed="1"/>
-    <w:lsdException w:name="HTML Typewriter" w:semiHidden="1" w:unhideWhenUsed="1"/>
-    <w:lsdException w:name="HTML Variable" w:semiHidden="1" w:unhideWhenUsed="1"/>
-    <w:lsdException w:name="Normal Table" w:semiHidden="1" w:unhideWhenUsed="1"/>
-    <w:lsdException w:name="annotation subject" w:semiHidden="1" w:unhideWhenUsed="1"/>
-    <w:lsdException w:name="No List" w:semiHidden="1" w:unhideWhenUsed="1"/>
-    <w:lsdException w:name="Outline List 1" w:semiHidden="1" w:unhideWhenUsed="1"/>
-    <w:lsdException w:name="Outline List 2" w:semiHidden="1" w:unhideWhenUsed="1"/>
-    <w:lsdException w:name="Outline List 3" w:semiHidden="1" w:unhideWhenUsed="1"/>
-    <w:lsdException w:name="Table Simple 1" w:semiHidden="1" w:unhideWhenUsed="1"/>
-    <w:lsdException w:name="Table Simple 2" w:semiHidden="1" w:unhideWhenUsed="1"/>
-    <w:lsdException w:name="Table Simple 3" w:semiHidden="1" w:unhideWhenUsed="1"/>
-    <w:lsdException w:name="Table Classic 1" w:semiHidden="1" w:unhideWhenUsed="1"/>
-    <w:lsdException w:name="Table Classic 2" w:semiHidden="1" w:unhideWhenUsed="1"/>
-    <w:lsdException w:name="Table Classic 3" w:semiHidden="1" w:unhideWhenUsed="1"/>
-    <w:lsdException w:name="Table Classic 4" w:semiHidden="1" w:unhideWhenUsed="1"/>
-    <w:lsdException w:name="Table Colorful 1" w:semiHidden="1" w:unhideWhenUsed="1"/>
-    <w:lsdException w:name="Table Colorful 2" w:semiHidden="1" w:unhideWhenUsed="1"/>
-    <w:lsdException w:name="Table Colorful 3" w:semiHidden="1" w:unhideWhenUsed="1"/>
-    <w:lsdException w:name="Table Columns 1" w:semiHidden="1" w:unhideWhenUsed="1"/>
-    <w:lsdException w:name="Table Columns 2" w:semiHidden="1" w:unhideWhenUsed="1"/>
-    <w:lsdException w:name="Table Columns 3" w:semiHidden="1" w:unhideWhenUsed="1"/>
-    <w:lsdException w:name="Table Columns 4" w:semiHidden="1" w:unhideWhenUsed="1"/>
-    <w:lsdException w:name="Table Columns 5" w:semiHidden="1" w:unhideWhenUsed="1"/>
-    <w:lsdException w:name="Table Grid 1" w:semiHidden="1" w:unhideWhenUsed="1"/>
-    <w:lsdException w:name="Table Grid 2" w:semiHidden="1" w:unhideWhenUsed="1"/>
-    <w:lsdException w:name="Table Grid 3" w:semiHidden="1" w:unhideWhenUsed="1"/>
-    <w:lsdException w:name="Table Grid 4" w:semiHidden="1" w:unhideWhenUsed="1"/>
-    <w:lsdException w:name="Table Grid 5" w:semiHidden="1" w:unhideWhenUsed="1"/>
-    <w:lsdException w:name="Table Grid 6" w:semiHidden="1" w:unhideWhenUsed="1"/>
-    <w:lsdException w:name="Table Grid 7" w:semiHidden="1" w:unhideWhenUsed="1"/>
-    <w:lsdException w:name="Table Grid 8" w:semiHidden="1" w:unhideWhenUsed="1"/>
-    <w:lsdException w:name="Table List 1" w:semiHidden="1" w:unhideWhenUsed="1"/>
-    <w:lsdException w:name="Table List 2" w:semiHidden="1" w:unhideWhenUsed="1"/>
-    <w:lsdException w:name="Table List 3" w:semiHidden="1" w:unhideWhenUsed="1"/>
-    <w:lsdException w:name="Table List 4" w:semiHidden="1" w:unhideWhenUsed="1"/>
-    <w:lsdException w:name="Table List 5" w:semiHidden="1" w:unhideWhenUsed="1"/>
-    <w:lsdException w:name="Table List 6" w:semiHidden="1" w:unhideWhenUsed="1"/>
-    <w:lsdException w:name="Table List 7" w:semiHidden="1" w:unhideWhenUsed="1"/>
-    <w:lsdException w:name="Table List 8" w:semiHidden="1" w:unhideWhenUsed="1"/>
-    <w:lsdException w:name="Table 3D effects 1" w:semiHidden="1" w:unhideWhenUsed="1"/>
-    <w:lsdException w:name="Table 3D effects 2" w:semiHidden="1" w:unhideWhenUsed="1"/>
-    <w:lsdException w:name="Table 3D effects 3" w:semiHidden="1" w:unhideWhenUsed="1"/>
-    <w:lsdException w:name="Table Contemporary" w:semiHidden="1" w:unhideWhenUsed="1"/>
-    <w:lsdException w:name="Table Elegant" w:semiHidden="1" w:unhideWhenUsed="1"/>
-    <w:lsdException w:name="Table Professional" w:semiHidden="1" w:unhideWhenUsed="1"/>
-    <w:lsdException w:name="Table Subtle 1" w:semiHidden="1" w:unhideWhenUsed="1"/>
-    <w:lsdException w:name="Table Subtle 2" w:semiHidden="1" w:unhideWhenUsed="1"/>
-    <w:lsdException w:name="Table Web 1" w:semiHidden="1" w:unhideWhenUsed="1"/>
-    <w:lsdException w:name="Table Web 2" w:semiHidden="1" w:unhideWhenUsed="1"/>
-    <w:lsdException w:name="Table Web 3" w:semiHidden="1" w:unhideWhenUsed="1"/>
-    <w:lsdException w:name="Balloon Text" w:semiHidden="1" w:unhideWhenUsed="1"/>
-    <w:lsdException w:name="Table Grid" w:uiPriority="39"/>
-    <w:lsdException w:name="Table Theme" w:semiHidden="1" w:unhideWhenUsed="1"/>
-    <w:lsdException w:name="Placeholder Text" w:semiHidden="1"/>
-    <w:lsdException w:name="No Spacing" w:uiPriority="1" w:qFormat="1"/>
-    <w:lsdException w:name="Light Shading" w:uiPriority="60"/>
-    <w:lsdException w:name="Light List" w:uiPriority="61"/>
-    <w:lsdException w:name="Light Grid" w:uiPriority="62"/>
-    <w:lsdException w:name="Medium Shading 1" w:uiPriority="63"/>
-    <w:lsdException w:name="Medium Shading 2" w:uiPriority="64"/>
-    <w:lsdException w:name="Medium List 1" w:uiPriority="65"/>
-    <w:lsdException w:name="Medium List 2" w:uiPriority="66"/>
-    <w:lsdException w:name="Medium Grid 1" w:uiPriority="67"/>
-    <w:lsdException w:name="Medium Grid 2" w:uiPriority="68"/>
-    <w:lsdException w:name="Medium Grid 3" w:uiPriority="69"/>
-    <w:lsdException w:name="Dark List" w:uiPriority="70"/>
-    <w:lsdException w:name="Colorful Shading" w:uiPriority="71"/>
-    <w:lsdException w:name="Colorful List" w:uiPriority="72"/>
-    <w:lsdException w:name="Colorful Grid" w:uiPriority="73"/>
-    <w:lsdException w:name="Light Shading Accent 1" w:uiPriority="60"/>
-    <w:lsdException w:name="Light List Accent 1" w:uiPriority="61"/>
-    <w:lsdException w:name="Light Grid Accent 1" w:uiPriority="62"/>
-    <w:lsdException w:name="Medium Shading 1 Accent 1" w:uiPriority="63"/>
-    <w:lsdException w:name="Medium Shading 2 Accent 1" w:uiPriority="64"/>
-    <w:lsdException w:name="Medium List 1 Accent 1" w:uiPriority="65"/>
-    <w:lsdException w:name="Revision" w:semiHidden="1"/>
-    <w:lsdException w:name="List Paragraph" w:uiPriority="34" w:qFormat="1"/>
-    <w:lsdException w:name="Quote" w:uiPriority="29" w:qFormat="1"/>
-    <w:lsdException w:name="Intense Quote" w:uiPriority="30" w:qFormat="1"/>
-    <w:lsdException w:name="Medium List 2 Accent 1" w:uiPriority="66"/>
-    <w:lsdException w:name="Medium Grid 1 Accent 1" w:uiPriority="67"/>
-    <w:lsdException w:name="Medium Grid 2 Accent 1" w:uiPriority="68"/>
-    <w:lsdException w:name="Medium Grid 3 Accent 1" w:uiPriority="69"/>
-    <w:lsdException w:name="Dark List Accent 1" w:uiPriority="70"/>
-    <w:lsdException w:name="Colorful Shading Accent 1" w:uiPriority="71"/>
-    <w:lsdException w:name="Colorful List Accent 1" w:uiPriority="72"/>
-    <w:lsdException w:name="Colorful Grid Accent 1" w:uiPriority="73"/>
-    <w:lsdException w:name="Light Shading Accent 2" w:uiPriority="60"/>
-    <w:lsdException w:name="Light List Accent 2" w:uiPriority="61"/>
-    <w:lsdException w:name="Light Grid Accent 2" w:uiPriority="62"/>
-    <w:lsdException w:name="Medium Shading 1 Accent 2" w:uiPriority="63"/>
-    <w:lsdException w:name="Medium Shading 2 Accent 2" w:uiPriority="64"/>
-    <w:lsdException w:name="Medium List 1 Accent 2" w:uiPriority="65"/>
-    <w:lsdException w:name="Medium List 2 Accent 2" w:uiPriority="66"/>
-    <w:lsdException w:name="Medium Grid 1 Accent 2" w:uiPriority="67"/>
-    <w:lsdException w:name="Medium Grid 2 Accent 2" w:uiPriority="68"/>
-    <w:lsdException w:name="Medium Grid 3 Accent 2" w:uiPriority="69"/>
-    <w:lsdException w:name="Dark List Accent 2" w:uiPriority="70"/>
-    <w:lsdException w:name="Colorful Shading Accent 2" w:uiPriority="71"/>
-    <w:lsdException w:name="Colorful List Accent 2" w:uiPriority="72"/>
-    <w:lsdException w:name="Colorful Grid Accent 2" w:uiPriority="73"/>
-    <w:lsdException w:name="Light Shading Accent 3" w:uiPriority="60"/>
-    <w:lsdException w:name="Light List Accent 3" w:uiPriority="61"/>
-    <w:lsdException w:name="Light Grid Accent 3" w:uiPriority="62"/>
-    <w:lsdException w:name="Medium Shading 1 Accent 3" w:uiPriority="63"/>
-    <w:lsdException w:name="Medium Shading 2 Accent 3" w:uiPriority="64"/>
-    <w:lsdException w:name="Medium List 1 Accent 3" w:uiPriority="65"/>
-    <w:lsdException w:name="Medium List 2 Accent 3" w:uiPriority="66"/>
-    <w:lsdException w:name="Medium Grid 1 Accent 3" w:uiPriority="67"/>
-    <w:lsdException w:name="Medium Grid 2 Accent 3" w:uiPriority="68"/>
-    <w:lsdException w:name="Medium Grid 3 Accent 3" w:uiPriority="69"/>
-    <w:lsdException w:name="Dark List Accent 3" w:uiPriority="70"/>
-    <w:lsdException w:name="Colorful Shading Accent 3" w:uiPriority="71"/>
-    <w:lsdException w:name="Colorful List Accent 3" w:uiPriority="72"/>
-    <w:lsdException w:name="Colorful Grid Accent 3" w:uiPriority="73"/>
-    <w:lsdException w:name="Light Shading Accent 4" w:uiPriority="60"/>
-    <w:lsdException w:name="Light List Accent 4" w:uiPriority="61"/>
-    <w:lsdException w:name="Light Grid Accent 4" w:uiPriority="62"/>
-    <w:lsdException w:name="Medium Shading 1 Accent 4" w:uiPriority="63"/>
-    <w:lsdException w:name="Medium Shading 2 Accent 4" w:uiPriority="64"/>
-    <w:lsdException w:name="Medium List 1 Accent 4" w:uiPriority="65"/>
-    <w:lsdException w:name="Medium List 2 Accent 4" w:uiPriority="66"/>
-    <w:lsdException w:name="Medium Grid 1 Accent 4" w:uiPriority="67"/>
-    <w:lsdException w:name="Medium Grid 2 Accent 4" w:uiPriority="68"/>
-    <w:lsdException w:name="Medium Grid 3 Accent 4" w:uiPriority="69"/>
-    <w:lsdException w:name="Dark List Accent 4" w:uiPriority="70"/>
-    <w:lsdException w:name="Colorful Shading Accent 4" w:uiPriority="71"/>
-    <w:lsdException w:name="Colorful List Accent 4" w:uiPriority="72"/>
-    <w:lsdException w:name="Colorful Grid Accent 4" w:uiPriority="73"/>
-    <w:lsdException w:name="Light Shading Accent 5" w:uiPriority="60"/>
-    <w:lsdException w:name="Light List Accent 5" w:uiPriority="61"/>
-    <w:lsdException w:name="Light Grid Accent 5" w:uiPriority="62"/>
-    <w:lsdException w:name="Medium Shading 1 Accent 5" w:uiPriority="63"/>
-    <w:lsdException w:name="Medium Shading 2 Accent 5" w:uiPriority="64"/>
-    <w:lsdException w:name="Medium List 1 Accent 5" w:uiPriority="65"/>
-    <w:lsdException w:name="Medium List 2 Accent 5" w:uiPriority="66"/>
-    <w:lsdException w:name="Medium Grid 1 Accent 5" w:uiPriority="67"/>
-    <w:lsdException w:name="Medium Grid 2 Accent 5" w:uiPriority="68"/>
-    <w:lsdException w:name="Medium Grid 3 Accent 5" w:uiPriority="69"/>
-    <w:lsdException w:name="Dark List Accent 5" w:uiPriority="70"/>
-    <w:lsdException w:name="Colorful Shading Accent 5" w:uiPriority="71"/>
-    <w:lsdException w:name="Colorful List Accent 5" w:uiPriority="72"/>
-    <w:lsdException w:name="Colorful Grid Accent 5" w:uiPriority="73"/>
-    <w:lsdException w:name="Light Shading Accent 6" w:uiPriority="60"/>
-    <w:lsdException w:name="Light List Accent 6" w:uiPriority="61"/>
-    <w:lsdException w:name="Light Grid Accent 6" w:uiPriority="62"/>
-    <w:lsdException w:name="Medium Shading 1 Accent 6" w:uiPriority="63"/>
-    <w:lsdException w:name="Medium Shading 2 Accent 6" w:uiPriority="64"/>
-    <w:lsdException w:name="Medium List 1 Accent 6" w:uiPriority="65"/>
-    <w:lsdException w:name="Medium List 2 Accent 6" w:uiPriority="66"/>
-    <w:lsdException w:name="Medium Grid 1 Accent 6" w:uiPriority="67"/>
-    <w:lsdException w:name="Medium Grid 2 Accent 6" w:uiPriority="68"/>
-    <w:lsdException w:name="Medium Grid 3 Accent 6" w:uiPriority="69"/>
-    <w:lsdException w:name="Dark List Accent 6" w:uiPriority="70"/>
-    <w:lsdException w:name="Colorful Shading Accent 6" w:uiPriority="71"/>
-    <w:lsdException w:name="Colorful List Accent 6" w:uiPriority="72"/>
-    <w:lsdException w:name="Colorful Grid Accent 6" w:uiPriority="73"/>
-    <w:lsdException w:name="Subtle Emphasis" w:uiPriority="19" w:qFormat="1"/>
-    <w:lsdException w:name="Intense Emphasis" w:uiPriority="21" w:qFormat="1"/>
-    <w:lsdException w:name="Subtle Reference" w:uiPriority="31" w:qFormat="1"/>
-    <w:lsdException w:name="Intense Reference" w:uiPriority="32" w:qFormat="1"/>
-    <w:lsdException w:name="Book Title" w:uiPriority="33" w:qFormat="1"/>
-    <w:lsdException w:name="Bibliography" w:semiHidden="1" w:uiPriority="37" w:unhideWhenUsed="1"/>
-    <w:lsdException w:name="TOC Heading" w:semiHidden="1" w:uiPriority="39" w:unhideWhenUsed="1" w:qFormat="1"/>
-    <w:lsdException w:name="Plain Table 1" w:uiPriority="41"/>
-    <w:lsdException w:name="Plain Table 2" w:uiPriority="42"/>
-    <w:lsdException w:name="Plain Table 3" w:uiPriority="43"/>
-    <w:lsdException w:name="Plain Table 4" w:uiPriority="44"/>
-    <w:lsdException w:name="Plain Table 5" w:uiPriority="45"/>
-    <w:lsdException w:name="Grid Table Light" w:uiPriority="40"/>
-    <w:lsdException w:name="Grid Table 1 Light" w:uiPriority="46"/>
-    <w:lsdException w:name="Grid Table 2" w:uiPriority="47"/>
-    <w:lsdException w:name="Grid Table 3" w:uiPriority="48"/>
-    <w:lsdException w:name="Grid Table 4" w:uiPriority="49"/>
-    <w:lsdException w:name="Grid Table 5 Dark" w:uiPriority="50"/>
-    <w:lsdException w:name="Grid Table 6 Colorful" w:uiPriority="51"/>
-    <w:lsdException w:name="Grid Table 7 Colorful" w:uiPriority="52"/>
-    <w:lsdException w:name="Grid Table 1 Light Accent 1" w:uiPriority="46"/>
-    <w:lsdException w:name="Grid Table 2 Accent 1" w:uiPriority="47"/>
-    <w:lsdException w:name="Grid Table 3 Accent 1" w:uiPriority="48"/>
-    <w:lsdException w:name="Grid Table 4 Accent 1" w:uiPriority="49"/>
-    <w:lsdException w:name="Grid Table 5 Dark Accent 1" w:uiPriority="50"/>
-    <w:lsdException w:name="Grid Table 6 Colorful Accent 1" w:uiPriority="51"/>
-    <w:lsdException w:name="Grid Table 7 Colorful Accent 1" w:uiPriority="52"/>
-    <w:lsdException w:name="Grid Table 1 Light Accent 2" w:uiPriority="46"/>
-    <w:lsdException w:name="Grid Table 2 Accent 2" w:uiPriority="47"/>
-    <w:lsdException w:name="Grid Table 3 Accent 2" w:uiPriority="48"/>
-    <w:lsdException w:name="Grid Table 4 Accent 2" w:uiPriority="49"/>
-    <w:lsdException w:name="Grid Table 5 Dark Accent 2" w:uiPriority="50"/>
-    <w:lsdException w:name="Grid Table 6 Colorful Accent 2" w:uiPriority="51"/>
-    <w:lsdException w:name="Grid Table 7 Colorful Accent 2" w:uiPriority="52"/>
-    <w:lsdException w:name="Grid Table 1 Light Accent 3" w:uiPriority="46"/>
-    <w:lsdException w:name="Grid Table 2 Accent 3" w:uiPriority="47"/>
-    <w:lsdException w:name="Grid Table 3 Accent 3" w:uiPriority="48"/>
-    <w:lsdException w:name="Grid Table 4 Accent 3" w:uiPriority="49"/>
-    <w:lsdException w:name="Grid Table 5 Dark Accent 3" w:uiPriority="50"/>
-    <w:lsdException w:name="Grid Table 6 Colorful Accent 3" w:uiPriority="51"/>
-    <w:lsdException w:name="Grid Table 7 Colorful Accent 3" w:uiPriority="52"/>
-    <w:lsdException w:name="Grid Table 1 Light Accent 4" w:uiPriority="46"/>
-    <w:lsdException w:name="Grid Table 2 Accent 4" w:uiPriority="47"/>
-    <w:lsdException w:name="Grid Table 3 Accent 4" w:uiPriority="48"/>
-    <w:lsdException w:name="Grid Table 4 Accent 4" w:uiPriority="49"/>
-    <w:lsdException w:name="Grid Table 5 Dark Accent 4" w:uiPriority="50"/>
-    <w:lsdException w:name="Grid Table 6 Colorful Accent 4" w:uiPriority="51"/>
-    <w:lsdException w:name="Grid Table 7 Colorful Accent 4" w:uiPriority="52"/>
-    <w:lsdException w:name="Grid Table 1 Light Accent 5" w:uiPriority="46"/>
-    <w:lsdException w:name="Grid Table 2 Accent 5" w:uiPriority="47"/>
-    <w:lsdException w:name="Grid Table 3 Accent 5" w:uiPriority="48"/>
-    <w:lsdException w:name="Grid Table 4 Accent 5" w:uiPriority="49"/>
-    <w:lsdException w:name="Grid Table 5 Dark Accent 5" w:uiPriority="50"/>
-    <w:lsdException w:name="Grid Table 6 Colorful Accent 5" w:uiPriority="51"/>
-    <w:lsdException w:name="Grid Table 7 Colorful Accent 5" w:uiPriority="52"/>
-    <w:lsdException w:name="Grid Table 1 Light Accent 6" w:uiPriority="46"/>
-    <w:lsdException w:name="Grid Table 2 Accent 6" w:uiPriority="47"/>
-    <w:lsdException w:name="Grid Table 3 Accent 6" w:uiPriority="48"/>
-    <w:lsdException w:name="Grid Table 4 Accent 6" w:uiPriority="49"/>
-    <w:lsdException w:name="Grid Table 5 Dark Accent 6" w:uiPriority="50"/>
-    <w:lsdException w:name="Grid Table 6 Colorful Accent 6" w:uiPriority="51"/>
-    <w:lsdException w:name="Grid Table 7 Colorful Accent 6" w:uiPriority="52"/>
-    <w:lsdException w:name="List Table 1 Light" w:uiPriority="46"/>
-    <w:lsdException w:name="List Table 2" w:uiPriority="47"/>
-    <w:lsdException w:name="List Table 3" w:uiPriority="48"/>
-    <w:lsdException w:name="List Table 4" w:uiPriority="49"/>
-    <w:lsdException w:name="List Table 5 Dark" w:uiPriority="50"/>
-    <w:lsdException w:name="List Table 6 Colorful" w:uiPriority="51"/>
-    <w:lsdException w:name="List Table 7 Colorful" w:uiPriority="52"/>
-    <w:lsdException w:name="List Table 1 Light Accent 1" w:uiPriority="46"/>
-    <w:lsdException w:name="List Table 2 Accent 1" w:uiPriority="47"/>
-    <w:lsdException w:name="List Table 3 Accent 1" w:uiPriority="48"/>
-    <w:lsdException w:name="List Table 4 Accent 1" w:uiPriority="49"/>
-    <w:lsdException w:name="List Table 5 Dark Accent 1" w:uiPriority="50"/>
-    <w:lsdException w:name="List Table 6 Colorful Accent 1" w:uiPriority="51"/>
-    <w:lsdException w:name="List Table 7 Colorful Accent 1" w:uiPriority="52"/>
-    <w:lsdException w:name="List Table 1 Light Accent 2" w:uiPriority="46"/>
-    <w:lsdException w:name="List Table 2 Accent 2" w:uiPriority="47"/>
-    <w:lsdException w:name="List Table 3 Accent 2" w:uiPriority="48"/>
-    <w:lsdException w:name="List Table 4 Accent 2" w:uiPriority="49"/>
-    <w:lsdException w:name="List Table 5 Dark Accent 2" w:uiPriority="50"/>
-    <w:lsdException w:name="List Table 6 Colorful Accent 2" w:uiPriority="51"/>
-    <w:lsdException w:name="List Table 7 Colorful Accent 2" w:uiPriority="52"/>
-    <w:lsdException w:name="List Table 1 Light Accent 3" w:uiPriority="46"/>
-    <w:lsdException w:name="List Table 2 Accent 3" w:uiPriority="47"/>
-    <w:lsdException w:name="List Table 3 Accent 3" w:uiPriority="48"/>
-    <w:lsdException w:name="List Table 4 Accent 3" w:uiPriority="49"/>
-    <w:lsdException w:name="List Table 5 Dark Accent 3" w:uiPriority="50"/>
-    <w:lsdException w:name="List Table 6 Colorful Accent 3" w:uiPriority="51"/>
-    <w:lsdException w:name="List Table 7 Colorful Accent 3" w:uiPriority="52"/>
-    <w:lsdException w:name="List Table 1 Light Accent 4" w:uiPriority="46"/>
-    <w:lsdException w:name="List Table 2 Accent 4" w:uiPriority="47"/>
-    <w:lsdException w:name="List Table 3 Accent 4" w:uiPriority="48"/>
-    <w:lsdException w:name="List Table 4 Accent 4" w:uiPriority="49"/>
-    <w:lsdException w:name="List Table 5 Dark Accent 4" w:uiPriority="50"/>
-    <w:lsdException w:name="List Table 6 Colorful Accent 4" w:uiPriority="51"/>
-    <w:lsdException w:name="List Table 7 Colorful Accent 4" w:uiPriority="52"/>
-    <w:lsdException w:name="List Table 1 Light Accent 5" w:uiPriority="46"/>
-    <w:lsdException w:name="List Table 2 Accent 5" w:uiPriority="47"/>
-    <w:lsdException w:name="List Table 3 Accent 5" w:uiPriority="48"/>
-    <w:lsdException w:name="List Table 4 Accent 5" w:uiPriority="49"/>
-    <w:lsdException w:name="List Table 5 Dark Accent 5" w:uiPriority="50"/>
-    <w:lsdException w:name="List Table 6 Colorful Accent 5" w:uiPriority="51"/>
-    <w:lsdException w:name="List Table 7 Colorful Accent 5" w:uiPriority="52"/>
-    <w:lsdException w:name="List Table 1 Light Accent 6" w:uiPriority="46"/>
-    <w:lsdException w:name="List Table 2 Accent 6" w:uiPriority="47"/>
-    <w:lsdException w:name="List Table 3 Accent 6" w:uiPriority="48"/>
-    <w:lsdException w:name="List Table 4 Accent 6" w:uiPriority="49"/>
-    <w:lsdException w:name="List Table 5 Dark Accent 6" w:uiPriority="50"/>
-    <w:lsdException w:name="List Table 6 Colorful Accent 6" w:uiPriority="51"/>
-    <w:lsdException w:name="List Table 7 Colorful Accent 6" w:uiPriority="52"/>
-    <w:lsdException w:name="Mention" w:semiHidden="1" w:unhideWhenUsed="1"/>
-    <w:lsdException w:name="Smart Hyperlink" w:semiHidden="1" w:unhideWhenUsed="1"/>
-    <w:lsdException w:name="Hashtag" w:semiHidden="1" w:unhideWhenUsed="1"/>
-    <w:lsdException w:name="Unresolved Mention" w:semiHidden="1" w:unhideWhenUsed="1"/>
-    <w:lsdException w:name="Smart Link" w:semiHidden="1" w:unhideWhenUsed="1"/>
-  </w:latentStyles>
-  <w:style w:type="paragraph" w:default="1" w:styleId="Normal">
-    <w:name w:val="Normal"/>
-    <w:qFormat/>
-  </w:style>
-  <w:style w:type="character" w:default="1" w:styleId="Fuentedeprrafopredeter">
-    <w:name w:val="Default Paragraph Font"/>
-    <w:uiPriority w:val="1"/>
-    <w:semiHidden/>
-    <w:unhideWhenUsed/>
-  </w:style>
-  <w:style w:type="table" w:default="1" w:styleId="Tablanormal">
-    <w:name w:val="Normal Table"/>
-    <w:uiPriority w:val="99"/>
-    <w:semiHidden/>
-    <w:unhideWhenUsed/>
-    <w:tblPr>
-      <w:tblInd w:w="0" w:type="dxa"/>
-      <w:tblCellMar>
-        <w:top w:w="0" w:type="dxa"/>
-        <w:left w:w="108" w:type="dxa"/>
-        <w:bottom w:w="0" w:type="dxa"/>
-        <w:right w:w="108" w:type="dxa"/>
-      </w:tblCellMar>
-    </w:tblPr>
-  </w:style>
-  <w:style w:type="numbering" w:default="1" w:styleId="Sinlista">
-    <w:name w:val="No List"/>
-    <w:uiPriority w:val="99"/>
-    <w:semiHidden/>
-    <w:unhideWhenUsed/>
-  </w:style>
-  <w:style w:type="character" w:styleId="Fuerte">
-    <w:name w:val="Strong"/>
-    <w:basedOn w:val="Fuentedeprrafopredeter"/>
-    <w:uiPriority w:val="4"/>
-    <w:qFormat/>
-    <w:rsid w:val="00E663A0"/>
-    <w:rPr>
-      <w:rFonts w:asciiTheme="majorHAnsi" w:hAnsiTheme="majorHAnsi"/>
-      <w:b/>
-      <w:bCs/>
-      <w:color w:val="E97132" w:themeColor="accent2"/>
-      <w:sz w:val="24"/>
-    </w:rPr>
-  </w:style>
-  <w:style w:type="character" w:styleId="Textodelmarcadordeposicin">
-    <w:name w:val="Placeholder Text"/>
-    <w:basedOn w:val="Fuentedeprrafopredeter"/>
-    <w:uiPriority w:val="99"/>
-    <w:semiHidden/>
-    <w:rsid w:val="007E1635"/>
-    <w:rPr>
-      <w:color w:val="808080"/>
-    </w:rPr>
-  </w:style>
-  <w:style w:type="paragraph" w:customStyle="1" w:styleId="2293016783F440C7A229334F2A386304">
-    <w:name w:val="2293016783F440C7A229334F2A386304"/>
-    <w:rsid w:val="00C87FE7"/>
-    <w:rPr>
-      <w:lang w:val="es-PE" w:eastAsia="es-PE"/>
-    </w:rPr>
-  </w:style>
-</w:styles>
-</file>
-
-<file path=word/glossary/webSettings.xml><?xml version="1.0" encoding="utf-8"?>
-<w:webSettings xmlns:mc="http://schemas.openxmlformats.org/markup-compatibility/2006" xmlns:r="http://schemas.openxmlformats.org/officeDocument/2006/relationships" xmlns:w="http://schemas.openxmlformats.org/wordprocessingml/2006/main" xmlns:w14="http://schemas.microsoft.com/office/word/2010/wordml" xmlns:w15="http://schemas.microsoft.com/office/word/2012/wordml" xmlns:w16cex="http://schemas.microsoft.com/office/word/2018/wordml/cex" xmlns:w16cid="http://schemas.microsoft.com/office/word/2016/wordml/cid" xmlns:w16="http://schemas.microsoft.com/office/word/2018/wordml" xmlns:w16du="http://schemas.microsoft.com/office/word/2023/wordml/word16du" xmlns:w16sdtdh="http://schemas.microsoft.com/office/word/2020/wordml/sdtdatahash" xmlns:w16sdtfl="http://schemas.microsoft.com/office/word/2024/wordml/sdtformatlock" xmlns:w16se="http://schemas.microsoft.com/office/word/2015/wordml/symex" mc:Ignorable="w14 w15 w16se w16cid w16 w16cex w16sdtdh w16sdtfl w16du">
-  <w:optimizeForBrowser/>
-  <w:allowPNG/>
-</w:webSettings>
 </file>
 
 <file path=word/theme/theme1.xml><?xml version="1.0" encoding="utf-8"?>
@@ -4751,6 +3915,23 @@
 </file>
 
 <file path=customXml/item1.xml><?xml version="1.0" encoding="utf-8"?>
+<?mso-contentType ?>
+<FormTemplates xmlns="http://schemas.microsoft.com/sharepoint/v3/contenttype/forms">
+  <Display>DocumentLibraryForm</Display>
+  <Edit>DocumentLibraryForm</Edit>
+  <New>DocumentLibraryForm</New>
+</FormTemplates>
+</file>
+
+<file path=customXml/item2.xml><?xml version="1.0" encoding="utf-8"?>
+<p:properties xmlns:p="http://schemas.microsoft.com/office/2006/metadata/properties" xmlns:xsi="http://www.w3.org/2001/XMLSchema-instance" xmlns:pc="http://schemas.microsoft.com/office/infopath/2007/PartnerControls">
+  <documentManagement>
+    <MediaServiceKeyPoints xmlns="71af3243-3dd4-4a8d-8c0d-dd76da1f02a5" xsi:nil="true"/>
+  </documentManagement>
+</p:properties>
+</file>
+
+<file path=customXml/item3.xml><?xml version="1.0" encoding="utf-8"?>
 <ct:contentTypeSchema xmlns:ct="http://schemas.microsoft.com/office/2006/metadata/contentType" xmlns:ma="http://schemas.microsoft.com/office/2006/metadata/properties/metaAttributes" ct:_="" ma:_="" ma:contentTypeName="Document" ma:contentTypeID="0x01010079F111ED35F8CC479449609E8A0923A6" ma:contentTypeVersion="11" ma:contentTypeDescription="Create a new document." ma:contentTypeScope="" ma:versionID="1c2eb7a32e66fb6e4260f3771546a5e2">
   <xsd:schema xmlns:xsd="http://www.w3.org/2001/XMLSchema" xmlns:xs="http://www.w3.org/2001/XMLSchema" xmlns:p="http://schemas.microsoft.com/office/2006/metadata/properties" xmlns:ns2="71af3243-3dd4-4a8d-8c0d-dd76da1f02a5" xmlns:ns3="16c05727-aa75-4e4a-9b5f-8a80a1165891" targetNamespace="http://schemas.microsoft.com/office/2006/metadata/properties" ma:root="true" ma:fieldsID="04e1f6479c48b08974ba73b5ca973489" ns2:_="" ns3:_="">
     <xsd:import namespace="71af3243-3dd4-4a8d-8c0d-dd76da1f02a5"/>
@@ -4961,28 +4142,29 @@
 </ct:contentTypeSchema>
 </file>
 
-<file path=customXml/item2.xml><?xml version="1.0" encoding="utf-8"?>
-<p:properties xmlns:p="http://schemas.microsoft.com/office/2006/metadata/properties" xmlns:xsi="http://www.w3.org/2001/XMLSchema-instance" xmlns:pc="http://schemas.microsoft.com/office/infopath/2007/PartnerControls">
-  <documentManagement>
-    <MediaServiceKeyPoints xmlns="71af3243-3dd4-4a8d-8c0d-dd76da1f02a5" xsi:nil="true"/>
-  </documentManagement>
-</p:properties>
-</file>
-
-<file path=customXml/item3.xml><?xml version="1.0" encoding="utf-8"?>
-<?mso-contentType ?>
-<FormTemplates xmlns="http://schemas.microsoft.com/sharepoint/v3/contenttype/forms">
-  <Display>DocumentLibraryForm</Display>
-  <Edit>DocumentLibraryForm</Edit>
-  <New>DocumentLibraryForm</New>
-</FormTemplates>
-</file>
-
 <file path=customXml/item4.xml><?xml version="1.0" encoding="utf-8"?>
 <b:Sources xmlns:b="http://schemas.openxmlformats.org/officeDocument/2006/bibliography" xmlns="http://schemas.openxmlformats.org/officeDocument/2006/bibliography" SelectedStyle="\APASixthEditionOfficeOnline.xsl" StyleName="APA" Version="6"/>
 </file>
 
 <file path=customXml/itemProps1.xml><?xml version="1.0" encoding="utf-8"?>
+<ds:datastoreItem xmlns:ds="http://schemas.openxmlformats.org/officeDocument/2006/customXml" ds:itemID="{BEA6D05B-AD60-405F-B8DB-FC61ABCDF8E2}">
+  <ds:schemaRefs>
+    <ds:schemaRef ds:uri="http://schemas.microsoft.com/sharepoint/v3/contenttype/forms"/>
+  </ds:schemaRefs>
+</ds:datastoreItem>
+</file>
+
+<file path=customXml/itemProps2.xml><?xml version="1.0" encoding="utf-8"?>
+<ds:datastoreItem xmlns:ds="http://schemas.openxmlformats.org/officeDocument/2006/customXml" ds:itemID="{B550BB7C-2FBC-4612-9ECE-2EA076035D14}">
+  <ds:schemaRefs>
+    <ds:schemaRef ds:uri="http://schemas.microsoft.com/office/2006/metadata/properties"/>
+    <ds:schemaRef ds:uri="http://schemas.microsoft.com/office/infopath/2007/PartnerControls"/>
+    <ds:schemaRef ds:uri="71af3243-3dd4-4a8d-8c0d-dd76da1f02a5"/>
+  </ds:schemaRefs>
+</ds:datastoreItem>
+</file>
+
+<file path=customXml/itemProps3.xml><?xml version="1.0" encoding="utf-8"?>
 <ds:datastoreItem xmlns:ds="http://schemas.openxmlformats.org/officeDocument/2006/customXml" ds:itemID="{23573660-FE3A-4463-827C-CAE2430F8500}">
   <ds:schemaRefs>
     <ds:schemaRef ds:uri="http://schemas.microsoft.com/office/2006/metadata/contentType"/>
@@ -5001,24 +4183,6 @@
 </ds:datastoreItem>
 </file>
 
-<file path=customXml/itemProps2.xml><?xml version="1.0" encoding="utf-8"?>
-<ds:datastoreItem xmlns:ds="http://schemas.openxmlformats.org/officeDocument/2006/customXml" ds:itemID="{B550BB7C-2FBC-4612-9ECE-2EA076035D14}">
-  <ds:schemaRefs>
-    <ds:schemaRef ds:uri="http://schemas.microsoft.com/office/2006/metadata/properties"/>
-    <ds:schemaRef ds:uri="http://schemas.microsoft.com/office/infopath/2007/PartnerControls"/>
-    <ds:schemaRef ds:uri="71af3243-3dd4-4a8d-8c0d-dd76da1f02a5"/>
-  </ds:schemaRefs>
-</ds:datastoreItem>
-</file>
-
-<file path=customXml/itemProps3.xml><?xml version="1.0" encoding="utf-8"?>
-<ds:datastoreItem xmlns:ds="http://schemas.openxmlformats.org/officeDocument/2006/customXml" ds:itemID="{BEA6D05B-AD60-405F-B8DB-FC61ABCDF8E2}">
-  <ds:schemaRefs>
-    <ds:schemaRef ds:uri="http://schemas.microsoft.com/sharepoint/v3/contenttype/forms"/>
-  </ds:schemaRefs>
-</ds:datastoreItem>
-</file>
-
 <file path=customXml/itemProps4.xml><?xml version="1.0" encoding="utf-8"?>
 <ds:datastoreItem xmlns:ds="http://schemas.openxmlformats.org/officeDocument/2006/customXml" ds:itemID="{15FB23E4-45D6-411F-89ED-62A8EB1B1927}">
   <ds:schemaRefs>

--- a/pesaje/analytica/Report/PrintLoteGuiaRecepcion.docx
+++ b/pesaje/analytica/Report/PrintLoteGuiaRecepcion.docx
@@ -7,19 +7,19 @@
         <w:tblStyle w:val="Tablaconcuadrculaclara"/>
         <w:tblW w:w="5000" w:type="pct"/>
         <w:tblBorders>
-          <w:top w:val="none" w:sz="0" w:space="0" w:color="auto"/>
-          <w:left w:val="none" w:sz="0" w:space="0" w:color="auto"/>
-          <w:bottom w:val="none" w:sz="0" w:space="0" w:color="auto"/>
-          <w:right w:val="none" w:sz="0" w:space="0" w:color="auto"/>
-          <w:insideH w:val="none" w:sz="0" w:space="0" w:color="auto"/>
-          <w:insideV w:val="none" w:sz="0" w:space="0" w:color="auto"/>
+          <w:top w:val="single" w:sz="4" w:space="0" w:color="auto"/>
+          <w:left w:val="single" w:sz="4" w:space="0" w:color="auto"/>
+          <w:bottom w:val="single" w:sz="4" w:space="0" w:color="auto"/>
+          <w:right w:val="single" w:sz="4" w:space="0" w:color="auto"/>
+          <w:insideH w:val="single" w:sz="4" w:space="0" w:color="auto"/>
+          <w:insideV w:val="single" w:sz="4" w:space="0" w:color="auto"/>
         </w:tblBorders>
         <w:tblLook w:val="04A0" w:firstRow="1" w:lastRow="0" w:firstColumn="1" w:lastColumn="0" w:noHBand="0" w:noVBand="1"/>
         <w:tblDescription w:val="Tabla de diseño de encabezado"/>
       </w:tblPr>
       <w:tblGrid>
-        <w:gridCol w:w="3400"/>
-        <w:gridCol w:w="7826"/>
+        <w:gridCol w:w="3397"/>
+        <w:gridCol w:w="7819"/>
       </w:tblGrid>
       <w:tr>
         <w:trPr>
@@ -890,15 +890,15 @@
         <mc:AlternateContent>
           <mc:Choice Requires="wps">
             <w:drawing>
-              <wp:anchor distT="0" distB="0" distL="114300" distR="114300" simplePos="0" relativeHeight="251669504" behindDoc="0" locked="0" layoutInCell="1" allowOverlap="1" wp14:anchorId="522B1D2F" wp14:editId="5B85DAD5">
+              <wp:anchor distT="0" distB="0" distL="114300" distR="114300" simplePos="0" relativeHeight="251669504" behindDoc="0" locked="0" layoutInCell="1" allowOverlap="1" wp14:anchorId="522B1D2F" wp14:editId="1F5510BA">
                 <wp:simplePos x="0" y="0"/>
                 <wp:positionH relativeFrom="margin">
-                  <wp:posOffset>136525</wp:posOffset>
+                  <wp:posOffset>12700</wp:posOffset>
                 </wp:positionH>
                 <wp:positionV relativeFrom="paragraph">
-                  <wp:posOffset>-2049781</wp:posOffset>
+                  <wp:posOffset>-1983105</wp:posOffset>
                 </wp:positionV>
-                <wp:extent cx="1903521" cy="962025"/>
+                <wp:extent cx="2133600" cy="790575"/>
                 <wp:effectExtent l="0" t="0" r="0" b="0"/>
                 <wp:wrapNone/>
                 <wp:docPr id="1154350600" name="Rectángulo: esquinas redondeadas 1154350600"/>
@@ -914,7 +914,7 @@
                       <wps:spPr bwMode="auto">
                         <a:xfrm>
                           <a:off x="0" y="0"/>
-                          <a:ext cx="1903521" cy="962025"/>
+                          <a:ext cx="2133600" cy="790575"/>
                         </a:xfrm>
                         <a:prstGeom prst="roundRect">
                           <a:avLst>
@@ -996,7 +996,7 @@
           </mc:Choice>
           <mc:Fallback>
             <w:pict>
-              <v:roundrect w14:anchorId="522B1D2F" id="Rectángulo: esquinas redondeadas 1154350600" o:spid="_x0000_s1026" style="position:absolute;margin-left:10.75pt;margin-top:-161.4pt;width:149.9pt;height:75.75pt;z-index:251669504;visibility:visible;mso-wrap-style:square;mso-width-percent:0;mso-height-percent:0;mso-wrap-distance-left:9pt;mso-wrap-distance-top:0;mso-wrap-distance-right:9pt;mso-wrap-distance-bottom:0;mso-position-horizontal:absolute;mso-position-horizontal-relative:margin;mso-position-vertical:absolute;mso-position-vertical-relative:text;mso-width-percent:0;mso-height-percent:0;mso-width-relative:margin;mso-height-relative:margin;v-text-anchor:top" arcsize="10923f" o:gfxdata="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" filled="f" stroked="f">
+              <v:roundrect w14:anchorId="522B1D2F" id="Rectángulo: esquinas redondeadas 1154350600" o:spid="_x0000_s1026" style="position:absolute;margin-left:1pt;margin-top:-156.15pt;width:168pt;height:62.25pt;z-index:251669504;visibility:visible;mso-wrap-style:square;mso-width-percent:0;mso-height-percent:0;mso-wrap-distance-left:9pt;mso-wrap-distance-top:0;mso-wrap-distance-right:9pt;mso-wrap-distance-bottom:0;mso-position-horizontal:absolute;mso-position-horizontal-relative:margin;mso-position-vertical:absolute;mso-position-vertical-relative:text;mso-width-percent:0;mso-height-percent:0;mso-width-relative:margin;mso-height-relative:margin;v-text-anchor:top" arcsize="10923f" o:gfxdata="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" filled="f" stroked="f">
                 <v:stroke joinstyle="miter"/>
                 <v:textbox>
                   <w:txbxContent>
@@ -1534,7 +1534,7 @@
                     </wp:anchor>
                   </w:drawing>
                 </mc:Choice>
-                <mc:Fallback xmlns:w16sdtfl="http://schemas.microsoft.com/office/word/2024/wordml/sdtformatlock" xmlns:w16du="http://schemas.microsoft.com/office/word/2023/wordml/word16du" xmlns:oel="http://schemas.microsoft.com/office/2019/extlst">
+                <mc:Fallback xmlns:oel="http://schemas.microsoft.com/office/2019/extlst" xmlns:w16du="http://schemas.microsoft.com/office/word/2023/wordml/word16du" xmlns:w16sdtfl="http://schemas.microsoft.com/office/word/2024/wordml/sdtformatlock">
                   <w:pict>
                     <v:line w14:anchorId="7EBD62A4" id="Conector recto 1" o:spid="_x0000_s1026" style="position:absolute;z-index:251671552;visibility:visible;mso-wrap-style:square;mso-width-percent:0;mso-height-percent:0;mso-wrap-distance-left:9pt;mso-wrap-distance-top:0;mso-wrap-distance-right:9pt;mso-wrap-distance-bottom:0;mso-position-horizontal:absolute;mso-position-horizontal-relative:text;mso-position-vertical:absolute;mso-position-vertical-relative:text;mso-width-percent:0;mso-height-percent:0;mso-width-relative:margin;mso-height-relative:margin" from="154.7pt,34.5pt" to="338.45pt,34.5pt" o:gfxdata="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" strokecolor="#7e97ad [3204]" strokeweight=".5pt">
                       <v:stroke joinstyle="miter"/>
@@ -3924,11 +3924,7 @@
 </file>
 
 <file path=customXml/item2.xml><?xml version="1.0" encoding="utf-8"?>
-<p:properties xmlns:p="http://schemas.microsoft.com/office/2006/metadata/properties" xmlns:xsi="http://www.w3.org/2001/XMLSchema-instance" xmlns:pc="http://schemas.microsoft.com/office/infopath/2007/PartnerControls">
-  <documentManagement>
-    <MediaServiceKeyPoints xmlns="71af3243-3dd4-4a8d-8c0d-dd76da1f02a5" xsi:nil="true"/>
-  </documentManagement>
-</p:properties>
+<b:Sources xmlns:b="http://schemas.openxmlformats.org/officeDocument/2006/bibliography" xmlns="http://schemas.openxmlformats.org/officeDocument/2006/bibliography" SelectedStyle="\APASixthEditionOfficeOnline.xsl" StyleName="APA" Version="6"/>
 </file>
 
 <file path=customXml/item3.xml><?xml version="1.0" encoding="utf-8"?>
@@ -4143,7 +4139,11 @@
 </file>
 
 <file path=customXml/item4.xml><?xml version="1.0" encoding="utf-8"?>
-<b:Sources xmlns:b="http://schemas.openxmlformats.org/officeDocument/2006/bibliography" xmlns="http://schemas.openxmlformats.org/officeDocument/2006/bibliography" SelectedStyle="\APASixthEditionOfficeOnline.xsl" StyleName="APA" Version="6"/>
+<p:properties xmlns:p="http://schemas.microsoft.com/office/2006/metadata/properties" xmlns:xsi="http://www.w3.org/2001/XMLSchema-instance" xmlns:pc="http://schemas.microsoft.com/office/infopath/2007/PartnerControls">
+  <documentManagement>
+    <MediaServiceKeyPoints xmlns="71af3243-3dd4-4a8d-8c0d-dd76da1f02a5" xsi:nil="true"/>
+  </documentManagement>
+</p:properties>
 </file>
 
 <file path=customXml/itemProps1.xml><?xml version="1.0" encoding="utf-8"?>
@@ -4155,11 +4155,9 @@
 </file>
 
 <file path=customXml/itemProps2.xml><?xml version="1.0" encoding="utf-8"?>
-<ds:datastoreItem xmlns:ds="http://schemas.openxmlformats.org/officeDocument/2006/customXml" ds:itemID="{B550BB7C-2FBC-4612-9ECE-2EA076035D14}">
+<ds:datastoreItem xmlns:ds="http://schemas.openxmlformats.org/officeDocument/2006/customXml" ds:itemID="{15FB23E4-45D6-411F-89ED-62A8EB1B1927}">
   <ds:schemaRefs>
-    <ds:schemaRef ds:uri="http://schemas.microsoft.com/office/2006/metadata/properties"/>
-    <ds:schemaRef ds:uri="http://schemas.microsoft.com/office/infopath/2007/PartnerControls"/>
-    <ds:schemaRef ds:uri="71af3243-3dd4-4a8d-8c0d-dd76da1f02a5"/>
+    <ds:schemaRef ds:uri="http://schemas.openxmlformats.org/officeDocument/2006/bibliography"/>
   </ds:schemaRefs>
 </ds:datastoreItem>
 </file>
@@ -4184,9 +4182,11 @@
 </file>
 
 <file path=customXml/itemProps4.xml><?xml version="1.0" encoding="utf-8"?>
-<ds:datastoreItem xmlns:ds="http://schemas.openxmlformats.org/officeDocument/2006/customXml" ds:itemID="{15FB23E4-45D6-411F-89ED-62A8EB1B1927}">
+<ds:datastoreItem xmlns:ds="http://schemas.openxmlformats.org/officeDocument/2006/customXml" ds:itemID="{B550BB7C-2FBC-4612-9ECE-2EA076035D14}">
   <ds:schemaRefs>
-    <ds:schemaRef ds:uri="http://schemas.openxmlformats.org/officeDocument/2006/bibliography"/>
+    <ds:schemaRef ds:uri="http://schemas.microsoft.com/office/2006/metadata/properties"/>
+    <ds:schemaRef ds:uri="http://schemas.microsoft.com/office/infopath/2007/PartnerControls"/>
+    <ds:schemaRef ds:uri="71af3243-3dd4-4a8d-8c0d-dd76da1f02a5"/>
   </ds:schemaRefs>
 </ds:datastoreItem>
 </file>
--- a/pesaje/analytica/Report/PrintLoteGuiaRecepcion.docx
+++ b/pesaje/analytica/Report/PrintLoteGuiaRecepcion.docx
@@ -7,19 +7,19 @@
         <w:tblStyle w:val="Tablaconcuadrculaclara"/>
         <w:tblW w:w="5000" w:type="pct"/>
         <w:tblBorders>
-          <w:top w:val="single" w:sz="4" w:space="0" w:color="auto"/>
-          <w:left w:val="single" w:sz="4" w:space="0" w:color="auto"/>
-          <w:bottom w:val="single" w:sz="4" w:space="0" w:color="auto"/>
-          <w:right w:val="single" w:sz="4" w:space="0" w:color="auto"/>
-          <w:insideH w:val="single" w:sz="4" w:space="0" w:color="auto"/>
-          <w:insideV w:val="single" w:sz="4" w:space="0" w:color="auto"/>
+          <w:top w:val="none" w:sz="0" w:space="0" w:color="auto"/>
+          <w:left w:val="none" w:sz="0" w:space="0" w:color="auto"/>
+          <w:bottom w:val="none" w:sz="0" w:space="0" w:color="auto"/>
+          <w:right w:val="none" w:sz="0" w:space="0" w:color="auto"/>
+          <w:insideH w:val="none" w:sz="0" w:space="0" w:color="auto"/>
+          <w:insideV w:val="none" w:sz="0" w:space="0" w:color="auto"/>
         </w:tblBorders>
         <w:tblLook w:val="04A0" w:firstRow="1" w:lastRow="0" w:firstColumn="1" w:lastColumn="0" w:noHBand="0" w:noVBand="1"/>
         <w:tblDescription w:val="Tabla de diseño de encabezado"/>
       </w:tblPr>
       <w:tblGrid>
-        <w:gridCol w:w="3397"/>
-        <w:gridCol w:w="7819"/>
+        <w:gridCol w:w="3400"/>
+        <w:gridCol w:w="7826"/>
       </w:tblGrid>
       <w:tr>
         <w:trPr>
@@ -1534,7 +1534,7 @@
                     </wp:anchor>
                   </w:drawing>
                 </mc:Choice>
-                <mc:Fallback xmlns:oel="http://schemas.microsoft.com/office/2019/extlst" xmlns:w16du="http://schemas.microsoft.com/office/word/2023/wordml/word16du" xmlns:w16sdtfl="http://schemas.microsoft.com/office/word/2024/wordml/sdtformatlock">
+                <mc:Fallback xmlns:w16sdtfl="http://schemas.microsoft.com/office/word/2024/wordml/sdtformatlock" xmlns:w16du="http://schemas.microsoft.com/office/word/2023/wordml/word16du" xmlns:oel="http://schemas.microsoft.com/office/2019/extlst">
                   <w:pict>
                     <v:line w14:anchorId="7EBD62A4" id="Conector recto 1" o:spid="_x0000_s1026" style="position:absolute;z-index:251671552;visibility:visible;mso-wrap-style:square;mso-width-percent:0;mso-height-percent:0;mso-wrap-distance-left:9pt;mso-wrap-distance-top:0;mso-wrap-distance-right:9pt;mso-wrap-distance-bottom:0;mso-position-horizontal:absolute;mso-position-horizontal-relative:text;mso-position-vertical:absolute;mso-position-vertical-relative:text;mso-width-percent:0;mso-height-percent:0;mso-width-relative:margin;mso-height-relative:margin" from="154.7pt,34.5pt" to="338.45pt,34.5pt" o:gfxdata="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" strokecolor="#7e97ad [3204]" strokeweight=".5pt">
                       <v:stroke joinstyle="miter"/>
@@ -3924,7 +3924,11 @@
 </file>
 
 <file path=customXml/item2.xml><?xml version="1.0" encoding="utf-8"?>
-<b:Sources xmlns:b="http://schemas.openxmlformats.org/officeDocument/2006/bibliography" xmlns="http://schemas.openxmlformats.org/officeDocument/2006/bibliography" SelectedStyle="\APASixthEditionOfficeOnline.xsl" StyleName="APA" Version="6"/>
+<p:properties xmlns:p="http://schemas.microsoft.com/office/2006/metadata/properties" xmlns:xsi="http://www.w3.org/2001/XMLSchema-instance" xmlns:pc="http://schemas.microsoft.com/office/infopath/2007/PartnerControls">
+  <documentManagement>
+    <MediaServiceKeyPoints xmlns="71af3243-3dd4-4a8d-8c0d-dd76da1f02a5" xsi:nil="true"/>
+  </documentManagement>
+</p:properties>
 </file>
 
 <file path=customXml/item3.xml><?xml version="1.0" encoding="utf-8"?>
@@ -4139,11 +4143,7 @@
 </file>
 
 <file path=customXml/item4.xml><?xml version="1.0" encoding="utf-8"?>
-<p:properties xmlns:p="http://schemas.microsoft.com/office/2006/metadata/properties" xmlns:xsi="http://www.w3.org/2001/XMLSchema-instance" xmlns:pc="http://schemas.microsoft.com/office/infopath/2007/PartnerControls">
-  <documentManagement>
-    <MediaServiceKeyPoints xmlns="71af3243-3dd4-4a8d-8c0d-dd76da1f02a5" xsi:nil="true"/>
-  </documentManagement>
-</p:properties>
+<b:Sources xmlns:b="http://schemas.openxmlformats.org/officeDocument/2006/bibliography" xmlns="http://schemas.openxmlformats.org/officeDocument/2006/bibliography" SelectedStyle="\APASixthEditionOfficeOnline.xsl" StyleName="APA" Version="6"/>
 </file>
 
 <file path=customXml/itemProps1.xml><?xml version="1.0" encoding="utf-8"?>
@@ -4155,9 +4155,11 @@
 </file>
 
 <file path=customXml/itemProps2.xml><?xml version="1.0" encoding="utf-8"?>
-<ds:datastoreItem xmlns:ds="http://schemas.openxmlformats.org/officeDocument/2006/customXml" ds:itemID="{15FB23E4-45D6-411F-89ED-62A8EB1B1927}">
+<ds:datastoreItem xmlns:ds="http://schemas.openxmlformats.org/officeDocument/2006/customXml" ds:itemID="{B550BB7C-2FBC-4612-9ECE-2EA076035D14}">
   <ds:schemaRefs>
-    <ds:schemaRef ds:uri="http://schemas.openxmlformats.org/officeDocument/2006/bibliography"/>
+    <ds:schemaRef ds:uri="http://schemas.microsoft.com/office/2006/metadata/properties"/>
+    <ds:schemaRef ds:uri="http://schemas.microsoft.com/office/infopath/2007/PartnerControls"/>
+    <ds:schemaRef ds:uri="71af3243-3dd4-4a8d-8c0d-dd76da1f02a5"/>
   </ds:schemaRefs>
 </ds:datastoreItem>
 </file>
@@ -4182,11 +4184,9 @@
 </file>
 
 <file path=customXml/itemProps4.xml><?xml version="1.0" encoding="utf-8"?>
-<ds:datastoreItem xmlns:ds="http://schemas.openxmlformats.org/officeDocument/2006/customXml" ds:itemID="{B550BB7C-2FBC-4612-9ECE-2EA076035D14}">
+<ds:datastoreItem xmlns:ds="http://schemas.openxmlformats.org/officeDocument/2006/customXml" ds:itemID="{15FB23E4-45D6-411F-89ED-62A8EB1B1927}">
   <ds:schemaRefs>
-    <ds:schemaRef ds:uri="http://schemas.microsoft.com/office/2006/metadata/properties"/>
-    <ds:schemaRef ds:uri="http://schemas.microsoft.com/office/infopath/2007/PartnerControls"/>
-    <ds:schemaRef ds:uri="71af3243-3dd4-4a8d-8c0d-dd76da1f02a5"/>
+    <ds:schemaRef ds:uri="http://schemas.openxmlformats.org/officeDocument/2006/bibliography"/>
   </ds:schemaRefs>
 </ds:datastoreItem>
 </file>
--- a/pesaje/analytica/Report/PrintLoteGuiaRecepcion.docx
+++ b/pesaje/analytica/Report/PrintLoteGuiaRecepcion.docx
@@ -1,6 +1,6 @@
 
 <file path=word/document.xml><?xml version="1.0" encoding="utf-8"?>
-<w:document xmlns:wpc="http://schemas.microsoft.com/office/word/2010/wordprocessingCanvas" xmlns:cx="http://schemas.microsoft.com/office/drawing/2014/chartex" xmlns:cx1="http://schemas.microsoft.com/office/drawing/2015/9/8/chartex" xmlns:cx2="http://schemas.microsoft.com/office/drawing/2015/10/21/chartex" xmlns:cx3="http://schemas.microsoft.com/office/drawing/2016/5/9/chartex" xmlns:cx4="http://schemas.microsoft.com/office/drawing/2016/5/10/chartex" xmlns:cx5="http://schemas.microsoft.com/office/drawing/2016/5/11/chartex" xmlns:cx6="http://schemas.microsoft.com/office/drawing/2016/5/12/chartex" xmlns:cx7="http://schemas.microsoft.com/office/drawing/2016/5/13/chartex" xmlns:cx8="http://schemas.microsoft.com/office/drawing/2016/5/14/chartex" xmlns:mc="http://schemas.openxmlformats.org/markup-compatibility/2006" xmlns:aink="http://schemas.microsoft.com/office/drawing/2016/ink" xmlns:am3d="http://schemas.microsoft.com/office/drawing/2017/model3d" xmlns:o="urn:schemas-microsoft-com:office:office" xmlns:r="http://schemas.openxmlformats.org/officeDocument/2006/relationships" xmlns:m="http://schemas.openxmlformats.org/officeDocument/2006/math" xmlns:v="urn:schemas-microsoft-com:vml" xmlns:wp14="http://schemas.microsoft.com/office/word/2010/wordprocessingDrawing" xmlns:wp="http://schemas.openxmlformats.org/drawingml/2006/wordprocessingDrawing" xmlns:w10="urn:schemas-microsoft-com:office:word" xmlns:w="http://schemas.openxmlformats.org/wordprocessingml/2006/main" xmlns:w14="http://schemas.microsoft.com/office/word/2010/wordml" xmlns:w15="http://schemas.microsoft.com/office/word/2012/wordml" xmlns:w16cex="http://schemas.microsoft.com/office/word/2018/wordml/cex" xmlns:w16cid="http://schemas.microsoft.com/office/word/2016/wordml/cid" xmlns:w16="http://schemas.microsoft.com/office/word/2018/wordml" xmlns:w16sdtdh="http://schemas.microsoft.com/office/word/2020/wordml/sdtdatahash" xmlns:w16se="http://schemas.microsoft.com/office/word/2015/wordml/symex" xmlns:wpg="http://schemas.microsoft.com/office/word/2010/wordprocessingGroup" xmlns:wpi="http://schemas.microsoft.com/office/word/2010/wordprocessingInk" xmlns:wne="http://schemas.microsoft.com/office/word/2006/wordml" xmlns:wps="http://schemas.microsoft.com/office/word/2010/wordprocessingShape" mc:Ignorable="w14 w15 w16se w16cid w16 w16cex w16sdtdh wp14">
+<w:document xmlns:wpc="http://schemas.microsoft.com/office/word/2010/wordprocessingCanvas" xmlns:cx="http://schemas.microsoft.com/office/drawing/2014/chartex" xmlns:cx1="http://schemas.microsoft.com/office/drawing/2015/9/8/chartex" xmlns:cx2="http://schemas.microsoft.com/office/drawing/2015/10/21/chartex" xmlns:cx3="http://schemas.microsoft.com/office/drawing/2016/5/9/chartex" xmlns:cx4="http://schemas.microsoft.com/office/drawing/2016/5/10/chartex" xmlns:cx5="http://schemas.microsoft.com/office/drawing/2016/5/11/chartex" xmlns:cx6="http://schemas.microsoft.com/office/drawing/2016/5/12/chartex" xmlns:cx7="http://schemas.microsoft.com/office/drawing/2016/5/13/chartex" xmlns:cx8="http://schemas.microsoft.com/office/drawing/2016/5/14/chartex" xmlns:mc="http://schemas.openxmlformats.org/markup-compatibility/2006" xmlns:aink="http://schemas.microsoft.com/office/drawing/2016/ink" xmlns:am3d="http://schemas.microsoft.com/office/drawing/2017/model3d" xmlns:o="urn:schemas-microsoft-com:office:office" xmlns:oel="http://schemas.microsoft.com/office/2019/extlst" xmlns:r="http://schemas.openxmlformats.org/officeDocument/2006/relationships" xmlns:m="http://schemas.openxmlformats.org/officeDocument/2006/math" xmlns:v="urn:schemas-microsoft-com:vml" xmlns:wp14="http://schemas.microsoft.com/office/word/2010/wordprocessingDrawing" xmlns:wp="http://schemas.openxmlformats.org/drawingml/2006/wordprocessingDrawing" xmlns:w10="urn:schemas-microsoft-com:office:word" xmlns:w="http://schemas.openxmlformats.org/wordprocessingml/2006/main" xmlns:w14="http://schemas.microsoft.com/office/word/2010/wordml" xmlns:w15="http://schemas.microsoft.com/office/word/2012/wordml" xmlns:w16cex="http://schemas.microsoft.com/office/word/2018/wordml/cex" xmlns:w16cid="http://schemas.microsoft.com/office/word/2016/wordml/cid" xmlns:w16="http://schemas.microsoft.com/office/word/2018/wordml" xmlns:w16du="http://schemas.microsoft.com/office/word/2023/wordml/word16du" xmlns:w16sdtdh="http://schemas.microsoft.com/office/word/2020/wordml/sdtdatahash" xmlns:w16sdtfl="http://schemas.microsoft.com/office/word/2024/wordml/sdtformatlock" xmlns:w16se="http://schemas.microsoft.com/office/word/2015/wordml/symex" xmlns:wpg="http://schemas.microsoft.com/office/word/2010/wordprocessingGroup" xmlns:wpi="http://schemas.microsoft.com/office/word/2010/wordprocessingInk" xmlns:wne="http://schemas.microsoft.com/office/word/2006/wordml" xmlns:wps="http://schemas.microsoft.com/office/word/2010/wordprocessingShape" mc:Ignorable="w14 w15 w16se w16cid w16 w16cex w16sdtdh w16sdtfl w16du wp14">
   <w:body>
     <w:tbl>
       <w:tblPr>
@@ -18,8 +18,8 @@
         <w:tblDescription w:val="Tabla de diseño de encabezado"/>
       </w:tblPr>
       <w:tblGrid>
-        <w:gridCol w:w="3400"/>
-        <w:gridCol w:w="7826"/>
+        <w:gridCol w:w="3264"/>
+        <w:gridCol w:w="7576"/>
       </w:tblGrid>
       <w:tr>
         <w:trPr>
@@ -57,20 +57,17 @@
           <w:p>
             <w:pPr>
               <w:rPr>
+                <w:b/>
+                <w:bCs/>
+                <w:sz w:val="28"/>
+                <w:szCs w:val="28"/>
+                <w:u w:val="single"/>
                 <w:lang w:val="es-PE"/>
               </w:rPr>
             </w:pPr>
           </w:p>
           <w:p>
             <w:pPr>
-              <w:rPr>
-                <w:lang w:val="es-PE"/>
-              </w:rPr>
-            </w:pPr>
-          </w:p>
-          <w:p>
-            <w:pPr>
-              <w:jc w:val="center"/>
               <w:rPr>
                 <w:b/>
                 <w:bCs/>
@@ -328,12 +325,12 @@
         <w:tblDescription w:val="Tabla de diseño de encabezado"/>
       </w:tblPr>
       <w:tblGrid>
-        <w:gridCol w:w="708"/>
-        <w:gridCol w:w="1132"/>
-        <w:gridCol w:w="1842"/>
-        <w:gridCol w:w="1416"/>
-        <w:gridCol w:w="993"/>
-        <w:gridCol w:w="5116"/>
+        <w:gridCol w:w="689"/>
+        <w:gridCol w:w="1097"/>
+        <w:gridCol w:w="1779"/>
+        <w:gridCol w:w="1369"/>
+        <w:gridCol w:w="963"/>
+        <w:gridCol w:w="4924"/>
       </w:tblGrid>
       <w:tr>
         <w:trPr>
@@ -996,7 +993,7 @@
           </mc:Choice>
           <mc:Fallback>
             <w:pict>
-              <v:roundrect w14:anchorId="522B1D2F" id="Rectángulo: esquinas redondeadas 1154350600" o:spid="_x0000_s1026" style="position:absolute;margin-left:1pt;margin-top:-156.15pt;width:168pt;height:62.25pt;z-index:251669504;visibility:visible;mso-wrap-style:square;mso-width-percent:0;mso-height-percent:0;mso-wrap-distance-left:9pt;mso-wrap-distance-top:0;mso-wrap-distance-right:9pt;mso-wrap-distance-bottom:0;mso-position-horizontal:absolute;mso-position-horizontal-relative:margin;mso-position-vertical:absolute;mso-position-vertical-relative:text;mso-width-percent:0;mso-height-percent:0;mso-width-relative:margin;mso-height-relative:margin;v-text-anchor:top" arcsize="10923f" o:gfxdata="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" filled="f" stroked="f">
+              <v:roundrect w14:anchorId="522B1D2F" id="Rectángulo: esquinas redondeadas 1154350600" o:spid="_x0000_s1026" style="position:absolute;margin-left:1pt;margin-top:-156.15pt;width:168pt;height:62.25pt;z-index:251669504;visibility:visible;mso-wrap-style:square;mso-width-percent:0;mso-height-percent:0;mso-wrap-distance-left:9pt;mso-wrap-distance-top:0;mso-wrap-distance-right:9pt;mso-wrap-distance-bottom:0;mso-position-horizontal:absolute;mso-position-horizontal-relative:margin;mso-position-vertical:absolute;mso-position-vertical-relative:text;mso-width-percent:0;mso-height-percent:0;mso-width-relative:margin;mso-height-relative:margin;v-text-anchor:top" arcsize="10923f" o:gfxdata="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" filled="f" stroked="f">
                 <v:stroke joinstyle="miter"/>
                 <v:textbox>
                   <w:txbxContent>
@@ -1070,12 +1067,12 @@
         <w:tblLook w:val="04A0" w:firstRow="1" w:lastRow="0" w:firstColumn="1" w:lastColumn="0" w:noHBand="0" w:noVBand="1"/>
       </w:tblPr>
       <w:tblGrid>
-        <w:gridCol w:w="709"/>
-        <w:gridCol w:w="1129"/>
-        <w:gridCol w:w="1843"/>
-        <w:gridCol w:w="1422"/>
-        <w:gridCol w:w="993"/>
-        <w:gridCol w:w="5120"/>
+        <w:gridCol w:w="686"/>
+        <w:gridCol w:w="1085"/>
+        <w:gridCol w:w="1805"/>
+        <w:gridCol w:w="1406"/>
+        <w:gridCol w:w="975"/>
+        <w:gridCol w:w="4883"/>
       </w:tblGrid>
       <w:tr>
         <w:tc>
@@ -1403,18 +1400,10 @@
         </w:tc>
       </w:tr>
     </w:tbl>
-    <w:p>
-      <w:pPr>
-        <w:rPr>
-          <w:sz w:val="10"/>
-          <w:szCs w:val="10"/>
-        </w:rPr>
-      </w:pPr>
-    </w:p>
     <w:tbl>
       <w:tblPr>
         <w:tblStyle w:val="Tablaconcuadrcula"/>
-        <w:tblpPr w:leftFromText="141" w:rightFromText="141" w:vertAnchor="text" w:horzAnchor="margin" w:tblpY="2927"/>
+        <w:tblpPr w:leftFromText="141" w:rightFromText="141" w:vertAnchor="text" w:horzAnchor="page" w:tblpX="1078" w:tblpY="711"/>
         <w:tblW w:w="0" w:type="auto"/>
         <w:tblBorders>
           <w:top w:val="none" w:sz="0" w:space="0" w:color="auto"/>
@@ -1427,17 +1416,17 @@
         <w:tblLook w:val="04A0" w:firstRow="1" w:lastRow="0" w:firstColumn="1" w:lastColumn="0" w:noHBand="0" w:noVBand="1"/>
       </w:tblPr>
       <w:tblGrid>
-        <w:gridCol w:w="5608"/>
-        <w:gridCol w:w="5165"/>
-        <w:gridCol w:w="443"/>
+        <w:gridCol w:w="5954"/>
+        <w:gridCol w:w="4092"/>
+        <w:gridCol w:w="419"/>
       </w:tblGrid>
       <w:tr>
         <w:trPr>
-          <w:trHeight w:val="695"/>
+          <w:trHeight w:val="821"/>
         </w:trPr>
         <w:tc>
           <w:tcPr>
-            <w:tcW w:w="10773" w:type="dxa"/>
+            <w:tcW w:w="10046" w:type="dxa"/>
             <w:gridSpan w:val="2"/>
           </w:tcPr>
           <w:p>
@@ -1481,7 +1470,7 @@
               <mc:AlternateContent>
                 <mc:Choice Requires="wps">
                   <w:drawing>
-                    <wp:anchor distT="0" distB="0" distL="114300" distR="114300" simplePos="0" relativeHeight="251671552" behindDoc="0" locked="0" layoutInCell="1" allowOverlap="1" wp14:anchorId="718F031A" wp14:editId="167701E5">
+                    <wp:anchor distT="0" distB="0" distL="114300" distR="114300" simplePos="0" relativeHeight="251671552" behindDoc="0" locked="0" layoutInCell="1" allowOverlap="1" wp14:anchorId="3166EB96" wp14:editId="5468AAA3">
                       <wp:simplePos x="0" y="0"/>
                       <wp:positionH relativeFrom="column">
                         <wp:posOffset>1964690</wp:posOffset>
@@ -1534,9 +1523,9 @@
                     </wp:anchor>
                   </w:drawing>
                 </mc:Choice>
-                <mc:Fallback xmlns:w16sdtfl="http://schemas.microsoft.com/office/word/2024/wordml/sdtformatlock" xmlns:w16du="http://schemas.microsoft.com/office/word/2023/wordml/word16du" xmlns:oel="http://schemas.microsoft.com/office/2019/extlst">
+                <mc:Fallback>
                   <w:pict>
-                    <v:line w14:anchorId="7EBD62A4" id="Conector recto 1" o:spid="_x0000_s1026" style="position:absolute;z-index:251671552;visibility:visible;mso-wrap-style:square;mso-width-percent:0;mso-height-percent:0;mso-wrap-distance-left:9pt;mso-wrap-distance-top:0;mso-wrap-distance-right:9pt;mso-wrap-distance-bottom:0;mso-position-horizontal:absolute;mso-position-horizontal-relative:text;mso-position-vertical:absolute;mso-position-vertical-relative:text;mso-width-percent:0;mso-height-percent:0;mso-width-relative:margin;mso-height-relative:margin" from="154.7pt,34.5pt" to="338.45pt,34.5pt" o:gfxdata="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" strokecolor="#7e97ad [3204]" strokeweight=".5pt">
+                    <v:line w14:anchorId="3E07ADDF" id="Conector recto 1" o:spid="_x0000_s1026" style="position:absolute;z-index:251671552;visibility:visible;mso-wrap-style:square;mso-width-percent:0;mso-height-percent:0;mso-wrap-distance-left:9pt;mso-wrap-distance-top:0;mso-wrap-distance-right:9pt;mso-wrap-distance-bottom:0;mso-position-horizontal:absolute;mso-position-horizontal-relative:text;mso-position-vertical:absolute;mso-position-vertical-relative:text;mso-width-percent:0;mso-height-percent:0;mso-width-relative:margin;mso-height-relative:margin" from="154.7pt,34.5pt" to="338.45pt,34.5pt" o:gfxdata="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" strokecolor="#7e97ad [3204]" strokeweight=".5pt">
                       <v:stroke joinstyle="miter"/>
                     </v:line>
                   </w:pict>
@@ -1547,7 +1536,7 @@
         </w:tc>
         <w:tc>
           <w:tcPr>
-            <w:tcW w:w="443" w:type="dxa"/>
+            <w:tcW w:w="419" w:type="dxa"/>
           </w:tcPr>
           <w:p>
             <w:pPr>
@@ -1557,9 +1546,12 @@
         </w:tc>
       </w:tr>
       <w:tr>
+        <w:trPr>
+          <w:trHeight w:val="582"/>
+        </w:trPr>
         <w:tc>
           <w:tcPr>
-            <w:tcW w:w="5608" w:type="dxa"/>
+            <w:tcW w:w="5954" w:type="dxa"/>
           </w:tcPr>
           <w:p>
             <w:pPr>
@@ -1572,12 +1564,11 @@
         </w:tc>
         <w:tc>
           <w:tcPr>
-            <w:tcW w:w="5608" w:type="dxa"/>
+            <w:tcW w:w="4511" w:type="dxa"/>
             <w:gridSpan w:val="2"/>
           </w:tcPr>
           <w:p>
             <w:pPr>
-              <w:jc w:val="center"/>
               <w:rPr>
                 <w:noProof/>
               </w:rPr>
@@ -1586,6 +1577,14 @@
         </w:tc>
       </w:tr>
     </w:tbl>
+    <w:p>
+      <w:pPr>
+        <w:rPr>
+          <w:sz w:val="10"/>
+          <w:szCs w:val="10"/>
+        </w:rPr>
+      </w:pPr>
+    </w:p>
     <w:p>
       <w:pPr>
         <w:tabs>
@@ -1597,8 +1596,8 @@
     <w:sectPr>
       <w:footerReference w:type="default" r:id="rId11"/>
       <w:footerReference w:type="first" r:id="rId12"/>
-      <w:pgSz w:w="11906" w:h="16838" w:code="9"/>
-      <w:pgMar w:top="357" w:right="340" w:bottom="709" w:left="340" w:header="862" w:footer="303" w:gutter="0"/>
+      <w:pgSz w:w="11906" w:h="8391" w:orient="landscape" w:code="11"/>
+      <w:pgMar w:top="340" w:right="709" w:bottom="340" w:left="357" w:header="862" w:footer="303" w:gutter="0"/>
       <w:cols w:space="720"/>
       <w:titlePg/>
       <w:docGrid w:linePitch="360"/>
@@ -1608,7 +1607,7 @@
 </file>
 
 <file path=word/endnotes.xml><?xml version="1.0" encoding="utf-8"?>
-<w:endnotes xmlns:wpc="http://schemas.microsoft.com/office/word/2010/wordprocessingCanvas" xmlns:cx="http://schemas.microsoft.com/office/drawing/2014/chartex" xmlns:cx1="http://schemas.microsoft.com/office/drawing/2015/9/8/chartex" xmlns:cx2="http://schemas.microsoft.com/office/drawing/2015/10/21/chartex" xmlns:cx3="http://schemas.microsoft.com/office/drawing/2016/5/9/chartex" xmlns:cx4="http://schemas.microsoft.com/office/drawing/2016/5/10/chartex" xmlns:cx5="http://schemas.microsoft.com/office/drawing/2016/5/11/chartex" xmlns:cx6="http://schemas.microsoft.com/office/drawing/2016/5/12/chartex" xmlns:cx7="http://schemas.microsoft.com/office/drawing/2016/5/13/chartex" xmlns:cx8="http://schemas.microsoft.com/office/drawing/2016/5/14/chartex" xmlns:mc="http://schemas.openxmlformats.org/markup-compatibility/2006" xmlns:aink="http://schemas.microsoft.com/office/drawing/2016/ink" xmlns:am3d="http://schemas.microsoft.com/office/drawing/2017/model3d" xmlns:o="urn:schemas-microsoft-com:office:office" xmlns:r="http://schemas.openxmlformats.org/officeDocument/2006/relationships" xmlns:m="http://schemas.openxmlformats.org/officeDocument/2006/math" xmlns:v="urn:schemas-microsoft-com:vml" xmlns:wp14="http://schemas.microsoft.com/office/word/2010/wordprocessingDrawing" xmlns:wp="http://schemas.openxmlformats.org/drawingml/2006/wordprocessingDrawing" xmlns:w10="urn:schemas-microsoft-com:office:word" xmlns:w="http://schemas.openxmlformats.org/wordprocessingml/2006/main" xmlns:w14="http://schemas.microsoft.com/office/word/2010/wordml" xmlns:w15="http://schemas.microsoft.com/office/word/2012/wordml" xmlns:w16cex="http://schemas.microsoft.com/office/word/2018/wordml/cex" xmlns:w16cid="http://schemas.microsoft.com/office/word/2016/wordml/cid" xmlns:w16="http://schemas.microsoft.com/office/word/2018/wordml" xmlns:w16sdtdh="http://schemas.microsoft.com/office/word/2020/wordml/sdtdatahash" xmlns:w16se="http://schemas.microsoft.com/office/word/2015/wordml/symex" xmlns:wpg="http://schemas.microsoft.com/office/word/2010/wordprocessingGroup" xmlns:wpi="http://schemas.microsoft.com/office/word/2010/wordprocessingInk" xmlns:wne="http://schemas.microsoft.com/office/word/2006/wordml" xmlns:wps="http://schemas.microsoft.com/office/word/2010/wordprocessingShape" mc:Ignorable="w14 w15 w16se w16cid w16 w16cex w16sdtdh wp14">
+<w:endnotes xmlns:wpc="http://schemas.microsoft.com/office/word/2010/wordprocessingCanvas" xmlns:cx="http://schemas.microsoft.com/office/drawing/2014/chartex" xmlns:cx1="http://schemas.microsoft.com/office/drawing/2015/9/8/chartex" xmlns:cx2="http://schemas.microsoft.com/office/drawing/2015/10/21/chartex" xmlns:cx3="http://schemas.microsoft.com/office/drawing/2016/5/9/chartex" xmlns:cx4="http://schemas.microsoft.com/office/drawing/2016/5/10/chartex" xmlns:cx5="http://schemas.microsoft.com/office/drawing/2016/5/11/chartex" xmlns:cx6="http://schemas.microsoft.com/office/drawing/2016/5/12/chartex" xmlns:cx7="http://schemas.microsoft.com/office/drawing/2016/5/13/chartex" xmlns:cx8="http://schemas.microsoft.com/office/drawing/2016/5/14/chartex" xmlns:mc="http://schemas.openxmlformats.org/markup-compatibility/2006" xmlns:aink="http://schemas.microsoft.com/office/drawing/2016/ink" xmlns:am3d="http://schemas.microsoft.com/office/drawing/2017/model3d" xmlns:o="urn:schemas-microsoft-com:office:office" xmlns:oel="http://schemas.microsoft.com/office/2019/extlst" xmlns:r="http://schemas.openxmlformats.org/officeDocument/2006/relationships" xmlns:m="http://schemas.openxmlformats.org/officeDocument/2006/math" xmlns:v="urn:schemas-microsoft-com:vml" xmlns:wp14="http://schemas.microsoft.com/office/word/2010/wordprocessingDrawing" xmlns:wp="http://schemas.openxmlformats.org/drawingml/2006/wordprocessingDrawing" xmlns:w10="urn:schemas-microsoft-com:office:word" xmlns:w="http://schemas.openxmlformats.org/wordprocessingml/2006/main" xmlns:w14="http://schemas.microsoft.com/office/word/2010/wordml" xmlns:w15="http://schemas.microsoft.com/office/word/2012/wordml" xmlns:w16cex="http://schemas.microsoft.com/office/word/2018/wordml/cex" xmlns:w16cid="http://schemas.microsoft.com/office/word/2016/wordml/cid" xmlns:w16="http://schemas.microsoft.com/office/word/2018/wordml" xmlns:w16du="http://schemas.microsoft.com/office/word/2023/wordml/word16du" xmlns:w16sdtdh="http://schemas.microsoft.com/office/word/2020/wordml/sdtdatahash" xmlns:w16sdtfl="http://schemas.microsoft.com/office/word/2024/wordml/sdtformatlock" xmlns:w16se="http://schemas.microsoft.com/office/word/2015/wordml/symex" xmlns:wpg="http://schemas.microsoft.com/office/word/2010/wordprocessingGroup" xmlns:wpi="http://schemas.microsoft.com/office/word/2010/wordprocessingInk" xmlns:wne="http://schemas.microsoft.com/office/word/2006/wordml" xmlns:wps="http://schemas.microsoft.com/office/word/2010/wordprocessingShape" mc:Ignorable="w14 w15 w16se w16cid w16 w16cex w16sdtdh w16sdtfl w16du wp14">
   <w:endnote w:type="separator" w:id="-1">
     <w:p>
       <w:pPr>
@@ -1635,7 +1634,7 @@
 </file>
 
 <file path=word/footer1.xml><?xml version="1.0" encoding="utf-8"?>
-<w:ftr xmlns:wpc="http://schemas.microsoft.com/office/word/2010/wordprocessingCanvas" xmlns:cx="http://schemas.microsoft.com/office/drawing/2014/chartex" xmlns:cx1="http://schemas.microsoft.com/office/drawing/2015/9/8/chartex" xmlns:cx2="http://schemas.microsoft.com/office/drawing/2015/10/21/chartex" xmlns:cx3="http://schemas.microsoft.com/office/drawing/2016/5/9/chartex" xmlns:cx4="http://schemas.microsoft.com/office/drawing/2016/5/10/chartex" xmlns:cx5="http://schemas.microsoft.com/office/drawing/2016/5/11/chartex" xmlns:cx6="http://schemas.microsoft.com/office/drawing/2016/5/12/chartex" xmlns:cx7="http://schemas.microsoft.com/office/drawing/2016/5/13/chartex" xmlns:cx8="http://schemas.microsoft.com/office/drawing/2016/5/14/chartex" xmlns:mc="http://schemas.openxmlformats.org/markup-compatibility/2006" xmlns:aink="http://schemas.microsoft.com/office/drawing/2016/ink" xmlns:am3d="http://schemas.microsoft.com/office/drawing/2017/model3d" xmlns:o="urn:schemas-microsoft-com:office:office" xmlns:r="http://schemas.openxmlformats.org/officeDocument/2006/relationships" xmlns:m="http://schemas.openxmlformats.org/officeDocument/2006/math" xmlns:v="urn:schemas-microsoft-com:vml" xmlns:wp14="http://schemas.microsoft.com/office/word/2010/wordprocessingDrawing" xmlns:wp="http://schemas.openxmlformats.org/drawingml/2006/wordprocessingDrawing" xmlns:w10="urn:schemas-microsoft-com:office:word" xmlns:w="http://schemas.openxmlformats.org/wordprocessingml/2006/main" xmlns:w14="http://schemas.microsoft.com/office/word/2010/wordml" xmlns:w15="http://schemas.microsoft.com/office/word/2012/wordml" xmlns:w16cex="http://schemas.microsoft.com/office/word/2018/wordml/cex" xmlns:w16cid="http://schemas.microsoft.com/office/word/2016/wordml/cid" xmlns:w16="http://schemas.microsoft.com/office/word/2018/wordml" xmlns:w16sdtdh="http://schemas.microsoft.com/office/word/2020/wordml/sdtdatahash" xmlns:w16se="http://schemas.microsoft.com/office/word/2015/wordml/symex" xmlns:wpg="http://schemas.microsoft.com/office/word/2010/wordprocessingGroup" xmlns:wpi="http://schemas.microsoft.com/office/word/2010/wordprocessingInk" xmlns:wne="http://schemas.microsoft.com/office/word/2006/wordml" xmlns:wps="http://schemas.microsoft.com/office/word/2010/wordprocessingShape" mc:Ignorable="w14 w15 w16se w16cid w16 w16cex w16sdtdh wp14">
+<w:ftr xmlns:wpc="http://schemas.microsoft.com/office/word/2010/wordprocessingCanvas" xmlns:cx="http://schemas.microsoft.com/office/drawing/2014/chartex" xmlns:cx1="http://schemas.microsoft.com/office/drawing/2015/9/8/chartex" xmlns:cx2="http://schemas.microsoft.com/office/drawing/2015/10/21/chartex" xmlns:cx3="http://schemas.microsoft.com/office/drawing/2016/5/9/chartex" xmlns:cx4="http://schemas.microsoft.com/office/drawing/2016/5/10/chartex" xmlns:cx5="http://schemas.microsoft.com/office/drawing/2016/5/11/chartex" xmlns:cx6="http://schemas.microsoft.com/office/drawing/2016/5/12/chartex" xmlns:cx7="http://schemas.microsoft.com/office/drawing/2016/5/13/chartex" xmlns:cx8="http://schemas.microsoft.com/office/drawing/2016/5/14/chartex" xmlns:mc="http://schemas.openxmlformats.org/markup-compatibility/2006" xmlns:aink="http://schemas.microsoft.com/office/drawing/2016/ink" xmlns:am3d="http://schemas.microsoft.com/office/drawing/2017/model3d" xmlns:o="urn:schemas-microsoft-com:office:office" xmlns:oel="http://schemas.microsoft.com/office/2019/extlst" xmlns:r="http://schemas.openxmlformats.org/officeDocument/2006/relationships" xmlns:m="http://schemas.openxmlformats.org/officeDocument/2006/math" xmlns:v="urn:schemas-microsoft-com:vml" xmlns:wp14="http://schemas.microsoft.com/office/word/2010/wordprocessingDrawing" xmlns:wp="http://schemas.openxmlformats.org/drawingml/2006/wordprocessingDrawing" xmlns:w10="urn:schemas-microsoft-com:office:word" xmlns:w="http://schemas.openxmlformats.org/wordprocessingml/2006/main" xmlns:w14="http://schemas.microsoft.com/office/word/2010/wordml" xmlns:w15="http://schemas.microsoft.com/office/word/2012/wordml" xmlns:w16cex="http://schemas.microsoft.com/office/word/2018/wordml/cex" xmlns:w16cid="http://schemas.microsoft.com/office/word/2016/wordml/cid" xmlns:w16="http://schemas.microsoft.com/office/word/2018/wordml" xmlns:w16du="http://schemas.microsoft.com/office/word/2023/wordml/word16du" xmlns:w16sdtdh="http://schemas.microsoft.com/office/word/2020/wordml/sdtdatahash" xmlns:w16sdtfl="http://schemas.microsoft.com/office/word/2024/wordml/sdtformatlock" xmlns:w16se="http://schemas.microsoft.com/office/word/2015/wordml/symex" xmlns:wpg="http://schemas.microsoft.com/office/word/2010/wordprocessingGroup" xmlns:wpi="http://schemas.microsoft.com/office/word/2010/wordprocessingInk" xmlns:wne="http://schemas.microsoft.com/office/word/2006/wordml" xmlns:wps="http://schemas.microsoft.com/office/word/2010/wordprocessingShape" mc:Ignorable="w14 w15 w16se w16cid w16 w16cex w16sdtdh w16sdtfl w16du wp14">
   <w:p>
     <w:pPr>
       <w:pStyle w:val="Piedepgina"/>
@@ -1700,7 +1699,7 @@
 </file>
 
 <file path=word/footer2.xml><?xml version="1.0" encoding="utf-8"?>
-<w:ftr xmlns:wpc="http://schemas.microsoft.com/office/word/2010/wordprocessingCanvas" xmlns:cx="http://schemas.microsoft.com/office/drawing/2014/chartex" xmlns:cx1="http://schemas.microsoft.com/office/drawing/2015/9/8/chartex" xmlns:cx2="http://schemas.microsoft.com/office/drawing/2015/10/21/chartex" xmlns:cx3="http://schemas.microsoft.com/office/drawing/2016/5/9/chartex" xmlns:cx4="http://schemas.microsoft.com/office/drawing/2016/5/10/chartex" xmlns:cx5="http://schemas.microsoft.com/office/drawing/2016/5/11/chartex" xmlns:cx6="http://schemas.microsoft.com/office/drawing/2016/5/12/chartex" xmlns:cx7="http://schemas.microsoft.com/office/drawing/2016/5/13/chartex" xmlns:cx8="http://schemas.microsoft.com/office/drawing/2016/5/14/chartex" xmlns:mc="http://schemas.openxmlformats.org/markup-compatibility/2006" xmlns:aink="http://schemas.microsoft.com/office/drawing/2016/ink" xmlns:am3d="http://schemas.microsoft.com/office/drawing/2017/model3d" xmlns:o="urn:schemas-microsoft-com:office:office" xmlns:r="http://schemas.openxmlformats.org/officeDocument/2006/relationships" xmlns:m="http://schemas.openxmlformats.org/officeDocument/2006/math" xmlns:v="urn:schemas-microsoft-com:vml" xmlns:wp14="http://schemas.microsoft.com/office/word/2010/wordprocessingDrawing" xmlns:wp="http://schemas.openxmlformats.org/drawingml/2006/wordprocessingDrawing" xmlns:w10="urn:schemas-microsoft-com:office:word" xmlns:w="http://schemas.openxmlformats.org/wordprocessingml/2006/main" xmlns:w14="http://schemas.microsoft.com/office/word/2010/wordml" xmlns:w15="http://schemas.microsoft.com/office/word/2012/wordml" xmlns:w16cex="http://schemas.microsoft.com/office/word/2018/wordml/cex" xmlns:w16cid="http://schemas.microsoft.com/office/word/2016/wordml/cid" xmlns:w16="http://schemas.microsoft.com/office/word/2018/wordml" xmlns:w16sdtdh="http://schemas.microsoft.com/office/word/2020/wordml/sdtdatahash" xmlns:w16se="http://schemas.microsoft.com/office/word/2015/wordml/symex" xmlns:wpg="http://schemas.microsoft.com/office/word/2010/wordprocessingGroup" xmlns:wpi="http://schemas.microsoft.com/office/word/2010/wordprocessingInk" xmlns:wne="http://schemas.microsoft.com/office/word/2006/wordml" xmlns:wps="http://schemas.microsoft.com/office/word/2010/wordprocessingShape" mc:Ignorable="w14 w15 w16se w16cid w16 w16cex w16sdtdh wp14">
+<w:ftr xmlns:wpc="http://schemas.microsoft.com/office/word/2010/wordprocessingCanvas" xmlns:cx="http://schemas.microsoft.com/office/drawing/2014/chartex" xmlns:cx1="http://schemas.microsoft.com/office/drawing/2015/9/8/chartex" xmlns:cx2="http://schemas.microsoft.com/office/drawing/2015/10/21/chartex" xmlns:cx3="http://schemas.microsoft.com/office/drawing/2016/5/9/chartex" xmlns:cx4="http://schemas.microsoft.com/office/drawing/2016/5/10/chartex" xmlns:cx5="http://schemas.microsoft.com/office/drawing/2016/5/11/chartex" xmlns:cx6="http://schemas.microsoft.com/office/drawing/2016/5/12/chartex" xmlns:cx7="http://schemas.microsoft.com/office/drawing/2016/5/13/chartex" xmlns:cx8="http://schemas.microsoft.com/office/drawing/2016/5/14/chartex" xmlns:mc="http://schemas.openxmlformats.org/markup-compatibility/2006" xmlns:aink="http://schemas.microsoft.com/office/drawing/2016/ink" xmlns:am3d="http://schemas.microsoft.com/office/drawing/2017/model3d" xmlns:o="urn:schemas-microsoft-com:office:office" xmlns:oel="http://schemas.microsoft.com/office/2019/extlst" xmlns:r="http://schemas.openxmlformats.org/officeDocument/2006/relationships" xmlns:m="http://schemas.openxmlformats.org/officeDocument/2006/math" xmlns:v="urn:schemas-microsoft-com:vml" xmlns:wp14="http://schemas.microsoft.com/office/word/2010/wordprocessingDrawing" xmlns:wp="http://schemas.openxmlformats.org/drawingml/2006/wordprocessingDrawing" xmlns:w10="urn:schemas-microsoft-com:office:word" xmlns:w="http://schemas.openxmlformats.org/wordprocessingml/2006/main" xmlns:w14="http://schemas.microsoft.com/office/word/2010/wordml" xmlns:w15="http://schemas.microsoft.com/office/word/2012/wordml" xmlns:w16cex="http://schemas.microsoft.com/office/word/2018/wordml/cex" xmlns:w16cid="http://schemas.microsoft.com/office/word/2016/wordml/cid" xmlns:w16="http://schemas.microsoft.com/office/word/2018/wordml" xmlns:w16du="http://schemas.microsoft.com/office/word/2023/wordml/word16du" xmlns:w16sdtdh="http://schemas.microsoft.com/office/word/2020/wordml/sdtdatahash" xmlns:w16sdtfl="http://schemas.microsoft.com/office/word/2024/wordml/sdtformatlock" xmlns:w16se="http://schemas.microsoft.com/office/word/2015/wordml/symex" xmlns:wpg="http://schemas.microsoft.com/office/word/2010/wordprocessingGroup" xmlns:wpi="http://schemas.microsoft.com/office/word/2010/wordprocessingInk" xmlns:wne="http://schemas.microsoft.com/office/word/2006/wordml" xmlns:wps="http://schemas.microsoft.com/office/word/2010/wordprocessingShape" mc:Ignorable="w14 w15 w16se w16cid w16 w16cex w16sdtdh w16sdtfl w16du wp14">
   <w:tbl>
     <w:tblPr>
       <w:tblStyle w:val="Tablaconcuadrcula"/>
@@ -1715,8 +1714,8 @@
       <w:tblLook w:val="04A0" w:firstRow="1" w:lastRow="0" w:firstColumn="1" w:lastColumn="0" w:noHBand="0" w:noVBand="1"/>
     </w:tblPr>
     <w:tblGrid>
-      <w:gridCol w:w="5608"/>
-      <w:gridCol w:w="5608"/>
+      <w:gridCol w:w="5423"/>
+      <w:gridCol w:w="5417"/>
     </w:tblGrid>
     <w:tr>
       <w:tc>
@@ -1942,7 +1941,7 @@
               <v:stroke joinstyle="miter"/>
               <v:path gradientshapeok="t" o:connecttype="rect"/>
             </v:shapetype>
-            <v:shape id="Cuadro de texto 2" o:spid="_x0000_s1027" type="#_x0000_t202" style="position:absolute;margin-left:168.2pt;margin-top:-12.8pt;width:211.85pt;height:17.05pt;z-index:251659264;visibility:visible;mso-wrap-style:square;mso-width-percent:0;mso-height-percent:0;mso-wrap-distance-left:9pt;mso-wrap-distance-top:3.6pt;mso-wrap-distance-right:9pt;mso-wrap-distance-bottom:3.6pt;mso-position-horizontal:absolute;mso-position-horizontal-relative:margin;mso-position-vertical:absolute;mso-position-vertical-relative:text;mso-width-percent:0;mso-height-percent:0;mso-width-relative:margin;mso-height-relative:margin;v-text-anchor:top" o:gfxdata="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" filled="f" stroked="f">
+            <v:shape id="Cuadro de texto 2" o:spid="_x0000_s1027" type="#_x0000_t202" style="position:absolute;margin-left:168.2pt;margin-top:-12.8pt;width:211.85pt;height:17.05pt;z-index:251659264;visibility:visible;mso-wrap-style:square;mso-width-percent:0;mso-height-percent:0;mso-wrap-distance-left:9pt;mso-wrap-distance-top:3.6pt;mso-wrap-distance-right:9pt;mso-wrap-distance-bottom:3.6pt;mso-position-horizontal:absolute;mso-position-horizontal-relative:margin;mso-position-vertical:absolute;mso-position-vertical-relative:text;mso-width-percent:0;mso-height-percent:0;mso-width-relative:margin;mso-height-relative:margin;v-text-anchor:top" o:gfxdata="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" filled="f" stroked="f">
               <v:textbox>
                 <w:txbxContent>
                   <w:p>
@@ -1971,7 +1970,7 @@
 </file>
 
 <file path=word/footnotes.xml><?xml version="1.0" encoding="utf-8"?>
-<w:footnotes xmlns:wpc="http://schemas.microsoft.com/office/word/2010/wordprocessingCanvas" xmlns:cx="http://schemas.microsoft.com/office/drawing/2014/chartex" xmlns:cx1="http://schemas.microsoft.com/office/drawing/2015/9/8/chartex" xmlns:cx2="http://schemas.microsoft.com/office/drawing/2015/10/21/chartex" xmlns:cx3="http://schemas.microsoft.com/office/drawing/2016/5/9/chartex" xmlns:cx4="http://schemas.microsoft.com/office/drawing/2016/5/10/chartex" xmlns:cx5="http://schemas.microsoft.com/office/drawing/2016/5/11/chartex" xmlns:cx6="http://schemas.microsoft.com/office/drawing/2016/5/12/chartex" xmlns:cx7="http://schemas.microsoft.com/office/drawing/2016/5/13/chartex" xmlns:cx8="http://schemas.microsoft.com/office/drawing/2016/5/14/chartex" xmlns:mc="http://schemas.openxmlformats.org/markup-compatibility/2006" xmlns:aink="http://schemas.microsoft.com/office/drawing/2016/ink" xmlns:am3d="http://schemas.microsoft.com/office/drawing/2017/model3d" xmlns:o="urn:schemas-microsoft-com:office:office" xmlns:r="http://schemas.openxmlformats.org/officeDocument/2006/relationships" xmlns:m="http://schemas.openxmlformats.org/officeDocument/2006/math" xmlns:v="urn:schemas-microsoft-com:vml" xmlns:wp14="http://schemas.microsoft.com/office/word/2010/wordprocessingDrawing" xmlns:wp="http://schemas.openxmlformats.org/drawingml/2006/wordprocessingDrawing" xmlns:w10="urn:schemas-microsoft-com:office:word" xmlns:w="http://schemas.openxmlformats.org/wordprocessingml/2006/main" xmlns:w14="http://schemas.microsoft.com/office/word/2010/wordml" xmlns:w15="http://schemas.microsoft.com/office/word/2012/wordml" xmlns:w16cex="http://schemas.microsoft.com/office/word/2018/wordml/cex" xmlns:w16cid="http://schemas.microsoft.com/office/word/2016/wordml/cid" xmlns:w16="http://schemas.microsoft.com/office/word/2018/wordml" xmlns:w16sdtdh="http://schemas.microsoft.com/office/word/2020/wordml/sdtdatahash" xmlns:w16se="http://schemas.microsoft.com/office/word/2015/wordml/symex" xmlns:wpg="http://schemas.microsoft.com/office/word/2010/wordprocessingGroup" xmlns:wpi="http://schemas.microsoft.com/office/word/2010/wordprocessingInk" xmlns:wne="http://schemas.microsoft.com/office/word/2006/wordml" xmlns:wps="http://schemas.microsoft.com/office/word/2010/wordprocessingShape" mc:Ignorable="w14 w15 w16se w16cid w16 w16cex w16sdtdh wp14">
+<w:footnotes xmlns:wpc="http://schemas.microsoft.com/office/word/2010/wordprocessingCanvas" xmlns:cx="http://schemas.microsoft.com/office/drawing/2014/chartex" xmlns:cx1="http://schemas.microsoft.com/office/drawing/2015/9/8/chartex" xmlns:cx2="http://schemas.microsoft.com/office/drawing/2015/10/21/chartex" xmlns:cx3="http://schemas.microsoft.com/office/drawing/2016/5/9/chartex" xmlns:cx4="http://schemas.microsoft.com/office/drawing/2016/5/10/chartex" xmlns:cx5="http://schemas.microsoft.com/office/drawing/2016/5/11/chartex" xmlns:cx6="http://schemas.microsoft.com/office/drawing/2016/5/12/chartex" xmlns:cx7="http://schemas.microsoft.com/office/drawing/2016/5/13/chartex" xmlns:cx8="http://schemas.microsoft.com/office/drawing/2016/5/14/chartex" xmlns:mc="http://schemas.openxmlformats.org/markup-compatibility/2006" xmlns:aink="http://schemas.microsoft.com/office/drawing/2016/ink" xmlns:am3d="http://schemas.microsoft.com/office/drawing/2017/model3d" xmlns:o="urn:schemas-microsoft-com:office:office" xmlns:oel="http://schemas.microsoft.com/office/2019/extlst" xmlns:r="http://schemas.openxmlformats.org/officeDocument/2006/relationships" xmlns:m="http://schemas.openxmlformats.org/officeDocument/2006/math" xmlns:v="urn:schemas-microsoft-com:vml" xmlns:wp14="http://schemas.microsoft.com/office/word/2010/wordprocessingDrawing" xmlns:wp="http://schemas.openxmlformats.org/drawingml/2006/wordprocessingDrawing" xmlns:w10="urn:schemas-microsoft-com:office:word" xmlns:w="http://schemas.openxmlformats.org/wordprocessingml/2006/main" xmlns:w14="http://schemas.microsoft.com/office/word/2010/wordml" xmlns:w15="http://schemas.microsoft.com/office/word/2012/wordml" xmlns:w16cex="http://schemas.microsoft.com/office/word/2018/wordml/cex" xmlns:w16cid="http://schemas.microsoft.com/office/word/2016/wordml/cid" xmlns:w16="http://schemas.microsoft.com/office/word/2018/wordml" xmlns:w16du="http://schemas.microsoft.com/office/word/2023/wordml/word16du" xmlns:w16sdtdh="http://schemas.microsoft.com/office/word/2020/wordml/sdtdatahash" xmlns:w16sdtfl="http://schemas.microsoft.com/office/word/2024/wordml/sdtformatlock" xmlns:w16se="http://schemas.microsoft.com/office/word/2015/wordml/symex" xmlns:wpg="http://schemas.microsoft.com/office/word/2010/wordprocessingGroup" xmlns:wpi="http://schemas.microsoft.com/office/word/2010/wordprocessingInk" xmlns:wne="http://schemas.microsoft.com/office/word/2006/wordml" xmlns:wps="http://schemas.microsoft.com/office/word/2010/wordprocessingShape" mc:Ignorable="w14 w15 w16se w16cid w16 w16cex w16sdtdh w16sdtfl w16du wp14">
   <w:footnote w:type="separator" w:id="-1">
     <w:p>
       <w:pPr>
@@ -1998,7 +1997,7 @@
 </file>
 
 <file path=word/numbering.xml><?xml version="1.0" encoding="utf-8"?>
-<w:numbering xmlns:wpc="http://schemas.microsoft.com/office/word/2010/wordprocessingCanvas" xmlns:cx="http://schemas.microsoft.com/office/drawing/2014/chartex" xmlns:cx1="http://schemas.microsoft.com/office/drawing/2015/9/8/chartex" xmlns:cx2="http://schemas.microsoft.com/office/drawing/2015/10/21/chartex" xmlns:cx3="http://schemas.microsoft.com/office/drawing/2016/5/9/chartex" xmlns:cx4="http://schemas.microsoft.com/office/drawing/2016/5/10/chartex" xmlns:cx5="http://schemas.microsoft.com/office/drawing/2016/5/11/chartex" xmlns:cx6="http://schemas.microsoft.com/office/drawing/2016/5/12/chartex" xmlns:cx7="http://schemas.microsoft.com/office/drawing/2016/5/13/chartex" xmlns:cx8="http://schemas.microsoft.com/office/drawing/2016/5/14/chartex" xmlns:mc="http://schemas.openxmlformats.org/markup-compatibility/2006" xmlns:aink="http://schemas.microsoft.com/office/drawing/2016/ink" xmlns:am3d="http://schemas.microsoft.com/office/drawing/2017/model3d" xmlns:o="urn:schemas-microsoft-com:office:office" xmlns:r="http://schemas.openxmlformats.org/officeDocument/2006/relationships" xmlns:m="http://schemas.openxmlformats.org/officeDocument/2006/math" xmlns:v="urn:schemas-microsoft-com:vml" xmlns:wp14="http://schemas.microsoft.com/office/word/2010/wordprocessingDrawing" xmlns:wp="http://schemas.openxmlformats.org/drawingml/2006/wordprocessingDrawing" xmlns:w10="urn:schemas-microsoft-com:office:word" xmlns:w="http://schemas.openxmlformats.org/wordprocessingml/2006/main" xmlns:w14="http://schemas.microsoft.com/office/word/2010/wordml" xmlns:w15="http://schemas.microsoft.com/office/word/2012/wordml" xmlns:w16cex="http://schemas.microsoft.com/office/word/2018/wordml/cex" xmlns:w16cid="http://schemas.microsoft.com/office/word/2016/wordml/cid" xmlns:w16="http://schemas.microsoft.com/office/word/2018/wordml" xmlns:w16sdtdh="http://schemas.microsoft.com/office/word/2020/wordml/sdtdatahash" xmlns:w16se="http://schemas.microsoft.com/office/word/2015/wordml/symex" xmlns:wpg="http://schemas.microsoft.com/office/word/2010/wordprocessingGroup" xmlns:wpi="http://schemas.microsoft.com/office/word/2010/wordprocessingInk" xmlns:wne="http://schemas.microsoft.com/office/word/2006/wordml" xmlns:wps="http://schemas.microsoft.com/office/word/2010/wordprocessingShape" mc:Ignorable="w14 w15 w16se w16cid w16 w16cex w16sdtdh wp14">
+<w:numbering xmlns:wpc="http://schemas.microsoft.com/office/word/2010/wordprocessingCanvas" xmlns:cx="http://schemas.microsoft.com/office/drawing/2014/chartex" xmlns:cx1="http://schemas.microsoft.com/office/drawing/2015/9/8/chartex" xmlns:cx2="http://schemas.microsoft.com/office/drawing/2015/10/21/chartex" xmlns:cx3="http://schemas.microsoft.com/office/drawing/2016/5/9/chartex" xmlns:cx4="http://schemas.microsoft.com/office/drawing/2016/5/10/chartex" xmlns:cx5="http://schemas.microsoft.com/office/drawing/2016/5/11/chartex" xmlns:cx6="http://schemas.microsoft.com/office/drawing/2016/5/12/chartex" xmlns:cx7="http://schemas.microsoft.com/office/drawing/2016/5/13/chartex" xmlns:cx8="http://schemas.microsoft.com/office/drawing/2016/5/14/chartex" xmlns:mc="http://schemas.openxmlformats.org/markup-compatibility/2006" xmlns:aink="http://schemas.microsoft.com/office/drawing/2016/ink" xmlns:am3d="http://schemas.microsoft.com/office/drawing/2017/model3d" xmlns:o="urn:schemas-microsoft-com:office:office" xmlns:oel="http://schemas.microsoft.com/office/2019/extlst" xmlns:r="http://schemas.openxmlformats.org/officeDocument/2006/relationships" xmlns:m="http://schemas.openxmlformats.org/officeDocument/2006/math" xmlns:v="urn:schemas-microsoft-com:vml" xmlns:wp14="http://schemas.microsoft.com/office/word/2010/wordprocessingDrawing" xmlns:wp="http://schemas.openxmlformats.org/drawingml/2006/wordprocessingDrawing" xmlns:w10="urn:schemas-microsoft-com:office:word" xmlns:w="http://schemas.openxmlformats.org/wordprocessingml/2006/main" xmlns:w14="http://schemas.microsoft.com/office/word/2010/wordml" xmlns:w15="http://schemas.microsoft.com/office/word/2012/wordml" xmlns:w16cex="http://schemas.microsoft.com/office/word/2018/wordml/cex" xmlns:w16cid="http://schemas.microsoft.com/office/word/2016/wordml/cid" xmlns:w16="http://schemas.microsoft.com/office/word/2018/wordml" xmlns:w16du="http://schemas.microsoft.com/office/word/2023/wordml/word16du" xmlns:w16sdtdh="http://schemas.microsoft.com/office/word/2020/wordml/sdtdatahash" xmlns:w16sdtfl="http://schemas.microsoft.com/office/word/2024/wordml/sdtformatlock" xmlns:w16se="http://schemas.microsoft.com/office/word/2015/wordml/symex" xmlns:wpg="http://schemas.microsoft.com/office/word/2010/wordprocessingGroup" xmlns:wpi="http://schemas.microsoft.com/office/word/2010/wordprocessingInk" xmlns:wne="http://schemas.microsoft.com/office/word/2006/wordml" xmlns:wps="http://schemas.microsoft.com/office/word/2010/wordprocessingShape" mc:Ignorable="w14 w15 w16se w16cid w16 w16cex w16sdtdh w16sdtfl w16du wp14">
   <w:abstractNum w:abstractNumId="0" w15:restartNumberingAfterBreak="0">
     <w:nsid w:val="FFFFFF7C"/>
     <w:multiLevelType w:val="singleLevel"/>
@@ -2084,26 +2083,26 @@
       </w:pPr>
     </w:lvl>
   </w:abstractNum>
-  <w:num w:numId="1">
+  <w:num w:numId="1" w16cid:durableId="1960600744">
     <w:abstractNumId w:val="4"/>
   </w:num>
-  <w:num w:numId="2">
+  <w:num w:numId="2" w16cid:durableId="54085653">
     <w:abstractNumId w:val="3"/>
   </w:num>
-  <w:num w:numId="3">
+  <w:num w:numId="3" w16cid:durableId="540703548">
     <w:abstractNumId w:val="2"/>
   </w:num>
-  <w:num w:numId="4">
+  <w:num w:numId="4" w16cid:durableId="958218273">
     <w:abstractNumId w:val="1"/>
   </w:num>
-  <w:num w:numId="5">
+  <w:num w:numId="5" w16cid:durableId="1873229258">
     <w:abstractNumId w:val="0"/>
   </w:num>
 </w:numbering>
 </file>
 
 <file path=word/styles.xml><?xml version="1.0" encoding="utf-8"?>
-<w:styles xmlns:mc="http://schemas.openxmlformats.org/markup-compatibility/2006" xmlns:r="http://schemas.openxmlformats.org/officeDocument/2006/relationships" xmlns:w="http://schemas.openxmlformats.org/wordprocessingml/2006/main" xmlns:w14="http://schemas.microsoft.com/office/word/2010/wordml" xmlns:w15="http://schemas.microsoft.com/office/word/2012/wordml" xmlns:w16cex="http://schemas.microsoft.com/office/word/2018/wordml/cex" xmlns:w16cid="http://schemas.microsoft.com/office/word/2016/wordml/cid" xmlns:w16="http://schemas.microsoft.com/office/word/2018/wordml" xmlns:w16sdtdh="http://schemas.microsoft.com/office/word/2020/wordml/sdtdatahash" xmlns:w16se="http://schemas.microsoft.com/office/word/2015/wordml/symex" mc:Ignorable="w14 w15 w16se w16cid w16 w16cex w16sdtdh">
+<w:styles xmlns:mc="http://schemas.openxmlformats.org/markup-compatibility/2006" xmlns:r="http://schemas.openxmlformats.org/officeDocument/2006/relationships" xmlns:w="http://schemas.openxmlformats.org/wordprocessingml/2006/main" xmlns:w14="http://schemas.microsoft.com/office/word/2010/wordml" xmlns:w15="http://schemas.microsoft.com/office/word/2012/wordml" xmlns:w16cex="http://schemas.microsoft.com/office/word/2018/wordml/cex" xmlns:w16cid="http://schemas.microsoft.com/office/word/2016/wordml/cid" xmlns:w16="http://schemas.microsoft.com/office/word/2018/wordml" xmlns:w16du="http://schemas.microsoft.com/office/word/2023/wordml/word16du" xmlns:w16sdtdh="http://schemas.microsoft.com/office/word/2020/wordml/sdtdatahash" xmlns:w16sdtfl="http://schemas.microsoft.com/office/word/2024/wordml/sdtformatlock" xmlns:w16se="http://schemas.microsoft.com/office/word/2015/wordml/symex" mc:Ignorable="w14 w15 w16se w16cid w16 w16cex w16sdtdh w16sdtfl w16du">
   <w:docDefaults>
     <w:rPrDefault>
       <w:rPr>
@@ -2962,7 +2961,7 @@
       <w:szCs w:val="18"/>
     </w:rPr>
   </w:style>
-  <w:style w:type="character" w:styleId="Textoennegrita">
+  <w:style w:type="character" w:styleId="Fuerte">
     <w:name w:val="Strong"/>
     <w:basedOn w:val="Fuentedeprrafopredeter"/>
     <w:uiPriority w:val="4"/>
@@ -3915,23 +3914,6 @@
 </file>
 
 <file path=customXml/item1.xml><?xml version="1.0" encoding="utf-8"?>
-<?mso-contentType ?>
-<FormTemplates xmlns="http://schemas.microsoft.com/sharepoint/v3/contenttype/forms">
-  <Display>DocumentLibraryForm</Display>
-  <Edit>DocumentLibraryForm</Edit>
-  <New>DocumentLibraryForm</New>
-</FormTemplates>
-</file>
-
-<file path=customXml/item2.xml><?xml version="1.0" encoding="utf-8"?>
-<p:properties xmlns:p="http://schemas.microsoft.com/office/2006/metadata/properties" xmlns:xsi="http://www.w3.org/2001/XMLSchema-instance" xmlns:pc="http://schemas.microsoft.com/office/infopath/2007/PartnerControls">
-  <documentManagement>
-    <MediaServiceKeyPoints xmlns="71af3243-3dd4-4a8d-8c0d-dd76da1f02a5" xsi:nil="true"/>
-  </documentManagement>
-</p:properties>
-</file>
-
-<file path=customXml/item3.xml><?xml version="1.0" encoding="utf-8"?>
 <ct:contentTypeSchema xmlns:ct="http://schemas.microsoft.com/office/2006/metadata/contentType" xmlns:ma="http://schemas.microsoft.com/office/2006/metadata/properties/metaAttributes" ct:_="" ma:_="" ma:contentTypeName="Document" ma:contentTypeID="0x01010079F111ED35F8CC479449609E8A0923A6" ma:contentTypeVersion="11" ma:contentTypeDescription="Create a new document." ma:contentTypeScope="" ma:versionID="1c2eb7a32e66fb6e4260f3771546a5e2">
   <xsd:schema xmlns:xsd="http://www.w3.org/2001/XMLSchema" xmlns:xs="http://www.w3.org/2001/XMLSchema" xmlns:p="http://schemas.microsoft.com/office/2006/metadata/properties" xmlns:ns2="71af3243-3dd4-4a8d-8c0d-dd76da1f02a5" xmlns:ns3="16c05727-aa75-4e4a-9b5f-8a80a1165891" targetNamespace="http://schemas.microsoft.com/office/2006/metadata/properties" ma:root="true" ma:fieldsID="04e1f6479c48b08974ba73b5ca973489" ns2:_="" ns3:_="">
     <xsd:import namespace="71af3243-3dd4-4a8d-8c0d-dd76da1f02a5"/>
@@ -4142,29 +4124,28 @@
 </ct:contentTypeSchema>
 </file>
 
+<file path=customXml/item2.xml><?xml version="1.0" encoding="utf-8"?>
+<p:properties xmlns:p="http://schemas.microsoft.com/office/2006/metadata/properties" xmlns:xsi="http://www.w3.org/2001/XMLSchema-instance" xmlns:pc="http://schemas.microsoft.com/office/infopath/2007/PartnerControls">
+  <documentManagement>
+    <MediaServiceKeyPoints xmlns="71af3243-3dd4-4a8d-8c0d-dd76da1f02a5" xsi:nil="true"/>
+  </documentManagement>
+</p:properties>
+</file>
+
+<file path=customXml/item3.xml><?xml version="1.0" encoding="utf-8"?>
+<?mso-contentType ?>
+<FormTemplates xmlns="http://schemas.microsoft.com/sharepoint/v3/contenttype/forms">
+  <Display>DocumentLibraryForm</Display>
+  <Edit>DocumentLibraryForm</Edit>
+  <New>DocumentLibraryForm</New>
+</FormTemplates>
+</file>
+
 <file path=customXml/item4.xml><?xml version="1.0" encoding="utf-8"?>
 <b:Sources xmlns:b="http://schemas.openxmlformats.org/officeDocument/2006/bibliography" xmlns="http://schemas.openxmlformats.org/officeDocument/2006/bibliography" SelectedStyle="\APASixthEditionOfficeOnline.xsl" StyleName="APA" Version="6"/>
 </file>
 
 <file path=customXml/itemProps1.xml><?xml version="1.0" encoding="utf-8"?>
-<ds:datastoreItem xmlns:ds="http://schemas.openxmlformats.org/officeDocument/2006/customXml" ds:itemID="{BEA6D05B-AD60-405F-B8DB-FC61ABCDF8E2}">
-  <ds:schemaRefs>
-    <ds:schemaRef ds:uri="http://schemas.microsoft.com/sharepoint/v3/contenttype/forms"/>
-  </ds:schemaRefs>
-</ds:datastoreItem>
-</file>
-
-<file path=customXml/itemProps2.xml><?xml version="1.0" encoding="utf-8"?>
-<ds:datastoreItem xmlns:ds="http://schemas.openxmlformats.org/officeDocument/2006/customXml" ds:itemID="{B550BB7C-2FBC-4612-9ECE-2EA076035D14}">
-  <ds:schemaRefs>
-    <ds:schemaRef ds:uri="http://schemas.microsoft.com/office/2006/metadata/properties"/>
-    <ds:schemaRef ds:uri="http://schemas.microsoft.com/office/infopath/2007/PartnerControls"/>
-    <ds:schemaRef ds:uri="71af3243-3dd4-4a8d-8c0d-dd76da1f02a5"/>
-  </ds:schemaRefs>
-</ds:datastoreItem>
-</file>
-
-<file path=customXml/itemProps3.xml><?xml version="1.0" encoding="utf-8"?>
 <ds:datastoreItem xmlns:ds="http://schemas.openxmlformats.org/officeDocument/2006/customXml" ds:itemID="{23573660-FE3A-4463-827C-CAE2430F8500}">
   <ds:schemaRefs>
     <ds:schemaRef ds:uri="http://schemas.microsoft.com/office/2006/metadata/contentType"/>
@@ -4183,6 +4164,24 @@
 </ds:datastoreItem>
 </file>
 
+<file path=customXml/itemProps2.xml><?xml version="1.0" encoding="utf-8"?>
+<ds:datastoreItem xmlns:ds="http://schemas.openxmlformats.org/officeDocument/2006/customXml" ds:itemID="{B550BB7C-2FBC-4612-9ECE-2EA076035D14}">
+  <ds:schemaRefs>
+    <ds:schemaRef ds:uri="http://schemas.microsoft.com/office/2006/metadata/properties"/>
+    <ds:schemaRef ds:uri="http://schemas.microsoft.com/office/infopath/2007/PartnerControls"/>
+    <ds:schemaRef ds:uri="71af3243-3dd4-4a8d-8c0d-dd76da1f02a5"/>
+  </ds:schemaRefs>
+</ds:datastoreItem>
+</file>
+
+<file path=customXml/itemProps3.xml><?xml version="1.0" encoding="utf-8"?>
+<ds:datastoreItem xmlns:ds="http://schemas.openxmlformats.org/officeDocument/2006/customXml" ds:itemID="{BEA6D05B-AD60-405F-B8DB-FC61ABCDF8E2}">
+  <ds:schemaRefs>
+    <ds:schemaRef ds:uri="http://schemas.microsoft.com/sharepoint/v3/contenttype/forms"/>
+  </ds:schemaRefs>
+</ds:datastoreItem>
+</file>
+
 <file path=customXml/itemProps4.xml><?xml version="1.0" encoding="utf-8"?>
 <ds:datastoreItem xmlns:ds="http://schemas.openxmlformats.org/officeDocument/2006/customXml" ds:itemID="{15FB23E4-45D6-411F-89ED-62A8EB1B1927}">
   <ds:schemaRefs>

--- a/pesaje/analytica/Report/PrintLoteGuiaRecepcion.docx
+++ b/pesaje/analytica/Report/PrintLoteGuiaRecepcion.docx
@@ -240,7 +240,23 @@
                 <w:caps/>
                 <w:noProof/>
               </w:rPr>
-              <w:t xml:space="preserve">; CONDUCTOR </w:t>
+              <w:t xml:space="preserve">; </w:t>
+            </w:r>
+            <w:r>
+              <w:rPr>
+                <w:rFonts w:ascii="Arial" w:hAnsi="Arial" w:cs="Arial"/>
+                <w:caps/>
+                <w:noProof/>
+              </w:rPr>
+              <w:t>REPRESENTANTE/PROVEEDOR</w:t>
+            </w:r>
+            <w:r>
+              <w:rPr>
+                <w:rFonts w:ascii="Arial" w:hAnsi="Arial" w:cs="Arial"/>
+                <w:caps/>
+                <w:noProof/>
+              </w:rPr>
+              <w:t xml:space="preserve"> </w:t>
             </w:r>
             <w:r>
               <w:rPr>
@@ -1416,8 +1432,7 @@
         <w:tblLook w:val="04A0" w:firstRow="1" w:lastRow="0" w:firstColumn="1" w:lastColumn="0" w:noHBand="0" w:noVBand="1"/>
       </w:tblPr>
       <w:tblGrid>
-        <w:gridCol w:w="5954"/>
-        <w:gridCol w:w="4092"/>
+        <w:gridCol w:w="10046"/>
         <w:gridCol w:w="419"/>
       </w:tblGrid>
       <w:tr>
@@ -1427,7 +1442,6 @@
         <w:tc>
           <w:tcPr>
             <w:tcW w:w="10046" w:type="dxa"/>
-            <w:gridSpan w:val="2"/>
           </w:tcPr>
           <w:p>
             <w:r>
@@ -1551,20 +1565,7 @@
         </w:trPr>
         <w:tc>
           <w:tcPr>
-            <w:tcW w:w="5954" w:type="dxa"/>
-          </w:tcPr>
-          <w:p>
-            <w:pPr>
-              <w:jc w:val="center"/>
-            </w:pPr>
-            <w:r>
-              <w:t xml:space="preserve">                                                                                      CONDUCTOR</w:t>
-            </w:r>
-          </w:p>
-        </w:tc>
-        <w:tc>
-          <w:tcPr>
-            <w:tcW w:w="4511" w:type="dxa"/>
+            <w:tcW w:w="10465" w:type="dxa"/>
             <w:gridSpan w:val="2"/>
           </w:tcPr>
           <w:p>
@@ -1573,6 +1574,9 @@
                 <w:noProof/>
               </w:rPr>
             </w:pPr>
+            <w:r>
+              <w:t xml:space="preserve">                                                                              REPRESENTANTE/PROVEEDOR</w:t>
+            </w:r>
           </w:p>
         </w:tc>
       </w:tr>
@@ -3914,6 +3918,23 @@
 </file>
 
 <file path=customXml/item1.xml><?xml version="1.0" encoding="utf-8"?>
+<?mso-contentType ?>
+<FormTemplates xmlns="http://schemas.microsoft.com/sharepoint/v3/contenttype/forms">
+  <Display>DocumentLibraryForm</Display>
+  <Edit>DocumentLibraryForm</Edit>
+  <New>DocumentLibraryForm</New>
+</FormTemplates>
+</file>
+
+<file path=customXml/item2.xml><?xml version="1.0" encoding="utf-8"?>
+<p:properties xmlns:p="http://schemas.microsoft.com/office/2006/metadata/properties" xmlns:xsi="http://www.w3.org/2001/XMLSchema-instance" xmlns:pc="http://schemas.microsoft.com/office/infopath/2007/PartnerControls">
+  <documentManagement>
+    <MediaServiceKeyPoints xmlns="71af3243-3dd4-4a8d-8c0d-dd76da1f02a5" xsi:nil="true"/>
+  </documentManagement>
+</p:properties>
+</file>
+
+<file path=customXml/item3.xml><?xml version="1.0" encoding="utf-8"?>
 <ct:contentTypeSchema xmlns:ct="http://schemas.microsoft.com/office/2006/metadata/contentType" xmlns:ma="http://schemas.microsoft.com/office/2006/metadata/properties/metaAttributes" ct:_="" ma:_="" ma:contentTypeName="Document" ma:contentTypeID="0x01010079F111ED35F8CC479449609E8A0923A6" ma:contentTypeVersion="11" ma:contentTypeDescription="Create a new document." ma:contentTypeScope="" ma:versionID="1c2eb7a32e66fb6e4260f3771546a5e2">
   <xsd:schema xmlns:xsd="http://www.w3.org/2001/XMLSchema" xmlns:xs="http://www.w3.org/2001/XMLSchema" xmlns:p="http://schemas.microsoft.com/office/2006/metadata/properties" xmlns:ns2="71af3243-3dd4-4a8d-8c0d-dd76da1f02a5" xmlns:ns3="16c05727-aa75-4e4a-9b5f-8a80a1165891" targetNamespace="http://schemas.microsoft.com/office/2006/metadata/properties" ma:root="true" ma:fieldsID="04e1f6479c48b08974ba73b5ca973489" ns2:_="" ns3:_="">
     <xsd:import namespace="71af3243-3dd4-4a8d-8c0d-dd76da1f02a5"/>
@@ -4124,28 +4145,29 @@
 </ct:contentTypeSchema>
 </file>
 
-<file path=customXml/item2.xml><?xml version="1.0" encoding="utf-8"?>
-<p:properties xmlns:p="http://schemas.microsoft.com/office/2006/metadata/properties" xmlns:xsi="http://www.w3.org/2001/XMLSchema-instance" xmlns:pc="http://schemas.microsoft.com/office/infopath/2007/PartnerControls">
-  <documentManagement>
-    <MediaServiceKeyPoints xmlns="71af3243-3dd4-4a8d-8c0d-dd76da1f02a5" xsi:nil="true"/>
-  </documentManagement>
-</p:properties>
-</file>
-
-<file path=customXml/item3.xml><?xml version="1.0" encoding="utf-8"?>
-<?mso-contentType ?>
-<FormTemplates xmlns="http://schemas.microsoft.com/sharepoint/v3/contenttype/forms">
-  <Display>DocumentLibraryForm</Display>
-  <Edit>DocumentLibraryForm</Edit>
-  <New>DocumentLibraryForm</New>
-</FormTemplates>
-</file>
-
 <file path=customXml/item4.xml><?xml version="1.0" encoding="utf-8"?>
 <b:Sources xmlns:b="http://schemas.openxmlformats.org/officeDocument/2006/bibliography" xmlns="http://schemas.openxmlformats.org/officeDocument/2006/bibliography" SelectedStyle="\APASixthEditionOfficeOnline.xsl" StyleName="APA" Version="6"/>
 </file>
 
 <file path=customXml/itemProps1.xml><?xml version="1.0" encoding="utf-8"?>
+<ds:datastoreItem xmlns:ds="http://schemas.openxmlformats.org/officeDocument/2006/customXml" ds:itemID="{BEA6D05B-AD60-405F-B8DB-FC61ABCDF8E2}">
+  <ds:schemaRefs>
+    <ds:schemaRef ds:uri="http://schemas.microsoft.com/sharepoint/v3/contenttype/forms"/>
+  </ds:schemaRefs>
+</ds:datastoreItem>
+</file>
+
+<file path=customXml/itemProps2.xml><?xml version="1.0" encoding="utf-8"?>
+<ds:datastoreItem xmlns:ds="http://schemas.openxmlformats.org/officeDocument/2006/customXml" ds:itemID="{B550BB7C-2FBC-4612-9ECE-2EA076035D14}">
+  <ds:schemaRefs>
+    <ds:schemaRef ds:uri="http://schemas.microsoft.com/office/2006/metadata/properties"/>
+    <ds:schemaRef ds:uri="http://schemas.microsoft.com/office/infopath/2007/PartnerControls"/>
+    <ds:schemaRef ds:uri="71af3243-3dd4-4a8d-8c0d-dd76da1f02a5"/>
+  </ds:schemaRefs>
+</ds:datastoreItem>
+</file>
+
+<file path=customXml/itemProps3.xml><?xml version="1.0" encoding="utf-8"?>
 <ds:datastoreItem xmlns:ds="http://schemas.openxmlformats.org/officeDocument/2006/customXml" ds:itemID="{23573660-FE3A-4463-827C-CAE2430F8500}">
   <ds:schemaRefs>
     <ds:schemaRef ds:uri="http://schemas.microsoft.com/office/2006/metadata/contentType"/>
@@ -4164,24 +4186,6 @@
 </ds:datastoreItem>
 </file>
 
-<file path=customXml/itemProps2.xml><?xml version="1.0" encoding="utf-8"?>
-<ds:datastoreItem xmlns:ds="http://schemas.openxmlformats.org/officeDocument/2006/customXml" ds:itemID="{B550BB7C-2FBC-4612-9ECE-2EA076035D14}">
-  <ds:schemaRefs>
-    <ds:schemaRef ds:uri="http://schemas.microsoft.com/office/2006/metadata/properties"/>
-    <ds:schemaRef ds:uri="http://schemas.microsoft.com/office/infopath/2007/PartnerControls"/>
-    <ds:schemaRef ds:uri="71af3243-3dd4-4a8d-8c0d-dd76da1f02a5"/>
-  </ds:schemaRefs>
-</ds:datastoreItem>
-</file>
-
-<file path=customXml/itemProps3.xml><?xml version="1.0" encoding="utf-8"?>
-<ds:datastoreItem xmlns:ds="http://schemas.openxmlformats.org/officeDocument/2006/customXml" ds:itemID="{BEA6D05B-AD60-405F-B8DB-FC61ABCDF8E2}">
-  <ds:schemaRefs>
-    <ds:schemaRef ds:uri="http://schemas.microsoft.com/sharepoint/v3/contenttype/forms"/>
-  </ds:schemaRefs>
-</ds:datastoreItem>
-</file>
-
 <file path=customXml/itemProps4.xml><?xml version="1.0" encoding="utf-8"?>
 <ds:datastoreItem xmlns:ds="http://schemas.openxmlformats.org/officeDocument/2006/customXml" ds:itemID="{15FB23E4-45D6-411F-89ED-62A8EB1B1927}">
   <ds:schemaRefs>

--- a/pesaje/analytica/Report/PrintLoteGuiaRecepcion.docx
+++ b/pesaje/analytica/Report/PrintLoteGuiaRecepcion.docx
@@ -1561,6 +1561,27 @@
       </w:tr>
       <w:tr>
         <w:trPr>
+          <w:trHeight w:val="321"/>
+        </w:trPr>
+        <w:tc>
+          <w:tcPr>
+            <w:tcW w:w="10465" w:type="dxa"/>
+            <w:gridSpan w:val="2"/>
+          </w:tcPr>
+          <w:p>
+            <w:pPr>
+              <w:rPr>
+                <w:noProof/>
+              </w:rPr>
+            </w:pPr>
+            <w:r>
+              <w:t xml:space="preserve">                                                                              REPRESENTANTE/PROVEEDOR</w:t>
+            </w:r>
+          </w:p>
+        </w:tc>
+      </w:tr>
+      <w:tr>
+        <w:trPr>
           <w:trHeight w:val="582"/>
         </w:trPr>
         <w:tc>
@@ -1570,12 +1591,69 @@
           </w:tcPr>
           <w:p>
             <w:pPr>
-              <w:rPr>
-                <w:noProof/>
-              </w:rPr>
+              <w:jc w:val="center"/>
             </w:pPr>
             <w:r>
-              <w:t xml:space="preserve">                                                                              REPRESENTANTE/PROVEEDOR</w:t>
+              <w:rPr>
+                <w:rFonts w:cs="Arial"/>
+                <w:caps/>
+                <w:noProof/>
+              </w:rPr>
+              <w:t>DNI</w:t>
+            </w:r>
+            <w:r>
+              <w:rPr>
+                <w:rFonts w:ascii="Arial" w:hAnsi="Arial" w:cs="Arial"/>
+                <w:caps/>
+                <w:noProof/>
+              </w:rPr>
+              <w:t>:</w:t>
+            </w:r>
+            <w:r>
+              <w:rPr>
+                <w:rFonts w:ascii="Arial" w:hAnsi="Arial" w:cs="Arial"/>
+                <w:caps/>
+                <w:noProof/>
+              </w:rPr>
+              <w:t xml:space="preserve"> </w:t>
+            </w:r>
+            <w:r>
+              <w:rPr>
+                <w:rFonts w:ascii="Arial" w:hAnsi="Arial" w:cs="Arial"/>
+                <w:caps/>
+                <w:noProof/>
+              </w:rPr>
+              <w:fldChar w:fldCharType="begin"/>
+            </w:r>
+            <w:r>
+              <w:rPr>
+                <w:rFonts w:ascii="Arial" w:hAnsi="Arial" w:cs="Arial"/>
+                <w:noProof/>
+              </w:rPr>
+              <w:instrText xml:space="preserve"> MERGEFIELD  nro_doc_conductor  \* MERGEFORMAT </w:instrText>
+            </w:r>
+            <w:r>
+              <w:rPr>
+                <w:rFonts w:ascii="Arial" w:hAnsi="Arial" w:cs="Arial"/>
+                <w:caps/>
+                <w:noProof/>
+              </w:rPr>
+              <w:fldChar w:fldCharType="separate"/>
+            </w:r>
+            <w:r>
+              <w:rPr>
+                <w:rFonts w:ascii="Arial" w:hAnsi="Arial" w:cs="Arial"/>
+                <w:noProof/>
+              </w:rPr>
+              <w:t>«nro_doc_conductor»</w:t>
+            </w:r>
+            <w:r>
+              <w:rPr>
+                <w:rFonts w:ascii="Arial" w:hAnsi="Arial" w:cs="Arial"/>
+                <w:caps/>
+                <w:noProof/>
+              </w:rPr>
+              <w:fldChar w:fldCharType="end"/>
             </w:r>
           </w:p>
         </w:tc>
@@ -3918,23 +3996,10 @@
 </file>
 
 <file path=customXml/item1.xml><?xml version="1.0" encoding="utf-8"?>
-<?mso-contentType ?>
-<FormTemplates xmlns="http://schemas.microsoft.com/sharepoint/v3/contenttype/forms">
-  <Display>DocumentLibraryForm</Display>
-  <Edit>DocumentLibraryForm</Edit>
-  <New>DocumentLibraryForm</New>
-</FormTemplates>
+<b:Sources xmlns:b="http://schemas.openxmlformats.org/officeDocument/2006/bibliography" xmlns="http://schemas.openxmlformats.org/officeDocument/2006/bibliography" SelectedStyle="\APASixthEditionOfficeOnline.xsl" StyleName="APA" Version="6"/>
 </file>
 
 <file path=customXml/item2.xml><?xml version="1.0" encoding="utf-8"?>
-<p:properties xmlns:p="http://schemas.microsoft.com/office/2006/metadata/properties" xmlns:xsi="http://www.w3.org/2001/XMLSchema-instance" xmlns:pc="http://schemas.microsoft.com/office/infopath/2007/PartnerControls">
-  <documentManagement>
-    <MediaServiceKeyPoints xmlns="71af3243-3dd4-4a8d-8c0d-dd76da1f02a5" xsi:nil="true"/>
-  </documentManagement>
-</p:properties>
-</file>
-
-<file path=customXml/item3.xml><?xml version="1.0" encoding="utf-8"?>
 <ct:contentTypeSchema xmlns:ct="http://schemas.microsoft.com/office/2006/metadata/contentType" xmlns:ma="http://schemas.microsoft.com/office/2006/metadata/properties/metaAttributes" ct:_="" ma:_="" ma:contentTypeName="Document" ma:contentTypeID="0x01010079F111ED35F8CC479449609E8A0923A6" ma:contentTypeVersion="11" ma:contentTypeDescription="Create a new document." ma:contentTypeScope="" ma:versionID="1c2eb7a32e66fb6e4260f3771546a5e2">
   <xsd:schema xmlns:xsd="http://www.w3.org/2001/XMLSchema" xmlns:xs="http://www.w3.org/2001/XMLSchema" xmlns:p="http://schemas.microsoft.com/office/2006/metadata/properties" xmlns:ns2="71af3243-3dd4-4a8d-8c0d-dd76da1f02a5" xmlns:ns3="16c05727-aa75-4e4a-9b5f-8a80a1165891" targetNamespace="http://schemas.microsoft.com/office/2006/metadata/properties" ma:root="true" ma:fieldsID="04e1f6479c48b08974ba73b5ca973489" ns2:_="" ns3:_="">
     <xsd:import namespace="71af3243-3dd4-4a8d-8c0d-dd76da1f02a5"/>
@@ -4145,29 +4210,32 @@
 </ct:contentTypeSchema>
 </file>
 
+<file path=customXml/item3.xml><?xml version="1.0" encoding="utf-8"?>
+<p:properties xmlns:p="http://schemas.microsoft.com/office/2006/metadata/properties" xmlns:xsi="http://www.w3.org/2001/XMLSchema-instance" xmlns:pc="http://schemas.microsoft.com/office/infopath/2007/PartnerControls">
+  <documentManagement>
+    <MediaServiceKeyPoints xmlns="71af3243-3dd4-4a8d-8c0d-dd76da1f02a5" xsi:nil="true"/>
+  </documentManagement>
+</p:properties>
+</file>
+
 <file path=customXml/item4.xml><?xml version="1.0" encoding="utf-8"?>
-<b:Sources xmlns:b="http://schemas.openxmlformats.org/officeDocument/2006/bibliography" xmlns="http://schemas.openxmlformats.org/officeDocument/2006/bibliography" SelectedStyle="\APASixthEditionOfficeOnline.xsl" StyleName="APA" Version="6"/>
+<?mso-contentType ?>
+<FormTemplates xmlns="http://schemas.microsoft.com/sharepoint/v3/contenttype/forms">
+  <Display>DocumentLibraryForm</Display>
+  <Edit>DocumentLibraryForm</Edit>
+  <New>DocumentLibraryForm</New>
+</FormTemplates>
 </file>
 
 <file path=customXml/itemProps1.xml><?xml version="1.0" encoding="utf-8"?>
-<ds:datastoreItem xmlns:ds="http://schemas.openxmlformats.org/officeDocument/2006/customXml" ds:itemID="{BEA6D05B-AD60-405F-B8DB-FC61ABCDF8E2}">
+<ds:datastoreItem xmlns:ds="http://schemas.openxmlformats.org/officeDocument/2006/customXml" ds:itemID="{15FB23E4-45D6-411F-89ED-62A8EB1B1927}">
   <ds:schemaRefs>
-    <ds:schemaRef ds:uri="http://schemas.microsoft.com/sharepoint/v3/contenttype/forms"/>
+    <ds:schemaRef ds:uri="http://schemas.openxmlformats.org/officeDocument/2006/bibliography"/>
   </ds:schemaRefs>
 </ds:datastoreItem>
 </file>
 
 <file path=customXml/itemProps2.xml><?xml version="1.0" encoding="utf-8"?>
-<ds:datastoreItem xmlns:ds="http://schemas.openxmlformats.org/officeDocument/2006/customXml" ds:itemID="{B550BB7C-2FBC-4612-9ECE-2EA076035D14}">
-  <ds:schemaRefs>
-    <ds:schemaRef ds:uri="http://schemas.microsoft.com/office/2006/metadata/properties"/>
-    <ds:schemaRef ds:uri="http://schemas.microsoft.com/office/infopath/2007/PartnerControls"/>
-    <ds:schemaRef ds:uri="71af3243-3dd4-4a8d-8c0d-dd76da1f02a5"/>
-  </ds:schemaRefs>
-</ds:datastoreItem>
-</file>
-
-<file path=customXml/itemProps3.xml><?xml version="1.0" encoding="utf-8"?>
 <ds:datastoreItem xmlns:ds="http://schemas.openxmlformats.org/officeDocument/2006/customXml" ds:itemID="{23573660-FE3A-4463-827C-CAE2430F8500}">
   <ds:schemaRefs>
     <ds:schemaRef ds:uri="http://schemas.microsoft.com/office/2006/metadata/contentType"/>
@@ -4186,10 +4254,20 @@
 </ds:datastoreItem>
 </file>
 
+<file path=customXml/itemProps3.xml><?xml version="1.0" encoding="utf-8"?>
+<ds:datastoreItem xmlns:ds="http://schemas.openxmlformats.org/officeDocument/2006/customXml" ds:itemID="{B550BB7C-2FBC-4612-9ECE-2EA076035D14}">
+  <ds:schemaRefs>
+    <ds:schemaRef ds:uri="http://schemas.microsoft.com/office/2006/metadata/properties"/>
+    <ds:schemaRef ds:uri="http://schemas.microsoft.com/office/infopath/2007/PartnerControls"/>
+    <ds:schemaRef ds:uri="71af3243-3dd4-4a8d-8c0d-dd76da1f02a5"/>
+  </ds:schemaRefs>
+</ds:datastoreItem>
+</file>
+
 <file path=customXml/itemProps4.xml><?xml version="1.0" encoding="utf-8"?>
-<ds:datastoreItem xmlns:ds="http://schemas.openxmlformats.org/officeDocument/2006/customXml" ds:itemID="{15FB23E4-45D6-411F-89ED-62A8EB1B1927}">
+<ds:datastoreItem xmlns:ds="http://schemas.openxmlformats.org/officeDocument/2006/customXml" ds:itemID="{BEA6D05B-AD60-405F-B8DB-FC61ABCDF8E2}">
   <ds:schemaRefs>
-    <ds:schemaRef ds:uri="http://schemas.openxmlformats.org/officeDocument/2006/bibliography"/>
+    <ds:schemaRef ds:uri="http://schemas.microsoft.com/sharepoint/v3/contenttype/forms"/>
   </ds:schemaRefs>
 </ds:datastoreItem>
 </file>
--- a/pesaje/analytica/Report/PrintLoteGuiaRecepcion.docx
+++ b/pesaje/analytica/Report/PrintLoteGuiaRecepcion.docx
@@ -248,7 +248,39 @@
                 <w:caps/>
                 <w:noProof/>
               </w:rPr>
-              <w:t>REPRESENTANTE/PROVEEDOR</w:t>
+              <w:fldChar w:fldCharType="begin"/>
+            </w:r>
+            <w:r>
+              <w:rPr>
+                <w:rFonts w:ascii="Arial" w:hAnsi="Arial" w:cs="Arial"/>
+                <w:caps/>
+                <w:noProof/>
+              </w:rPr>
+              <w:instrText xml:space="preserve"> MERGEFIELD  tipo_representante  \* MERGEFORMAT </w:instrText>
+            </w:r>
+            <w:r>
+              <w:rPr>
+                <w:rFonts w:ascii="Arial" w:hAnsi="Arial" w:cs="Arial"/>
+                <w:caps/>
+                <w:noProof/>
+              </w:rPr>
+              <w:fldChar w:fldCharType="separate"/>
+            </w:r>
+            <w:r>
+              <w:rPr>
+                <w:rFonts w:ascii="Arial" w:hAnsi="Arial" w:cs="Arial"/>
+                <w:caps/>
+                <w:noProof/>
+              </w:rPr>
+              <w:t>«tipo_representante»</w:t>
+            </w:r>
+            <w:r>
+              <w:rPr>
+                <w:rFonts w:ascii="Arial" w:hAnsi="Arial" w:cs="Arial"/>
+                <w:caps/>
+                <w:noProof/>
+              </w:rPr>
+              <w:fldChar w:fldCharType="end"/>
             </w:r>
             <w:r>
               <w:rPr>
@@ -1570,12 +1602,48 @@
           </w:tcPr>
           <w:p>
             <w:pPr>
+              <w:jc w:val="center"/>
               <w:rPr>
                 <w:noProof/>
               </w:rPr>
             </w:pPr>
             <w:r>
-              <w:t xml:space="preserve">                                                                              REPRESENTANTE/PROVEEDOR</w:t>
+              <w:rPr>
+                <w:rFonts w:ascii="Arial" w:hAnsi="Arial" w:cs="Arial"/>
+                <w:caps/>
+                <w:noProof/>
+              </w:rPr>
+              <w:fldChar w:fldCharType="begin"/>
+            </w:r>
+            <w:r>
+              <w:rPr>
+                <w:rFonts w:ascii="Arial" w:hAnsi="Arial" w:cs="Arial"/>
+                <w:noProof/>
+              </w:rPr>
+              <w:instrText xml:space="preserve"> MERGEFIELD  nom_conductor  \* MERGEFORMAT </w:instrText>
+            </w:r>
+            <w:r>
+              <w:rPr>
+                <w:rFonts w:ascii="Arial" w:hAnsi="Arial" w:cs="Arial"/>
+                <w:caps/>
+                <w:noProof/>
+              </w:rPr>
+              <w:fldChar w:fldCharType="separate"/>
+            </w:r>
+            <w:r>
+              <w:rPr>
+                <w:rFonts w:ascii="Arial" w:hAnsi="Arial" w:cs="Arial"/>
+                <w:noProof/>
+              </w:rPr>
+              <w:t>«nom_conductor»</w:t>
+            </w:r>
+            <w:r>
+              <w:rPr>
+                <w:rFonts w:ascii="Arial" w:hAnsi="Arial" w:cs="Arial"/>
+                <w:caps/>
+                <w:noProof/>
+              </w:rPr>
+              <w:fldChar w:fldCharType="end"/>
             </w:r>
           </w:p>
         </w:tc>
@@ -1676,8 +1744,12 @@
       </w:pPr>
     </w:p>
     <w:sectPr>
-      <w:footerReference w:type="default" r:id="rId11"/>
-      <w:footerReference w:type="first" r:id="rId12"/>
+      <w:headerReference w:type="even" r:id="rId11"/>
+      <w:headerReference w:type="default" r:id="rId12"/>
+      <w:footerReference w:type="even" r:id="rId13"/>
+      <w:footerReference w:type="default" r:id="rId14"/>
+      <w:headerReference w:type="first" r:id="rId15"/>
+      <w:footerReference w:type="first" r:id="rId16"/>
       <w:pgSz w:w="11906" w:h="8391" w:orient="landscape" w:code="11"/>
       <w:pgMar w:top="340" w:right="709" w:bottom="340" w:left="357" w:header="862" w:footer="303" w:gutter="0"/>
       <w:cols w:space="720"/>
@@ -1716,6 +1788,16 @@
 </file>
 
 <file path=word/footer1.xml><?xml version="1.0" encoding="utf-8"?>
+<w:ftr xmlns:wpc="http://schemas.microsoft.com/office/word/2010/wordprocessingCanvas" xmlns:cx="http://schemas.microsoft.com/office/drawing/2014/chartex" xmlns:cx1="http://schemas.microsoft.com/office/drawing/2015/9/8/chartex" xmlns:cx2="http://schemas.microsoft.com/office/drawing/2015/10/21/chartex" xmlns:cx3="http://schemas.microsoft.com/office/drawing/2016/5/9/chartex" xmlns:cx4="http://schemas.microsoft.com/office/drawing/2016/5/10/chartex" xmlns:cx5="http://schemas.microsoft.com/office/drawing/2016/5/11/chartex" xmlns:cx6="http://schemas.microsoft.com/office/drawing/2016/5/12/chartex" xmlns:cx7="http://schemas.microsoft.com/office/drawing/2016/5/13/chartex" xmlns:cx8="http://schemas.microsoft.com/office/drawing/2016/5/14/chartex" xmlns:mc="http://schemas.openxmlformats.org/markup-compatibility/2006" xmlns:aink="http://schemas.microsoft.com/office/drawing/2016/ink" xmlns:am3d="http://schemas.microsoft.com/office/drawing/2017/model3d" xmlns:o="urn:schemas-microsoft-com:office:office" xmlns:oel="http://schemas.microsoft.com/office/2019/extlst" xmlns:r="http://schemas.openxmlformats.org/officeDocument/2006/relationships" xmlns:m="http://schemas.openxmlformats.org/officeDocument/2006/math" xmlns:v="urn:schemas-microsoft-com:vml" xmlns:wp14="http://schemas.microsoft.com/office/word/2010/wordprocessingDrawing" xmlns:wp="http://schemas.openxmlformats.org/drawingml/2006/wordprocessingDrawing" xmlns:w10="urn:schemas-microsoft-com:office:word" xmlns:w="http://schemas.openxmlformats.org/wordprocessingml/2006/main" xmlns:w14="http://schemas.microsoft.com/office/word/2010/wordml" xmlns:w15="http://schemas.microsoft.com/office/word/2012/wordml" xmlns:w16cex="http://schemas.microsoft.com/office/word/2018/wordml/cex" xmlns:w16cid="http://schemas.microsoft.com/office/word/2016/wordml/cid" xmlns:w16="http://schemas.microsoft.com/office/word/2018/wordml" xmlns:w16du="http://schemas.microsoft.com/office/word/2023/wordml/word16du" xmlns:w16sdtdh="http://schemas.microsoft.com/office/word/2020/wordml/sdtdatahash" xmlns:w16sdtfl="http://schemas.microsoft.com/office/word/2024/wordml/sdtformatlock" xmlns:w16se="http://schemas.microsoft.com/office/word/2015/wordml/symex" xmlns:wpg="http://schemas.microsoft.com/office/word/2010/wordprocessingGroup" xmlns:wpi="http://schemas.microsoft.com/office/word/2010/wordprocessingInk" xmlns:wne="http://schemas.microsoft.com/office/word/2006/wordml" xmlns:wps="http://schemas.microsoft.com/office/word/2010/wordprocessingShape" mc:Ignorable="w14 w15 w16se w16cid w16 w16cex w16sdtdh w16sdtfl w16du wp14">
+  <w:p>
+    <w:pPr>
+      <w:pStyle w:val="Piedepgina"/>
+    </w:pPr>
+  </w:p>
+</w:ftr>
+</file>
+
+<file path=word/footer2.xml><?xml version="1.0" encoding="utf-8"?>
 <w:ftr xmlns:wpc="http://schemas.microsoft.com/office/word/2010/wordprocessingCanvas" xmlns:cx="http://schemas.microsoft.com/office/drawing/2014/chartex" xmlns:cx1="http://schemas.microsoft.com/office/drawing/2015/9/8/chartex" xmlns:cx2="http://schemas.microsoft.com/office/drawing/2015/10/21/chartex" xmlns:cx3="http://schemas.microsoft.com/office/drawing/2016/5/9/chartex" xmlns:cx4="http://schemas.microsoft.com/office/drawing/2016/5/10/chartex" xmlns:cx5="http://schemas.microsoft.com/office/drawing/2016/5/11/chartex" xmlns:cx6="http://schemas.microsoft.com/office/drawing/2016/5/12/chartex" xmlns:cx7="http://schemas.microsoft.com/office/drawing/2016/5/13/chartex" xmlns:cx8="http://schemas.microsoft.com/office/drawing/2016/5/14/chartex" xmlns:mc="http://schemas.openxmlformats.org/markup-compatibility/2006" xmlns:aink="http://schemas.microsoft.com/office/drawing/2016/ink" xmlns:am3d="http://schemas.microsoft.com/office/drawing/2017/model3d" xmlns:o="urn:schemas-microsoft-com:office:office" xmlns:oel="http://schemas.microsoft.com/office/2019/extlst" xmlns:r="http://schemas.openxmlformats.org/officeDocument/2006/relationships" xmlns:m="http://schemas.openxmlformats.org/officeDocument/2006/math" xmlns:v="urn:schemas-microsoft-com:vml" xmlns:wp14="http://schemas.microsoft.com/office/word/2010/wordprocessingDrawing" xmlns:wp="http://schemas.openxmlformats.org/drawingml/2006/wordprocessingDrawing" xmlns:w10="urn:schemas-microsoft-com:office:word" xmlns:w="http://schemas.openxmlformats.org/wordprocessingml/2006/main" xmlns:w14="http://schemas.microsoft.com/office/word/2010/wordml" xmlns:w15="http://schemas.microsoft.com/office/word/2012/wordml" xmlns:w16cex="http://schemas.microsoft.com/office/word/2018/wordml/cex" xmlns:w16cid="http://schemas.microsoft.com/office/word/2016/wordml/cid" xmlns:w16="http://schemas.microsoft.com/office/word/2018/wordml" xmlns:w16du="http://schemas.microsoft.com/office/word/2023/wordml/word16du" xmlns:w16sdtdh="http://schemas.microsoft.com/office/word/2020/wordml/sdtdatahash" xmlns:w16sdtfl="http://schemas.microsoft.com/office/word/2024/wordml/sdtformatlock" xmlns:w16se="http://schemas.microsoft.com/office/word/2015/wordml/symex" xmlns:wpg="http://schemas.microsoft.com/office/word/2010/wordprocessingGroup" xmlns:wpi="http://schemas.microsoft.com/office/word/2010/wordprocessingInk" xmlns:wne="http://schemas.microsoft.com/office/word/2006/wordml" xmlns:wps="http://schemas.microsoft.com/office/word/2010/wordprocessingShape" mc:Ignorable="w14 w15 w16se w16cid w16 w16cex w16sdtdh w16sdtfl w16du wp14">
   <w:p>
     <w:pPr>
@@ -1780,7 +1862,7 @@
 </w:ftr>
 </file>
 
-<file path=word/footer2.xml><?xml version="1.0" encoding="utf-8"?>
+<file path=word/footer3.xml><?xml version="1.0" encoding="utf-8"?>
 <w:ftr xmlns:wpc="http://schemas.microsoft.com/office/word/2010/wordprocessingCanvas" xmlns:cx="http://schemas.microsoft.com/office/drawing/2014/chartex" xmlns:cx1="http://schemas.microsoft.com/office/drawing/2015/9/8/chartex" xmlns:cx2="http://schemas.microsoft.com/office/drawing/2015/10/21/chartex" xmlns:cx3="http://schemas.microsoft.com/office/drawing/2016/5/9/chartex" xmlns:cx4="http://schemas.microsoft.com/office/drawing/2016/5/10/chartex" xmlns:cx5="http://schemas.microsoft.com/office/drawing/2016/5/11/chartex" xmlns:cx6="http://schemas.microsoft.com/office/drawing/2016/5/12/chartex" xmlns:cx7="http://schemas.microsoft.com/office/drawing/2016/5/13/chartex" xmlns:cx8="http://schemas.microsoft.com/office/drawing/2016/5/14/chartex" xmlns:mc="http://schemas.openxmlformats.org/markup-compatibility/2006" xmlns:aink="http://schemas.microsoft.com/office/drawing/2016/ink" xmlns:am3d="http://schemas.microsoft.com/office/drawing/2017/model3d" xmlns:o="urn:schemas-microsoft-com:office:office" xmlns:oel="http://schemas.microsoft.com/office/2019/extlst" xmlns:r="http://schemas.openxmlformats.org/officeDocument/2006/relationships" xmlns:m="http://schemas.openxmlformats.org/officeDocument/2006/math" xmlns:v="urn:schemas-microsoft-com:vml" xmlns:wp14="http://schemas.microsoft.com/office/word/2010/wordprocessingDrawing" xmlns:wp="http://schemas.openxmlformats.org/drawingml/2006/wordprocessingDrawing" xmlns:w10="urn:schemas-microsoft-com:office:word" xmlns:w="http://schemas.openxmlformats.org/wordprocessingml/2006/main" xmlns:w14="http://schemas.microsoft.com/office/word/2010/wordml" xmlns:w15="http://schemas.microsoft.com/office/word/2012/wordml" xmlns:w16cex="http://schemas.microsoft.com/office/word/2018/wordml/cex" xmlns:w16cid="http://schemas.microsoft.com/office/word/2016/wordml/cid" xmlns:w16="http://schemas.microsoft.com/office/word/2018/wordml" xmlns:w16du="http://schemas.microsoft.com/office/word/2023/wordml/word16du" xmlns:w16sdtdh="http://schemas.microsoft.com/office/word/2020/wordml/sdtdatahash" xmlns:w16sdtfl="http://schemas.microsoft.com/office/word/2024/wordml/sdtformatlock" xmlns:w16se="http://schemas.microsoft.com/office/word/2015/wordml/symex" xmlns:wpg="http://schemas.microsoft.com/office/word/2010/wordprocessingGroup" xmlns:wpi="http://schemas.microsoft.com/office/word/2010/wordprocessingInk" xmlns:wne="http://schemas.microsoft.com/office/word/2006/wordml" xmlns:wps="http://schemas.microsoft.com/office/word/2010/wordprocessingShape" mc:Ignorable="w14 w15 w16se w16cid w16 w16cex w16sdtdh w16sdtfl w16du wp14">
   <w:tbl>
     <w:tblPr>
@@ -1991,14 +2073,6 @@
                           <w:pPr>
                             <w:spacing w:line="120" w:lineRule="auto"/>
                           </w:pPr>
-                          <w:r>
-                            <w:rPr>
-                              <w:color w:val="FF0000"/>
-                              <w:sz w:val="18"/>
-                              <w:szCs w:val="18"/>
-                            </w:rPr>
-                            <w:t>Presentar esta hoja de pesaje para la liquidación</w:t>
-                          </w:r>
                         </w:p>
                       </w:txbxContent>
                     </wps:txbx>
@@ -2030,14 +2104,6 @@
                     <w:pPr>
                       <w:spacing w:line="120" w:lineRule="auto"/>
                     </w:pPr>
-                    <w:r>
-                      <w:rPr>
-                        <w:color w:val="FF0000"/>
-                        <w:sz w:val="18"/>
-                        <w:szCs w:val="18"/>
-                      </w:rPr>
-                      <w:t>Presentar esta hoja de pesaje para la liquidación</w:t>
-                    </w:r>
                   </w:p>
                 </w:txbxContent>
               </v:textbox>
@@ -2076,6 +2142,36 @@
     <w:p/>
   </w:footnote>
 </w:footnotes>
+</file>
+
+<file path=word/header1.xml><?xml version="1.0" encoding="utf-8"?>
+<w:hdr xmlns:wpc="http://schemas.microsoft.com/office/word/2010/wordprocessingCanvas" xmlns:cx="http://schemas.microsoft.com/office/drawing/2014/chartex" xmlns:cx1="http://schemas.microsoft.com/office/drawing/2015/9/8/chartex" xmlns:cx2="http://schemas.microsoft.com/office/drawing/2015/10/21/chartex" xmlns:cx3="http://schemas.microsoft.com/office/drawing/2016/5/9/chartex" xmlns:cx4="http://schemas.microsoft.com/office/drawing/2016/5/10/chartex" xmlns:cx5="http://schemas.microsoft.com/office/drawing/2016/5/11/chartex" xmlns:cx6="http://schemas.microsoft.com/office/drawing/2016/5/12/chartex" xmlns:cx7="http://schemas.microsoft.com/office/drawing/2016/5/13/chartex" xmlns:cx8="http://schemas.microsoft.com/office/drawing/2016/5/14/chartex" xmlns:mc="http://schemas.openxmlformats.org/markup-compatibility/2006" xmlns:aink="http://schemas.microsoft.com/office/drawing/2016/ink" xmlns:am3d="http://schemas.microsoft.com/office/drawing/2017/model3d" xmlns:o="urn:schemas-microsoft-com:office:office" xmlns:oel="http://schemas.microsoft.com/office/2019/extlst" xmlns:r="http://schemas.openxmlformats.org/officeDocument/2006/relationships" xmlns:m="http://schemas.openxmlformats.org/officeDocument/2006/math" xmlns:v="urn:schemas-microsoft-com:vml" xmlns:wp14="http://schemas.microsoft.com/office/word/2010/wordprocessingDrawing" xmlns:wp="http://schemas.openxmlformats.org/drawingml/2006/wordprocessingDrawing" xmlns:w10="urn:schemas-microsoft-com:office:word" xmlns:w="http://schemas.openxmlformats.org/wordprocessingml/2006/main" xmlns:w14="http://schemas.microsoft.com/office/word/2010/wordml" xmlns:w15="http://schemas.microsoft.com/office/word/2012/wordml" xmlns:w16cex="http://schemas.microsoft.com/office/word/2018/wordml/cex" xmlns:w16cid="http://schemas.microsoft.com/office/word/2016/wordml/cid" xmlns:w16="http://schemas.microsoft.com/office/word/2018/wordml" xmlns:w16du="http://schemas.microsoft.com/office/word/2023/wordml/word16du" xmlns:w16sdtdh="http://schemas.microsoft.com/office/word/2020/wordml/sdtdatahash" xmlns:w16sdtfl="http://schemas.microsoft.com/office/word/2024/wordml/sdtformatlock" xmlns:w16se="http://schemas.microsoft.com/office/word/2015/wordml/symex" xmlns:wpg="http://schemas.microsoft.com/office/word/2010/wordprocessingGroup" xmlns:wpi="http://schemas.microsoft.com/office/word/2010/wordprocessingInk" xmlns:wne="http://schemas.microsoft.com/office/word/2006/wordml" xmlns:wps="http://schemas.microsoft.com/office/word/2010/wordprocessingShape" mc:Ignorable="w14 w15 w16se w16cid w16 w16cex w16sdtdh w16sdtfl w16du wp14">
+  <w:p>
+    <w:pPr>
+      <w:pStyle w:val="Encabezado"/>
+    </w:pPr>
+  </w:p>
+</w:hdr>
+</file>
+
+<file path=word/header2.xml><?xml version="1.0" encoding="utf-8"?>
+<w:hdr xmlns:wpc="http://schemas.microsoft.com/office/word/2010/wordprocessingCanvas" xmlns:cx="http://schemas.microsoft.com/office/drawing/2014/chartex" xmlns:cx1="http://schemas.microsoft.com/office/drawing/2015/9/8/chartex" xmlns:cx2="http://schemas.microsoft.com/office/drawing/2015/10/21/chartex" xmlns:cx3="http://schemas.microsoft.com/office/drawing/2016/5/9/chartex" xmlns:cx4="http://schemas.microsoft.com/office/drawing/2016/5/10/chartex" xmlns:cx5="http://schemas.microsoft.com/office/drawing/2016/5/11/chartex" xmlns:cx6="http://schemas.microsoft.com/office/drawing/2016/5/12/chartex" xmlns:cx7="http://schemas.microsoft.com/office/drawing/2016/5/13/chartex" xmlns:cx8="http://schemas.microsoft.com/office/drawing/2016/5/14/chartex" xmlns:mc="http://schemas.openxmlformats.org/markup-compatibility/2006" xmlns:aink="http://schemas.microsoft.com/office/drawing/2016/ink" xmlns:am3d="http://schemas.microsoft.com/office/drawing/2017/model3d" xmlns:o="urn:schemas-microsoft-com:office:office" xmlns:oel="http://schemas.microsoft.com/office/2019/extlst" xmlns:r="http://schemas.openxmlformats.org/officeDocument/2006/relationships" xmlns:m="http://schemas.openxmlformats.org/officeDocument/2006/math" xmlns:v="urn:schemas-microsoft-com:vml" xmlns:wp14="http://schemas.microsoft.com/office/word/2010/wordprocessingDrawing" xmlns:wp="http://schemas.openxmlformats.org/drawingml/2006/wordprocessingDrawing" xmlns:w10="urn:schemas-microsoft-com:office:word" xmlns:w="http://schemas.openxmlformats.org/wordprocessingml/2006/main" xmlns:w14="http://schemas.microsoft.com/office/word/2010/wordml" xmlns:w15="http://schemas.microsoft.com/office/word/2012/wordml" xmlns:w16cex="http://schemas.microsoft.com/office/word/2018/wordml/cex" xmlns:w16cid="http://schemas.microsoft.com/office/word/2016/wordml/cid" xmlns:w16="http://schemas.microsoft.com/office/word/2018/wordml" xmlns:w16du="http://schemas.microsoft.com/office/word/2023/wordml/word16du" xmlns:w16sdtdh="http://schemas.microsoft.com/office/word/2020/wordml/sdtdatahash" xmlns:w16sdtfl="http://schemas.microsoft.com/office/word/2024/wordml/sdtformatlock" xmlns:w16se="http://schemas.microsoft.com/office/word/2015/wordml/symex" xmlns:wpg="http://schemas.microsoft.com/office/word/2010/wordprocessingGroup" xmlns:wpi="http://schemas.microsoft.com/office/word/2010/wordprocessingInk" xmlns:wne="http://schemas.microsoft.com/office/word/2006/wordml" xmlns:wps="http://schemas.microsoft.com/office/word/2010/wordprocessingShape" mc:Ignorable="w14 w15 w16se w16cid w16 w16cex w16sdtdh w16sdtfl w16du wp14">
+  <w:p>
+    <w:pPr>
+      <w:pStyle w:val="Encabezado"/>
+    </w:pPr>
+  </w:p>
+</w:hdr>
+</file>
+
+<file path=word/header3.xml><?xml version="1.0" encoding="utf-8"?>
+<w:hdr xmlns:wpc="http://schemas.microsoft.com/office/word/2010/wordprocessingCanvas" xmlns:cx="http://schemas.microsoft.com/office/drawing/2014/chartex" xmlns:cx1="http://schemas.microsoft.com/office/drawing/2015/9/8/chartex" xmlns:cx2="http://schemas.microsoft.com/office/drawing/2015/10/21/chartex" xmlns:cx3="http://schemas.microsoft.com/office/drawing/2016/5/9/chartex" xmlns:cx4="http://schemas.microsoft.com/office/drawing/2016/5/10/chartex" xmlns:cx5="http://schemas.microsoft.com/office/drawing/2016/5/11/chartex" xmlns:cx6="http://schemas.microsoft.com/office/drawing/2016/5/12/chartex" xmlns:cx7="http://schemas.microsoft.com/office/drawing/2016/5/13/chartex" xmlns:cx8="http://schemas.microsoft.com/office/drawing/2016/5/14/chartex" xmlns:mc="http://schemas.openxmlformats.org/markup-compatibility/2006" xmlns:aink="http://schemas.microsoft.com/office/drawing/2016/ink" xmlns:am3d="http://schemas.microsoft.com/office/drawing/2017/model3d" xmlns:o="urn:schemas-microsoft-com:office:office" xmlns:oel="http://schemas.microsoft.com/office/2019/extlst" xmlns:r="http://schemas.openxmlformats.org/officeDocument/2006/relationships" xmlns:m="http://schemas.openxmlformats.org/officeDocument/2006/math" xmlns:v="urn:schemas-microsoft-com:vml" xmlns:wp14="http://schemas.microsoft.com/office/word/2010/wordprocessingDrawing" xmlns:wp="http://schemas.openxmlformats.org/drawingml/2006/wordprocessingDrawing" xmlns:w10="urn:schemas-microsoft-com:office:word" xmlns:w="http://schemas.openxmlformats.org/wordprocessingml/2006/main" xmlns:w14="http://schemas.microsoft.com/office/word/2010/wordml" xmlns:w15="http://schemas.microsoft.com/office/word/2012/wordml" xmlns:w16cex="http://schemas.microsoft.com/office/word/2018/wordml/cex" xmlns:w16cid="http://schemas.microsoft.com/office/word/2016/wordml/cid" xmlns:w16="http://schemas.microsoft.com/office/word/2018/wordml" xmlns:w16du="http://schemas.microsoft.com/office/word/2023/wordml/word16du" xmlns:w16sdtdh="http://schemas.microsoft.com/office/word/2020/wordml/sdtdatahash" xmlns:w16sdtfl="http://schemas.microsoft.com/office/word/2024/wordml/sdtformatlock" xmlns:w16se="http://schemas.microsoft.com/office/word/2015/wordml/symex" xmlns:wpg="http://schemas.microsoft.com/office/word/2010/wordprocessingGroup" xmlns:wpi="http://schemas.microsoft.com/office/word/2010/wordprocessingInk" xmlns:wne="http://schemas.microsoft.com/office/word/2006/wordml" xmlns:wps="http://schemas.microsoft.com/office/word/2010/wordprocessingShape" mc:Ignorable="w14 w15 w16se w16cid w16 w16cex w16sdtdh w16sdtfl w16du wp14">
+  <w:p>
+    <w:pPr>
+      <w:pStyle w:val="Encabezado"/>
+    </w:pPr>
+  </w:p>
+</w:hdr>
 </file>
 
 <file path=word/numbering.xml><?xml version="1.0" encoding="utf-8"?>
@@ -3996,10 +4092,19 @@
 </file>
 
 <file path=customXml/item1.xml><?xml version="1.0" encoding="utf-8"?>
+<?mso-contentType ?>
+<FormTemplates xmlns="http://schemas.microsoft.com/sharepoint/v3/contenttype/forms">
+  <Display>DocumentLibraryForm</Display>
+  <Edit>DocumentLibraryForm</Edit>
+  <New>DocumentLibraryForm</New>
+</FormTemplates>
+</file>
+
+<file path=customXml/item2.xml><?xml version="1.0" encoding="utf-8"?>
 <b:Sources xmlns:b="http://schemas.openxmlformats.org/officeDocument/2006/bibliography" xmlns="http://schemas.openxmlformats.org/officeDocument/2006/bibliography" SelectedStyle="\APASixthEditionOfficeOnline.xsl" StyleName="APA" Version="6"/>
 </file>
 
-<file path=customXml/item2.xml><?xml version="1.0" encoding="utf-8"?>
+<file path=customXml/item3.xml><?xml version="1.0" encoding="utf-8"?>
 <ct:contentTypeSchema xmlns:ct="http://schemas.microsoft.com/office/2006/metadata/contentType" xmlns:ma="http://schemas.microsoft.com/office/2006/metadata/properties/metaAttributes" ct:_="" ma:_="" ma:contentTypeName="Document" ma:contentTypeID="0x01010079F111ED35F8CC479449609E8A0923A6" ma:contentTypeVersion="11" ma:contentTypeDescription="Create a new document." ma:contentTypeScope="" ma:versionID="1c2eb7a32e66fb6e4260f3771546a5e2">
   <xsd:schema xmlns:xsd="http://www.w3.org/2001/XMLSchema" xmlns:xs="http://www.w3.org/2001/XMLSchema" xmlns:p="http://schemas.microsoft.com/office/2006/metadata/properties" xmlns:ns2="71af3243-3dd4-4a8d-8c0d-dd76da1f02a5" xmlns:ns3="16c05727-aa75-4e4a-9b5f-8a80a1165891" targetNamespace="http://schemas.microsoft.com/office/2006/metadata/properties" ma:root="true" ma:fieldsID="04e1f6479c48b08974ba73b5ca973489" ns2:_="" ns3:_="">
     <xsd:import namespace="71af3243-3dd4-4a8d-8c0d-dd76da1f02a5"/>
@@ -4210,7 +4315,7 @@
 </ct:contentTypeSchema>
 </file>
 
-<file path=customXml/item3.xml><?xml version="1.0" encoding="utf-8"?>
+<file path=customXml/item4.xml><?xml version="1.0" encoding="utf-8"?>
 <p:properties xmlns:p="http://schemas.microsoft.com/office/2006/metadata/properties" xmlns:xsi="http://www.w3.org/2001/XMLSchema-instance" xmlns:pc="http://schemas.microsoft.com/office/infopath/2007/PartnerControls">
   <documentManagement>
     <MediaServiceKeyPoints xmlns="71af3243-3dd4-4a8d-8c0d-dd76da1f02a5" xsi:nil="true"/>
@@ -4218,16 +4323,15 @@
 </p:properties>
 </file>
 
-<file path=customXml/item4.xml><?xml version="1.0" encoding="utf-8"?>
-<?mso-contentType ?>
-<FormTemplates xmlns="http://schemas.microsoft.com/sharepoint/v3/contenttype/forms">
-  <Display>DocumentLibraryForm</Display>
-  <Edit>DocumentLibraryForm</Edit>
-  <New>DocumentLibraryForm</New>
-</FormTemplates>
+<file path=customXml/itemProps1.xml><?xml version="1.0" encoding="utf-8"?>
+<ds:datastoreItem xmlns:ds="http://schemas.openxmlformats.org/officeDocument/2006/customXml" ds:itemID="{BEA6D05B-AD60-405F-B8DB-FC61ABCDF8E2}">
+  <ds:schemaRefs>
+    <ds:schemaRef ds:uri="http://schemas.microsoft.com/sharepoint/v3/contenttype/forms"/>
+  </ds:schemaRefs>
+</ds:datastoreItem>
 </file>
 
-<file path=customXml/itemProps1.xml><?xml version="1.0" encoding="utf-8"?>
+<file path=customXml/itemProps2.xml><?xml version="1.0" encoding="utf-8"?>
 <ds:datastoreItem xmlns:ds="http://schemas.openxmlformats.org/officeDocument/2006/customXml" ds:itemID="{15FB23E4-45D6-411F-89ED-62A8EB1B1927}">
   <ds:schemaRefs>
     <ds:schemaRef ds:uri="http://schemas.openxmlformats.org/officeDocument/2006/bibliography"/>
@@ -4235,7 +4339,7 @@
 </ds:datastoreItem>
 </file>
 
-<file path=customXml/itemProps2.xml><?xml version="1.0" encoding="utf-8"?>
+<file path=customXml/itemProps3.xml><?xml version="1.0" encoding="utf-8"?>
 <ds:datastoreItem xmlns:ds="http://schemas.openxmlformats.org/officeDocument/2006/customXml" ds:itemID="{23573660-FE3A-4463-827C-CAE2430F8500}">
   <ds:schemaRefs>
     <ds:schemaRef ds:uri="http://schemas.microsoft.com/office/2006/metadata/contentType"/>
@@ -4254,7 +4358,7 @@
 </ds:datastoreItem>
 </file>
 
-<file path=customXml/itemProps3.xml><?xml version="1.0" encoding="utf-8"?>
+<file path=customXml/itemProps4.xml><?xml version="1.0" encoding="utf-8"?>
 <ds:datastoreItem xmlns:ds="http://schemas.openxmlformats.org/officeDocument/2006/customXml" ds:itemID="{B550BB7C-2FBC-4612-9ECE-2EA076035D14}">
   <ds:schemaRefs>
     <ds:schemaRef ds:uri="http://schemas.microsoft.com/office/2006/metadata/properties"/>
@@ -4262,12 +4366,4 @@
     <ds:schemaRef ds:uri="71af3243-3dd4-4a8d-8c0d-dd76da1f02a5"/>
   </ds:schemaRefs>
 </ds:datastoreItem>
-</file>
-
-<file path=customXml/itemProps4.xml><?xml version="1.0" encoding="utf-8"?>
-<ds:datastoreItem xmlns:ds="http://schemas.openxmlformats.org/officeDocument/2006/customXml" ds:itemID="{BEA6D05B-AD60-405F-B8DB-FC61ABCDF8E2}">
-  <ds:schemaRefs>
-    <ds:schemaRef ds:uri="http://schemas.microsoft.com/sharepoint/v3/contenttype/forms"/>
-  </ds:schemaRefs>
-</ds:datastoreItem>
 </file>